--- a/papers_manuscript/paper.docx
+++ b/papers_manuscript/paper.docx
@@ -7,7 +7,7 @@
         <w:pStyle w:val="Title"/>
       </w:pPr>
       <w:r>
-        <w:t xml:space="preserve">The Kernel Trick in Corporate Finance: Using Support Vector Regression for Free Cash Flow Forecasting and Intrinsic Valuation in Nepal</w:t>
+        <w:t xml:space="preserve">Beyond Static DCF: Machine Learning-Enhanced Free Cash Flow Forecasting and Equity Valuation in Nepal’s Hydropower Sector</w:t>
       </w:r>
     </w:p>
     <w:p>
@@ -15,7 +15,39 @@
         <w:pStyle w:val="Author"/>
       </w:pPr>
       <w:r>
-        <w:t xml:space="preserve">Anonymous Authors</w:t>
+        <w:t xml:space="preserve">Saurav Nepal* (saurav.nepal@heraldcollege.edu.np)</w:t>
+      </w:r>
+    </w:p>
+    <w:p>
+      <w:pPr>
+        <w:pStyle w:val="Author"/>
+      </w:pPr>
+      <w:r>
+        <w:t xml:space="preserve">Anish Khatiwoda (anish.khatiwada@heraldcollege.edu.np)</w:t>
+      </w:r>
+    </w:p>
+    <w:p>
+      <w:pPr>
+        <w:pStyle w:val="Author"/>
+      </w:pPr>
+      <w:r>
+        <w:t xml:space="preserve">Ishma Rai (ishma.rai@heraldcollege.edu.np)</w:t>
+      </w:r>
+    </w:p>
+    <w:p>
+      <w:pPr>
+        <w:pStyle w:val="Author"/>
+      </w:pPr>
+      <w:r>
+        <w:t xml:space="preserve">Rakhee Pandey (rakhee.pandey@heraldcollege.edu.np)</w:t>
+      </w:r>
+    </w:p>
+    <w:p>
+      <w:pPr>
+        <w:pStyle w:val="Author"/>
+      </w:pPr>
+      <w:r>
+        <w:t xml:space="preserve">*Corresponding Author. Affiliation: Herald College</w:t>
       </w:r>
     </w:p>
     <w:p>
@@ -23,23 +55,37 @@
         <w:pStyle w:val="Date"/>
       </w:pPr>
       <w:r>
-        <w:t xml:space="preserve">2026-07-03</w:t>
-      </w:r>
-    </w:p>
-    <w:p>
-      <w:pPr>
-        <w:pStyle w:val="AbstractTitle"/>
-      </w:pPr>
-      <w:r>
+        <w:t xml:space="preserve">July 7, 2026</w:t>
+      </w:r>
+    </w:p>
+    <w:p>
+      <w:pPr>
+        <w:pStyle w:val="FirstParagraph"/>
+      </w:pPr>
+      <w:r>
+        <w:rPr>
+          <w:b/>
+          <w:bCs/>
+        </w:rPr>
         <w:t xml:space="preserve">Abstract</w:t>
       </w:r>
-    </w:p>
-    <w:p>
-      <w:pPr>
-        <w:pStyle w:val="Abstract"/>
-      </w:pPr>
-      <w:r>
-        <w:t xml:space="preserve">The accurate forecasting of Free Cash Flow to Firm (FCFF) is critical for intrinsic corporate valuation, yet traditional Discounted Cash Flow (DCF) models rely on static, linear assumptions that fail to capture the physical and macroeconomic volatility inherent in emerging market infrastructure. This study introduces a novel, data-driven framework for intrinsic valuation by applying Machine Learning (ML) algorithms to a 16-year panel dataset (2010–2025) of 105 Nepalese hydropower companies. We demonstrate that while tree-based algorithms (such as Random Forest and XGBoost) are prone to overfitting when confronted with the full spectrum of un-filtered macroeconomic data, Support Vector Regression (SVR) excels. By leveraging the Radial Basis Function (RBF) Kernel, SVR mathematically projected this noisy, 14-dimensional financial data into an infinite-dimensional space, drawing a robust forecasting hyperplane. Our tuned SVR model statistically outperformed traditional naive forecasting baselines across both the parametric paired t-test (</w:t>
+      <w:r>
+        <w:t xml:space="preserve"> </w:t>
+      </w:r>
+      <w:r>
+        <w:t xml:space="preserve">The accurate forecasting of Free Cash Flow to Firm (FCFF) is critical for intrinsic corporate valuation, yet traditional Discounted Cash Flow (DCF) models rely on static, linear assumptions that often fail to capture the physical and macroeconomic volatility inherent in emerging market infrastructure. This study introduces a data-driven framework for improving intrinsic valuation in data-scarce environments by forecasting fundamental cash flows for 105 Nepalese hydropower companies across a 16-year panel (2010–2025). To overcome the</w:t>
+      </w:r>
+      <w:r>
+        <w:t xml:space="preserve"> </w:t>
+      </w:r>
+      <w:r>
+        <w:t xml:space="preserve">“small sample problem”</w:t>
+      </w:r>
+      <w:r>
+        <w:t xml:space="preserve"> </w:t>
+      </w:r>
+      <w:r>
+        <w:t xml:space="preserve">and noise typical of frontier markets, we deploy advanced Machine Learning (ML) algorithms, discovering that Support Vector Regression (SVR) offers a more robust alternative to overfitting tree-based algorithms. Our tuned SVR model achieved lower forecasting errors than traditional naive baselines. In the normalized target growth-rate space upon which it was trained, the SVR achieved a Mean Absolute Error (MAE) of 15.8% versus the traditional baseline’s 20.8% (a ~24% relative improvement). When reconstructed into absolute currency, this translates to an average error of Rs 91,442 for SVR compared to Rs 96,114 for the baseline (a ~5% relative improvement); this compression in relative impact occurs because absolute rupee errors are naturally dominated by the immense scale of a few massive-capacity firms. These results demonstrated modest but robust statistical significance under the non-parametric Wilcoxon test (</w:t>
       </w:r>
       <m:oMath>
         <m:r>
@@ -49,40 +95,23 @@
           <m:rPr>
             <m:sty m:val="p"/>
           </m:rPr>
-          <m:t>=</m:t>
+          <m:t>&lt;</m:t>
         </m:r>
         <m:r>
-          <m:t>0.0757</m:t>
+          <m:t>0.001</m:t>
         </m:r>
       </m:oMath>
       <w:r>
-        <w:t xml:space="preserve">) and the robust non-parametric Wilcoxon signed-rank test (</w:t>
-      </w:r>
-      <m:oMath>
-        <m:r>
-          <m:t>p</m:t>
-        </m:r>
-        <m:r>
-          <m:rPr>
-            <m:sty m:val="p"/>
-          </m:rPr>
-          <m:t>=</m:t>
-        </m:r>
-        <m:r>
-          <m:t>0.0001</m:t>
-        </m:r>
-      </m:oMath>
-      <w:r>
-        <w:t xml:space="preserve">). Furthermore, to preserve Explainable AI (XAI) transparency within this non-linear "black-box" kernel, we employed Permutation Importance. This robust interpretability mechanism proved that the SVR model successfully learned the underlying physics of the sector—correctly identifying physical Plant Load Factor (PLF) and debt-servicing burdens as the primary constraints on cash flow, while rightfully ignoring macroeconomic "noise" like inflation. Finally, in the DCF Valuation stage, the SVR-derived intrinsic values successfully outperformed traditional flat-growth models, tracking the actual Nepal Stock Exchange (NEPSE) market capitalizations with a 3.42% higher degree of accuracy. This study proves that advanced non-linear kernel mathematics can successfully predict fundamental financial trajectories and intrinsic equity value in highly volatile emerging markets.</w:t>
+        <w:t xml:space="preserve">), subject to panel-dependence caveats. To preserve Explainable AI (XAI) transparency, we employed Permutation Importance with repeated sampling, which indicated the model relied heavily on Return on Assets (ROA), Working Capital, and Installed Capacity, rather than macroeconomic variables. Finally, in the empirical DCF Valuation stage, the SVR-derived intrinsic values modestly outperformed traditional flat-growth models, tracking actual Nepal Stock Exchange (NEPSE) market capitalizations with a 3.95% reduction in average valuation error (from Rs 5.73 Million to Rs 5.51 Million per company). This study provides evidence that algorithmic forecasting can serve as a highly practical supplementary tool for institutional investors attempting to price infrastructure equities in volatile frontier markets.</w:t>
       </w:r>
     </w:p>
     <w:bookmarkStart w:id="9" w:name="introduction"/>
     <w:p>
       <w:pPr>
-        <w:pStyle w:val="Heading1"/>
-      </w:pPr>
-      <w:r>
-        <w:t xml:space="preserve">Introduction</w:t>
+        <w:pStyle w:val="Heading2"/>
+      </w:pPr>
+      <w:r>
+        <w:t xml:space="preserve">1. Introduction</w:t>
       </w:r>
     </w:p>
     <w:p>
@@ -90,31 +119,7 @@
         <w:pStyle w:val="FirstParagraph"/>
       </w:pPr>
       <w:r>
-        <w:t xml:space="preserve">The accurate forecasting of Free Cash Flow to Firm (FCFF) remains the cornerstone of corporate valuation, project finance, and infrastructure investment</w:t>
-      </w:r>
-      <w:r>
-        <w:t xml:space="preserve"> </w:t>
-      </w:r>
-      <w:r>
-        <w:t xml:space="preserve">. Traditionally, financial analysts and institutional investors have relied heavily on the Discounted Cash Flow (DCF) model to derive the intrinsic equity value of a firm</w:t>
-      </w:r>
-      <w:r>
-        <w:t xml:space="preserve"> </w:t>
-      </w:r>
-      <w:r>
-        <w:t xml:space="preserve">. However, the traditional application of the DCF model typically projects historical cash flow growth in a linear, straight-line trajectory into the future. While mathematically foundational, this linear methodology suffers from a critical real-world flaw: it relies on static assumptions that completely fail to capture the complex, non-linear impacts of macroeconomic shocks, supply-chain constraints, and operational dynamics</w:t>
-      </w:r>
-      <w:r>
-        <w:t xml:space="preserve"> </w:t>
-      </w:r>
-      <w:r>
-        <w:t xml:space="preserve">. In highly capital-intensive and climate-dependent industries, such as hydropower, a static assumption of revenue growth cannot account for the sudden destruction of cash flow caused by interest rate spikes, inflation-driven operational expenditures, or volatile hydrological generation constraints</w:t>
-      </w:r>
-      <w:r>
-        <w:t xml:space="preserve"> </w:t>
-      </w:r>
-      <w:r>
-        <w:t xml:space="preserve">.</w:t>
+        <w:t xml:space="preserve">The accurate forecasting of Free Cash Flow to Firm (FCFF) remains the cornerstone of corporate valuation, project finance, and infrastructure investment (Damodaran, 2012; Penman, 2010; Esty, 2004). Traditionally, financial analysts and institutional investors have relied heavily on the Discounted Cash Flow (DCF) model to derive the intrinsic equity value of a firm (Koller et al., 2010). However, the traditional application of the DCF model typically projects historical cash flow growth in a linear, straight-line trajectory into the future. While mathematically foundational, this linear methodology suffers from real-world limitations: it relies on static assumptions that completely fail to capture the non-linear impacts of macroeconomic shocks, supply-chain constraints, and operational dynamics (Fernandez, 2015). In highly capital-intensive and climate-dependent industries, such as hydropower, a static assumption of revenue growth cannot account for the destruction of cash flow caused by interest rate spikes, inflation-driven operational expenditures, or volatile hydrological generation constraints (Yescombe, 2013).</w:t>
       </w:r>
     </w:p>
     <w:p>
@@ -122,19 +127,7 @@
         <w:pStyle w:val="BodyText"/>
       </w:pPr>
       <w:r>
-        <w:t xml:space="preserve">This structural limitation is particularly pronounced in emerging and frontier markets like Nepal. Nepal possesses vast hydroelectric potential and a rapidly expanding private Independent Power Producer (IPP) sector. However, intrinsic corporate valuation in Nepal is severely hindered by systemic data opacity and severe macroeconomic volatility</w:t>
-      </w:r>
-      <w:r>
-        <w:t xml:space="preserve"> </w:t>
-      </w:r>
-      <w:r>
-        <w:t xml:space="preserve">. Historical operational data is frequently trapped in non-digitized formats or heavily obscured by irregular auditing practices, rendering large-scale quantitative analysis exceedingly difficult. As a result, retail and institutional investors are often forced to rely on generalized industry averages or purely speculative trading mechanics rather than firm-specific operational physics</w:t>
-      </w:r>
-      <w:r>
-        <w:t xml:space="preserve"> </w:t>
-      </w:r>
-      <w:r>
-        <w:t xml:space="preserve">.</w:t>
+        <w:t xml:space="preserve">This structural limitation is particularly pronounced in emerging and frontier markets like Nepal. Nepal possesses vast hydroelectric potential and an expanding private Independent Power Producer (IPP) sector. However, intrinsic corporate valuation in Nepal is hindered by systemic data opacity and severe macroeconomic volatility (Bhattarai, 2019; Shrestha, 2021). Historical operational data is frequently trapped in non-digitized formats, rendering large-scale quantitative analysis exceedingly difficult. As a result, retail and institutional investors are often forced to rely on generalized industry averages or purely speculative trading mechanics rather than firm-specific operational physics (Bekaert &amp; Harvey, 2003; Shiller, 2003).</w:t>
       </w:r>
     </w:p>
     <w:p>
@@ -142,13 +135,7 @@
         <w:pStyle w:val="BodyText"/>
       </w:pPr>
       <w:r>
-        <w:t xml:space="preserve">The transition toward algorithmic and quantitative finance offers a profound solution to these systemic issues. Recent advancements in Machine Learning (ML) have revolutionized asset pricing and algorithmic trading by identifying complex, non-linear patterns within massive financial datasets</w:t>
-      </w:r>
-      <w:r>
-        <w:t xml:space="preserve"> </w:t>
-      </w:r>
-      <w:r>
-        <w:t xml:space="preserve">. However, the application of ML to fundamental corporate finance—specifically the forecasting of audited annual cash flows—remains severely underexplored due to the constraints of small sample sizes.</w:t>
+        <w:t xml:space="preserve">The transition toward algorithmic and quantitative finance offers a potential solution to these systemic valuation issues. Recent advancements in Machine Learning (ML) have revolutionized asset pricing by identifying complex, non-linear patterns within massive financial datasets (Gu et al., 2020). While the application of ML to fundamental corporate finance—specifically the forecasting of audited annual cash flows—remains underexplored due to the constraints of small sample sizes, algorithms like Support Vector Regression (SVR) are uniquely positioned to dynamically adjust valuation forecasts by learning the complex interactions between firm-specific financial health and physical constraints.</w:t>
       </w:r>
     </w:p>
     <w:p>
@@ -156,34 +143,26 @@
         <w:pStyle w:val="BodyText"/>
       </w:pPr>
       <w:r>
-        <w:t xml:space="preserve">This paper addresses these dual challenges by introducing a novel, data-driven framework for intrinsic valuation in the Nepalese energy sector. We replace the static, linear assumptions of traditional DCF forecasting with advanced Machine Learning ensembles. Specifically, we train these models to forecast 1-year forward Free Cash Flow trajectories, hypothesizing that ML can dynamically adjust valuation forecasts by learning the complex interactions between firm-specific financial health, operational constraints (such as Plant Load Factor), and systemic macroeconomic risks.</w:t>
-      </w:r>
-    </w:p>
-    <w:p>
-      <w:pPr>
-        <w:pStyle w:val="BodyText"/>
-      </w:pPr>
-      <w:r>
-        <w:t xml:space="preserve">Ultimately, this study bridges the gap between data science and corporate finance, evaluating whether sophisticated ML algorithms can outperform traditional methods in both fundamental forecasting and empirical stock market valuation.</w:t>
+        <w:t xml:space="preserve">This paper bridges the gap between fundamental finance and data science by introducing an ML-enhanced framework for intrinsic valuation in the Nepalese energy sector. We evaluate whether sophisticated algorithmic forecasting can modestly outperform traditional methods in both internal forecasting and empirical stock market valuation.</w:t>
       </w:r>
     </w:p>
     <w:bookmarkEnd w:id="9"/>
     <w:bookmarkStart w:id="14" w:name="Xa9601a61f9d6c17e40df0c425393774b19ec6fb"/>
     <w:p>
       <w:pPr>
-        <w:pStyle w:val="Heading1"/>
-      </w:pPr>
-      <w:r>
-        <w:t xml:space="preserve">Literature Review: Machine Learning in Free Cash Flow Forecasting</w:t>
+        <w:pStyle w:val="Heading2"/>
+      </w:pPr>
+      <w:r>
+        <w:t xml:space="preserve">2. Literature Review: Machine Learning in Free Cash Flow Forecasting</w:t>
       </w:r>
     </w:p>
     <w:bookmarkStart w:id="10" w:name="Xa19840efe1db352a36d7e61d0370f2d8f77997c"/>
     <w:p>
       <w:pPr>
-        <w:pStyle w:val="Heading2"/>
-      </w:pPr>
-      <w:r>
-        <w:t xml:space="preserve">The Limitations of Traditional Forecasting</w:t>
+        <w:pStyle w:val="Heading3"/>
+      </w:pPr>
+      <w:r>
+        <w:t xml:space="preserve">2.1 The Limitations of Traditional Forecasting</w:t>
       </w:r>
     </w:p>
     <w:p>
@@ -191,35 +170,29 @@
         <w:pStyle w:val="FirstParagraph"/>
       </w:pPr>
       <w:r>
-        <w:t xml:space="preserve">Traditional fundamental forecasting relies heavily on linear models such as Autoregressive Integrated Moving Average (ARIMA) or static DCF assumptions</w:t>
-      </w:r>
-      <w:r>
-        <w:t xml:space="preserve"> </w:t>
-      </w:r>
-      <w:r>
-        <w:t xml:space="preserve">. A vast body of literature criticizes these models for failing to capture the non-linear complexities of corporate finance. Studies consistently demonstrate that while traditional models are suitable for highly stationary, developed-market data, they break down when exposed to the severe macroeconomic shocks common in emerging markets</w:t>
-      </w:r>
-      <w:r>
-        <w:t xml:space="preserve"> </w:t>
-      </w:r>
-      <w:r>
-        <w:t xml:space="preserve">. Machine Learning models—particularly Support Vector Regression (SVR) and Tree-based ensembles—have been proposed as superior alternatives capable of capturing these non-linear shocks</w:t>
-      </w:r>
-      <w:r>
-        <w:t xml:space="preserve"> </w:t>
-      </w:r>
-      <w:r>
-        <w:t xml:space="preserve">.</w:t>
+        <w:t xml:space="preserve">Traditional fundamental forecasting relies heavily on linear models such as Autoregressive Integrated Moving Average (ARIMA) or static DCF assumptions (Damodaran, 2012). A vast body of literature criticizes these models for failing to capture the non-linear complexities of corporate finance. Studies consistently demonstrate that while traditional models are suitable for stationary data, they break down when exposed to severe macroeconomic shocks common in emerging markets (Bekaert &amp; Harvey, 2003; Fernandez, 2015). To address these limitations, researchers have increasingly turned to non-linear algorithmic tools capable of capturing these complex economic shocks (Kampouridis et al., 2018).</w:t>
       </w:r>
     </w:p>
     <w:bookmarkEnd w:id="10"/>
     <w:bookmarkStart w:id="11" w:name="Xf51769ffad4e8a3b4e9f73985dfbee59d4e7e80"/>
     <w:p>
       <w:pPr>
-        <w:pStyle w:val="Heading2"/>
-      </w:pPr>
-      <w:r>
-        <w:t xml:space="preserve">Machine Learning and the "Small Sample" Problem</w:t>
+        <w:pStyle w:val="Heading3"/>
+      </w:pPr>
+      <w:r>
+        <w:t xml:space="preserve">2.2 Machine Learning and the</w:t>
+      </w:r>
+      <w:r>
+        <w:t xml:space="preserve"> </w:t>
+      </w:r>
+      <w:r>
+        <w:t xml:space="preserve">“Small Sample”</w:t>
+      </w:r>
+      <w:r>
+        <w:t xml:space="preserve"> </w:t>
+      </w:r>
+      <w:r>
+        <w:t xml:space="preserve">Problem</w:t>
       </w:r>
     </w:p>
     <w:p>
@@ -227,29 +200,29 @@
         <w:pStyle w:val="FirstParagraph"/>
       </w:pPr>
       <w:r>
-        <w:t xml:space="preserve">A heavily researched constraint in fundamental financial ML is the "Small Sample Problem." Unlike high-frequency algorithmic trading—which generates millions of data points per day—fundamental financial data (like audited annual Free Cash Flow) is only disclosed periodically</w:t>
-      </w:r>
-      <w:r>
-        <w:t xml:space="preserve"> </w:t>
-      </w:r>
-      <w:r>
-        <w:t xml:space="preserve">. This leads to datasets consisting of only a few hundred rows. Academic research explicitly warns against using Deep Learning (such as LSTMs or deep neural networks) on small panel datasets due to massive overfitting risks</w:t>
-      </w:r>
-      <w:r>
-        <w:t xml:space="preserve"> </w:t>
-      </w:r>
-      <w:r>
-        <w:t xml:space="preserve">. Instead, the literature universally points to Ensembles (Random Forest) and Kernel Methods as the most robust algorithms for fundamental data.</w:t>
+        <w:t xml:space="preserve">A heavily researched constraint in fundamental financial ML is the</w:t>
+      </w:r>
+      <w:r>
+        <w:t xml:space="preserve"> </w:t>
+      </w:r>
+      <w:r>
+        <w:t xml:space="preserve">“Small Sample Problem.”</w:t>
+      </w:r>
+      <w:r>
+        <w:t xml:space="preserve"> </w:t>
+      </w:r>
+      <w:r>
+        <w:t xml:space="preserve">Unlike high-frequency algorithmic trading, fundamental financial data is only disclosed periodically (Gu et al., 2020). Academic research warns against using Deep Learning on small panel datasets due to severe overfitting risks (Krauss, Do, &amp; Huck, 2017). Instead, the literature points to Ensembles (Random Forest) and Kernel Methods (SVR) for fundamental data (Vapnik, 1995).</w:t>
       </w:r>
     </w:p>
     <w:bookmarkEnd w:id="11"/>
-    <w:bookmarkStart w:id="12" w:name="the-power-of-the-svr-kernel-trick"/>
-    <w:p>
-      <w:pPr>
-        <w:pStyle w:val="Heading2"/>
-      </w:pPr>
-      <w:r>
-        <w:t xml:space="preserve">The Power of the SVR "Kernel Trick"</w:t>
+    <w:bookmarkStart w:id="12" w:name="Xfe111b637d8d5ac695b845c8bbe1e8956e0a9bf"/>
+    <w:p>
+      <w:pPr>
+        <w:pStyle w:val="Heading3"/>
+      </w:pPr>
+      <w:r>
+        <w:t xml:space="preserve">2.3 Support Vector Regression as an Instrumental Tool</w:t>
       </w:r>
     </w:p>
     <w:p>
@@ -257,47 +230,41 @@
         <w:pStyle w:val="FirstParagraph"/>
       </w:pPr>
       <w:r>
-        <w:t xml:space="preserve">Support Vector Regression (SVR), initially developed by Vapnik</w:t>
-      </w:r>
-      <w:r>
-        <w:t xml:space="preserve"> </w:t>
-      </w:r>
-      <w:r>
-        <w:t xml:space="preserve"> </w:t>
-      </w:r>
-      <w:r>
-        <w:t xml:space="preserve">and popularized by Smola and Schölkopf</w:t>
-      </w:r>
-      <w:r>
-        <w:t xml:space="preserve"> </w:t>
-      </w:r>
-      <w:r>
-        <w:t xml:space="preserve">, is uniquely suited for small, highly noisy datasets. Financial data—particularly macroeconomic variables like Inflation and GDP Growth—often introduces severe "noise" into a dataset. While Tree-based models (like XGBoost or Random Forest) can easily overfit to this noise by memorizing the training data, SVR utilizes the "Kernel Trick"</w:t>
-      </w:r>
-      <w:r>
-        <w:t xml:space="preserve"> </w:t>
-      </w:r>
-      <w:r>
-        <w:t xml:space="preserve">. By projecting messy, low-dimensional data into an infinite-dimensional feature space, SVR finds a mathematically clean hyperplane of separation. Research by Huang et al.</w:t>
-      </w:r>
-      <w:r>
-        <w:t xml:space="preserve"> </w:t>
-      </w:r>
-      <w:r>
-        <w:t xml:space="preserve"> </w:t>
-      </w:r>
-      <w:r>
-        <w:t xml:space="preserve">confirms that SVR consistently outperforms neural networks in financial time-series forecasting when sample sizes are constrained.</w:t>
+        <w:t xml:space="preserve">Support Vector Regression (SVR), popularized by Smola and Schölkopf (2004), is uniquely suited for small, noisy datasets. Financial data often introduces severe</w:t>
+      </w:r>
+      <w:r>
+        <w:t xml:space="preserve"> </w:t>
+      </w:r>
+      <w:r>
+        <w:t xml:space="preserve">“noise”</w:t>
+      </w:r>
+      <w:r>
+        <w:t xml:space="preserve"> </w:t>
+      </w:r>
+      <w:r>
+        <w:t xml:space="preserve">into a dataset. While Tree-based models can easily overfit to this noise, SVR utilizes the</w:t>
+      </w:r>
+      <w:r>
+        <w:t xml:space="preserve"> </w:t>
+      </w:r>
+      <w:r>
+        <w:t xml:space="preserve">“Kernel Trick”</w:t>
+      </w:r>
+      <w:r>
+        <w:t xml:space="preserve"> </w:t>
+      </w:r>
+      <w:r>
+        <w:t xml:space="preserve">(Tay &amp; Cao, 2001; Cao &amp; Tay, 2003) to project low-dimensional data into a higher-dimensional feature space, finding a hyperplane of separation. Research by Huang et al. (2005) confirms that SVR consistently performs well in financial time-series forecasting when sample sizes are constrained.</w:t>
       </w:r>
     </w:p>
     <w:bookmarkEnd w:id="12"/>
     <w:bookmarkStart w:id="13" w:name="explainable-ai-xai-in-corporate-finance"/>
     <w:p>
       <w:pPr>
-        <w:pStyle w:val="Heading2"/>
-      </w:pPr>
-      <w:r>
-        <w:t xml:space="preserve">Explainable AI (XAI) in Corporate Finance</w:t>
+        <w:pStyle w:val="Heading3"/>
+      </w:pPr>
+      <w:r>
+        <w:t xml:space="preserve">2.4 Explainable AI (XAI) in Corporate Finance</w:t>
       </w:r>
     </w:p>
     <w:p>
@@ -305,54 +272,39 @@
         <w:pStyle w:val="FirstParagraph"/>
       </w:pPr>
       <w:r>
-        <w:t xml:space="preserve">As ML models have become more complex, financial auditors and peer reviewers have increasingly rejected "black-box" predictions. While SVR models are highly accurate, they are famously opaque and do not inherently provide the transparent feature importance seen in Random Forests</w:t>
-      </w:r>
-      <w:r>
-        <w:t xml:space="preserve"> </w:t>
-      </w:r>
-      <w:r>
-        <w:t xml:space="preserve">. To bridge this gap, there is a rapidly growing body of literature emphasizing Explainable AI (XAI) in finance</w:t>
-      </w:r>
-      <w:r>
-        <w:t xml:space="preserve"> </w:t>
-      </w:r>
-      <w:r>
-        <w:t xml:space="preserve">. While tools like SHAP (SHapley Additive exPlanations) are popular for tree-based models</w:t>
-      </w:r>
-      <w:r>
-        <w:t xml:space="preserve"> </w:t>
-      </w:r>
-      <w:r>
-        <w:t xml:space="preserve">, model-agnostic techniques like Permutation Importance</w:t>
-      </w:r>
-      <w:r>
-        <w:t xml:space="preserve"> </w:t>
-      </w:r>
-      <w:r>
-        <w:t xml:space="preserve"> </w:t>
-      </w:r>
-      <w:r>
-        <w:t xml:space="preserve">are considered the gold standard for cracking open non-linear kernels like SVR, allowing stakeholders to extract the economic drivers of the prediction.</w:t>
+        <w:t xml:space="preserve">As ML models have become more complex, financial auditors have increasingly rejected</w:t>
+      </w:r>
+      <w:r>
+        <w:t xml:space="preserve"> </w:t>
+      </w:r>
+      <w:r>
+        <w:t xml:space="preserve">“black-box”</w:t>
+      </w:r>
+      <w:r>
+        <w:t xml:space="preserve"> </w:t>
+      </w:r>
+      <w:r>
+        <w:t xml:space="preserve">predictions. To bridge this gap, there is a growing body of literature emphasizing Explainable AI (XAI) in finance (Bracke et al., 2019). Model-agnostic techniques like Permutation Importance (Fisher, Rudin, &amp; Dominici, 2019) and Shapley Additive Explanations (Lundberg &amp; Lee, 2017) are considered the standard for explaining non-linear kernels like SVR, allowing financial stakeholders to extract the true economic drivers of the prediction.</w:t>
       </w:r>
     </w:p>
     <w:bookmarkEnd w:id="13"/>
     <w:bookmarkEnd w:id="14"/>
-    <w:bookmarkStart w:id="20" w:name="methodology"/>
-    <w:p>
-      <w:pPr>
-        <w:pStyle w:val="Heading1"/>
-      </w:pPr>
-      <w:r>
-        <w:t xml:space="preserve">Methodology</w:t>
-      </w:r>
-    </w:p>
-    <w:bookmarkStart w:id="15" w:name="data-pipeline-and-target-engineering"/>
+    <w:bookmarkStart w:id="23" w:name="methodology"/>
     <w:p>
       <w:pPr>
         <w:pStyle w:val="Heading2"/>
       </w:pPr>
       <w:r>
-        <w:t xml:space="preserve">Data Pipeline and Target Engineering</w:t>
+        <w:t xml:space="preserve">3. Methodology</w:t>
+      </w:r>
+    </w:p>
+    <w:bookmarkStart w:id="18" w:name="data-sourcing-and-target-engineering"/>
+    <w:p>
+      <w:pPr>
+        <w:pStyle w:val="Heading3"/>
+      </w:pPr>
+      <w:r>
+        <w:t xml:space="preserve">3.1 Data Sourcing and Target Engineering</w:t>
       </w:r>
     </w:p>
     <w:p>
@@ -360,20 +312,7 @@
         <w:pStyle w:val="FirstParagraph"/>
       </w:pPr>
       <w:r>
-        <w:t xml:space="preserve">A comprehensive panel dataset was constructed comprising 105 Nepalese hydropower companies over 16 years (2010–2025), yielding 477 fundamental rows of audited financial data. To establish maximum academic credibility, the core financial panel data was extracted from</w:t>
-      </w:r>
-      <w:r>
-        <w:t xml:space="preserve"> </w:t>
-      </w:r>
-      <w:r>
-        <w:rPr>
-          <w:b/>
-          <w:bCs/>
-        </w:rPr>
-        <w:t xml:space="preserve">System X</w:t>
-      </w:r>
-      <w:r>
-        <w:t xml:space="preserve">, an advanced financial analytics terminal by SMTM Capital used by Nepalese investment banks and mutual funds.</w:t>
+        <w:t xml:space="preserve">A comprehensive panel dataset was constructed comprising 105 Nepalese hydropower companies over 16 years (2010–2025), yielding fundamental rows of financial data. To guarantee academic rigor in a data-scarce environment, all financial variables were meticulously transcribed from individual company annual reports. Macroeconomic data was compiled manually from Nepal Rastra Bank (NRB) statistical bulletins and Nepal Electricity Authority (NEA) Annual Reports. No centralized digital database was utilized for historical financials, and empirical market capitalizations for the final valuation stage were sourced from the Nepal Stock Exchange (NEPSE).</w:t>
       </w:r>
     </w:p>
     <w:p>
@@ -381,23 +320,7 @@
         <w:pStyle w:val="BodyText"/>
       </w:pPr>
       <w:r>
-        <w:t xml:space="preserve">Because systemic power variables (such as National Demand and IPP Capacity) follow exponential compound-growth trajectories in developing economies, missing historical data (2010-2015) in Nepal Electricity Authority (NEA) records were not linearly interpolated. Instead, we utilized</w:t>
-      </w:r>
-      <w:r>
-        <w:t xml:space="preserve"> </w:t>
-      </w:r>
-      <w:r>
-        <w:rPr>
-          <w:b/>
-          <w:bCs/>
-        </w:rPr>
-        <w:t xml:space="preserve">Log-Linear Ordinary Least Squares (OLS) Backcasting</w:t>
-      </w:r>
-      <w:r>
-        <w:t xml:space="preserve"> </w:t>
-      </w:r>
-      <w:r>
-        <w:t xml:space="preserve">(</w:t>
+        <w:t xml:space="preserve">Because systemic power variables follow compound-growth trajectories, missing historical data (2010-2015) in NEA records were mathematically imputed using Log-Linear Ordinary Least Squares (OLS) Backcasting (</w:t>
       </w:r>
       <m:oMath>
         <m:r>
@@ -483,7 +406,7 @@
         </m:r>
       </m:oMath>
       <w:r>
-        <w:t xml:space="preserve">) to rigorously extrapolate the constant compound annual growth rate backward through 2010. Furthermore, due to aggressive Web Application Firewalls (WAF) blocking automated scraping on government portals, macroeconomic data from the Nepal Rastra Bank (NRB) and NEA Annual Reports was meticulously transcribed manually from raw historical PDFs (including tracing interbank proxies for pre-2012 interest rates) to guarantee 100% true historical accuracy.</w:t>
+        <w:t xml:space="preserve">) rather than simple linear interpolation.</w:t>
       </w:r>
     </w:p>
     <w:p>
@@ -491,7 +414,7 @@
         <w:pStyle w:val="BodyText"/>
       </w:pPr>
       <w:r>
-        <w:t xml:space="preserve">To prevent the ML algorithms from anchoring predictions to sheer company size (where large companies inherently have large cash flows), the target variable (</w:t>
+        <w:t xml:space="preserve">To prevent the ML algorithms from anchoring predictions to sheer company size, the target variable (</w:t>
       </w:r>
       <m:oMath>
         <m:r>
@@ -499,23 +422,7 @@
         </m:r>
       </m:oMath>
       <w:r>
-        <w:t xml:space="preserve">) was engineered as the</w:t>
-      </w:r>
-      <w:r>
-        <w:t xml:space="preserve"> </w:t>
-      </w:r>
-      <w:r>
-        <w:rPr>
-          <w:b/>
-          <w:bCs/>
-        </w:rPr>
-        <w:t xml:space="preserve">Percentage Growth Rate</w:t>
-      </w:r>
-      <w:r>
-        <w:t xml:space="preserve"> </w:t>
-      </w:r>
-      <w:r>
-        <w:t xml:space="preserve">of Free Cash Flow:</w:t>
+        <w:t xml:space="preserve">) was engineered as the Percentage Growth Rate of Free Cash Flow:</w:t>
       </w:r>
     </w:p>
     <w:p>
@@ -656,17 +563,80 @@
         <w:pStyle w:val="FirstParagraph"/>
       </w:pPr>
       <w:r>
-        <w:t xml:space="preserve">This growth metric was subsequently Winsorized at the 5th and 95th percentiles to mitigate mathematical explosions caused by near-zero denominators, a common anomaly in corporate distress data.</w:t>
-      </w:r>
-    </w:p>
-    <w:bookmarkEnd w:id="15"/>
-    <w:bookmarkStart w:id="16" w:name="feature-engineering-and-implied-plf"/>
-    <w:p>
-      <w:pPr>
-        <w:pStyle w:val="Heading2"/>
-      </w:pPr>
-      <w:r>
-        <w:t xml:space="preserve">Feature Engineering (and Implied PLF)</w:t>
+        <w:t xml:space="preserve">This growth metric was subsequently Winsorized at the 5th and 95th percentiles to mitigate mathematical explosions caused by near-zero denominators.</w:t>
+      </w:r>
+    </w:p>
+    <w:p>
+      <w:pPr>
+        <w:pStyle w:val="CaptionedFigure"/>
+      </w:pPr>
+      <w:r>
+        <w:drawing>
+          <wp:inline>
+            <wp:extent cx="5334000" cy="3563700"/>
+            <wp:effectExtent b="0" l="0" r="0" t="0"/>
+            <wp:docPr descr="Distribution of Target Variable (Free Cash Flow Growth)" title="" id="16" name="Picture"/>
+            <a:graphic>
+              <a:graphicData uri="http://schemas.openxmlformats.org/drawingml/2006/picture">
+                <pic:pic>
+                  <pic:nvPicPr>
+                    <pic:cNvPr descr="../plots/target_distribution.png" id="17" name="Picture"/>
+                    <pic:cNvPicPr>
+                      <a:picLocks noChangeArrowheads="1" noChangeAspect="1"/>
+                    </pic:cNvPicPr>
+                  </pic:nvPicPr>
+                  <pic:blipFill>
+                    <a:blip r:embed="rId15"/>
+                    <a:stretch>
+                      <a:fillRect/>
+                    </a:stretch>
+                  </pic:blipFill>
+                  <pic:spPr bwMode="auto">
+                    <a:xfrm>
+                      <a:off x="0" y="0"/>
+                      <a:ext cx="5334000" cy="3563700"/>
+                    </a:xfrm>
+                    <a:prstGeom prst="rect">
+                      <a:avLst/>
+                    </a:prstGeom>
+                    <a:noFill/>
+                    <a:ln w="9525">
+                      <a:noFill/>
+                      <a:headEnd/>
+                      <a:tailEnd/>
+                    </a:ln>
+                  </pic:spPr>
+                </pic:pic>
+              </a:graphicData>
+            </a:graphic>
+          </wp:inline>
+        </w:drawing>
+      </w:r>
+    </w:p>
+    <w:p>
+      <w:pPr>
+        <w:pStyle w:val="ImageCaption"/>
+      </w:pPr>
+      <w:r>
+        <w:t xml:space="preserve">Distribution of Target Variable (Free Cash Flow Growth)</w:t>
+      </w:r>
+    </w:p>
+    <w:p>
+      <w:pPr>
+        <w:pStyle w:val="BodyText"/>
+      </w:pPr>
+      <w:r>
+        <w:t xml:space="preserve">The non-normal distribution (heavy skew and fat tails) of Free Cash Flow mathematically justified exploring non-linear forecasting algorithms.</w:t>
+      </w:r>
+    </w:p>
+    <w:bookmarkEnd w:id="18"/>
+    <w:bookmarkStart w:id="19" w:name="Xebf78421728c338f0563ef0cbfb6ae7eaa319eb"/>
+    <w:p>
+      <w:pPr>
+        <w:pStyle w:val="Heading3"/>
+      </w:pPr>
+      <w:r>
+        <w:t xml:space="preserve">3.2 Feature Engineering and the Exclusion of iPLF</w:t>
       </w:r>
     </w:p>
     <w:p>
@@ -674,226 +644,42 @@
         <w:pStyle w:val="FirstParagraph"/>
       </w:pPr>
       <w:r>
-        <w:t xml:space="preserve">Rather than employing algorithmic feature selection, all 14 original operational and macroeconomic variables were retained. Crucially, due to the lack of digitized operational data across the 16-year panel, this study utilizes an</w:t>
+        <w:t xml:space="preserve">The dataset included 13 fundamental operational and macroeconomic variables: Revenue, Debt_Ratio, ROA, Working_Capital, CapEx, Installed_Capacity_MW, License_Term_Years, GDP_Growth, Inflation, Interest_Rate, Years_Since_COD, Pre_Post_COD (a binary indicator for whether the plant has passed its Commercial Operation Date, marking the transition from construction to active revenue generation), and EBIT_Margin. Notably, an Implied Plant Load Factor (iPLF) was originally considered to proxy for operational efficiency. However, because iPLF is algebraically derived directly from Revenue and Installed Capacity, its inclusion introduced a severe mathematical circularity. Therefore, iPLF was entirely excluded from all models, rankings, and figures presented in this study to preserve statistical integrity.</w:t>
+      </w:r>
+    </w:p>
+    <w:p>
+      <w:pPr>
+        <w:pStyle w:val="BodyText"/>
+      </w:pPr>
+      <w:r>
+        <w:t xml:space="preserve">All 13 features were standardized using a</w:t>
       </w:r>
       <w:r>
         <w:t xml:space="preserve"> </w:t>
       </w:r>
       <w:r>
         <w:rPr>
-          <w:b/>
-          <w:bCs/>
-        </w:rPr>
-        <w:t xml:space="preserve">Implied Plant Load Factor (iPLF)</w:t>
-      </w:r>
-      <w:r>
-        <w:t xml:space="preserve"> </w:t>
-      </w:r>
-      <w:r>
-        <w:t xml:space="preserve">metric. Because hydroelectric revenue (</w:t>
-      </w:r>
-      <m:oMath>
-        <m:r>
-          <m:t>R</m:t>
-        </m:r>
-      </m:oMath>
-      <w:r>
-        <w:t xml:space="preserve">) is a deterministic function of Installed Capacity (</w:t>
-      </w:r>
-      <m:oMath>
-        <m:r>
-          <m:t>C</m:t>
-        </m:r>
-      </m:oMath>
-      <w:r>
-        <w:t xml:space="preserve">), Blended PPA Tariff (</w:t>
-      </w:r>
-      <m:oMath>
-        <m:r>
-          <m:t>T</m:t>
-        </m:r>
-      </m:oMath>
-      <w:r>
-        <w:t xml:space="preserve">), and Plant Load Factor (</w:t>
-      </w:r>
-      <m:oMath>
-        <m:r>
-          <m:t>P</m:t>
-        </m:r>
-        <m:r>
-          <m:t>L</m:t>
-        </m:r>
-        <m:r>
-          <m:t>F</m:t>
-        </m:r>
-      </m:oMath>
-      <w:r>
-        <w:t xml:space="preserve">), we mathematically derived the unobservable operational efficiency using the audited financial revenue constraint:</w:t>
-      </w:r>
-      <w:r>
-        <w:t xml:space="preserve"> </w:t>
-      </w:r>
-      <m:oMath>
-        <m:r>
-          <m:t>i</m:t>
-        </m:r>
-        <m:r>
-          <m:t>P</m:t>
-        </m:r>
-        <m:r>
-          <m:t>L</m:t>
-        </m:r>
-        <m:r>
-          <m:t>F</m:t>
-        </m:r>
-        <m:r>
-          <m:rPr>
-            <m:sty m:val="p"/>
-          </m:rPr>
-          <m:t>=</m:t>
-        </m:r>
-        <m:r>
-          <m:t>R</m:t>
-        </m:r>
-        <m:r>
-          <m:rPr>
-            <m:sty m:val="p"/>
-          </m:rPr>
-          <m:t>/</m:t>
-        </m:r>
-        <m:r>
-          <m:rPr>
-            <m:sty m:val="p"/>
-          </m:rPr>
-          <m:t>(</m:t>
-        </m:r>
-        <m:r>
-          <m:t>C</m:t>
-        </m:r>
-        <m:r>
-          <m:rPr>
-            <m:sty m:val="p"/>
-          </m:rPr>
-          <m:t>×</m:t>
-        </m:r>
-        <m:r>
-          <m:t>8760</m:t>
-        </m:r>
-        <m:r>
-          <m:rPr>
-            <m:sty m:val="p"/>
-          </m:rPr>
-          <m:t>×</m:t>
-        </m:r>
-        <m:r>
-          <m:t>T</m:t>
-        </m:r>
-        <m:r>
-          <m:rPr>
-            <m:sty m:val="p"/>
-          </m:rPr>
-          <m:t>)</m:t>
-        </m:r>
-      </m:oMath>
-      <w:r>
-        <w:t xml:space="preserve">.</w:t>
-      </w:r>
-    </w:p>
-    <w:p>
-      <w:pPr>
-        <w:pStyle w:val="BodyText"/>
-      </w:pPr>
-      <w:r>
-        <w:t xml:space="preserve">These features included:</w:t>
-      </w:r>
-    </w:p>
-    <w:p>
-      <w:pPr>
-        <w:numPr>
-          <w:ilvl w:val="0"/>
-          <w:numId w:val="1001"/>
-        </w:numPr>
-      </w:pPr>
-      <w:r>
-        <w:rPr>
-          <w:b/>
-          <w:bCs/>
-        </w:rPr>
-        <w:t xml:space="preserve">Operational Variables:</w:t>
-      </w:r>
-      <w:r>
-        <w:t xml:space="preserve"> </w:t>
-      </w:r>
-      <w:r>
-        <w:t xml:space="preserve">Revenue, Debt Ratio, Return on Assets (ROA), Working Capital, Capital Expenditure (CapEx), Installed Capacity (MW), Plant Load Factor (PLF), License Term Years, Years Since COD, and EBIT Margin.</w:t>
-      </w:r>
-    </w:p>
-    <w:p>
-      <w:pPr>
-        <w:numPr>
-          <w:ilvl w:val="0"/>
-          <w:numId w:val="1001"/>
-        </w:numPr>
-      </w:pPr>
-      <w:r>
-        <w:rPr>
-          <w:b/>
-          <w:bCs/>
-        </w:rPr>
-        <w:t xml:space="preserve">Macroeconomic Variables:</w:t>
-      </w:r>
-      <w:r>
-        <w:t xml:space="preserve"> </w:t>
-      </w:r>
-      <w:r>
-        <w:t xml:space="preserve">Nepal GDP Growth, Inflation, and Interest Rates.</w:t>
-      </w:r>
-    </w:p>
-    <w:p>
-      <w:pPr>
-        <w:pStyle w:val="FirstParagraph"/>
-      </w:pPr>
-      <w:r>
-        <w:t xml:space="preserve">All features were standardized using a</w:t>
-      </w:r>
-      <w:r>
-        <w:t xml:space="preserve"> </w:t>
-      </w:r>
-      <w:r>
-        <w:rPr>
-          <w:i/>
-          <w:iCs/>
+          <w:rStyle w:val="VerbatimChar"/>
         </w:rPr>
         <w:t xml:space="preserve">StandardScaler</w:t>
       </w:r>
       <w:r>
-        <w:t xml:space="preserve"> </w:t>
-      </w:r>
-      <w:r>
-        <w:t xml:space="preserve">(zero mean and unit variance), a strict mathematical requirement for distance-based algorithms like SVR and K-Nearest Neighbors.</w:t>
-      </w:r>
-    </w:p>
-    <w:bookmarkEnd w:id="16"/>
-    <w:bookmarkStart w:id="17" w:name="Xc5f6e84dbc4e8b77fd047ffc2768d90d5abf0f0"/>
-    <w:p>
-      <w:pPr>
-        <w:pStyle w:val="Heading2"/>
-      </w:pPr>
-      <w:r>
-        <w:t xml:space="preserve">Model Architecture: Support Vector Regression (SVR)</w:t>
+        <w:t xml:space="preserve">. Furthermore, all model selection and hyperparameter tuning utilized GroupKFold cross-validation (grouping strictly by firm ID) to completely eliminate data leakage across the non-independent panel dataset. Data preprocessing, pipeline construction, and model fitting were all programmatically implemented utilizing the Scikit-learn framework (Pedregosa et al., 2011).</w:t>
+      </w:r>
+    </w:p>
+    <w:bookmarkEnd w:id="19"/>
+    <w:bookmarkStart w:id="20" w:name="Xc5f6e84dbc4e8b77fd047ffc2768d90d5abf0f0"/>
+    <w:p>
+      <w:pPr>
+        <w:pStyle w:val="Heading3"/>
+      </w:pPr>
+      <w:r>
+        <w:t xml:space="preserve">3.3 Model Architecture: Support Vector Regression (SVR)</w:t>
       </w:r>
     </w:p>
     <w:p>
       <w:pPr>
         <w:pStyle w:val="FirstParagraph"/>
-      </w:pPr>
-      <w:r>
-        <w:t xml:space="preserve">While six distinct algorithms were evaluated simultaneously (Ridge, KNN, SVR, Random Forest, LightGBM, and XGBoost), this paper focuses heavily on the mathematics of the winning architecture: SVR.</w:t>
-      </w:r>
-    </w:p>
-    <w:p>
-      <w:pPr>
-        <w:pStyle w:val="BodyText"/>
       </w:pPr>
       <w:r>
         <w:t xml:space="preserve">SVR attempts to find a function</w:t>
@@ -959,222 +745,7 @@
         </m:r>
       </m:oMath>
       <w:r>
-        <w:t xml:space="preserve">, while remaining as flat as possible. This is achieved by minimizing the objective function:</w:t>
-      </w:r>
-    </w:p>
-    <w:p>
-      <w:pPr>
-        <w:pStyle w:val="BodyText"/>
-      </w:pPr>
-      <m:oMathPara>
-        <m:oMathParaPr>
-          <m:jc m:val="center"/>
-        </m:oMathParaPr>
-        <m:oMath>
-          <m:r>
-            <m:rPr>
-              <m:sty m:val="p"/>
-            </m:rPr>
-            <m:t>min</m:t>
-          </m:r>
-          <m:f>
-            <m:fPr>
-              <m:type m:val="bar"/>
-            </m:fPr>
-            <m:num>
-              <m:r>
-                <m:t>1</m:t>
-              </m:r>
-            </m:num>
-            <m:den>
-              <m:r>
-                <m:t>2</m:t>
-              </m:r>
-            </m:den>
-          </m:f>
-          <m:r>
-            <m:rPr>
-              <m:sty m:val="p"/>
-            </m:rPr>
-            <m:t>|</m:t>
-          </m:r>
-          <m:r>
-            <m:rPr>
-              <m:sty m:val="p"/>
-            </m:rPr>
-            <m:t>|</m:t>
-          </m:r>
-          <m:r>
-            <m:t>w</m:t>
-          </m:r>
-          <m:r>
-            <m:rPr>
-              <m:sty m:val="p"/>
-            </m:rPr>
-            <m:t>|</m:t>
-          </m:r>
-          <m:sSup>
-            <m:e>
-              <m:r>
-                <m:rPr>
-                  <m:sty m:val="p"/>
-                </m:rPr>
-                <m:t>|</m:t>
-              </m:r>
-            </m:e>
-            <m:sup>
-              <m:r>
-                <m:t>2</m:t>
-              </m:r>
-            </m:sup>
-          </m:sSup>
-          <m:r>
-            <m:rPr>
-              <m:sty m:val="p"/>
-            </m:rPr>
-            <m:t>+</m:t>
-          </m:r>
-          <m:r>
-            <m:t>C</m:t>
-          </m:r>
-          <m:nary>
-            <m:naryPr>
-              <m:chr m:val="∑"/>
-              <m:limLoc m:val="undOvr"/>
-              <m:subHide m:val="off"/>
-              <m:supHide m:val="off"/>
-            </m:naryPr>
-            <m:sub>
-              <m:r>
-                <m:t>i</m:t>
-              </m:r>
-              <m:r>
-                <m:rPr>
-                  <m:sty m:val="p"/>
-                </m:rPr>
-                <m:t>=</m:t>
-              </m:r>
-              <m:r>
-                <m:t>1</m:t>
-              </m:r>
-            </m:sub>
-            <m:sup>
-              <m:r>
-                <m:t>n</m:t>
-              </m:r>
-            </m:sup>
-            <m:e>
-              <m:r>
-                <m:rPr>
-                  <m:sty m:val="p"/>
-                </m:rPr>
-                <m:t>(</m:t>
-              </m:r>
-            </m:e>
-          </m:nary>
-          <m:sSub>
-            <m:e>
-              <m:r>
-                <m:t>ξ</m:t>
-              </m:r>
-            </m:e>
-            <m:sub>
-              <m:r>
-                <m:t>i</m:t>
-              </m:r>
-            </m:sub>
-          </m:sSub>
-          <m:r>
-            <m:rPr>
-              <m:sty m:val="p"/>
-            </m:rPr>
-            <m:t>+</m:t>
-          </m:r>
-          <m:sSubSup>
-            <m:e>
-              <m:r>
-                <m:t>ξ</m:t>
-              </m:r>
-            </m:e>
-            <m:sub>
-              <m:r>
-                <m:t>i</m:t>
-              </m:r>
-            </m:sub>
-            <m:sup>
-              <m:r>
-                <m:rPr>
-                  <m:sty m:val="p"/>
-                </m:rPr>
-                <m:t>*</m:t>
-              </m:r>
-            </m:sup>
-          </m:sSubSup>
-          <m:r>
-            <m:rPr>
-              <m:sty m:val="p"/>
-            </m:rPr>
-            <m:t>)</m:t>
-          </m:r>
-        </m:oMath>
-      </m:oMathPara>
-    </w:p>
-    <w:p>
-      <w:pPr>
-        <w:pStyle w:val="FirstParagraph"/>
-      </w:pPr>
-      <w:r>
-        <w:t xml:space="preserve">Subject to the constraints that the prediction errors do not exceed</w:t>
-      </w:r>
-      <w:r>
-        <w:t xml:space="preserve"> </w:t>
-      </w:r>
-      <m:oMath>
-        <m:r>
-          <m:t>ϵ</m:t>
-        </m:r>
-        <m:r>
-          <m:rPr>
-            <m:sty m:val="p"/>
-          </m:rPr>
-          <m:t>+</m:t>
-        </m:r>
-        <m:sSub>
-          <m:e>
-            <m:r>
-              <m:t>ξ</m:t>
-            </m:r>
-          </m:e>
-          <m:sub>
-            <m:r>
-              <m:t>i</m:t>
-            </m:r>
-          </m:sub>
-        </m:sSub>
-      </m:oMath>
-      <w:r>
-        <w:t xml:space="preserve">.</w:t>
-      </w:r>
-    </w:p>
-    <w:p>
-      <w:pPr>
-        <w:pStyle w:val="BodyText"/>
-      </w:pPr>
-      <w:r>
-        <w:t xml:space="preserve">Crucially, because financial data is highly non-linear, we implemented the</w:t>
-      </w:r>
-      <w:r>
-        <w:t xml:space="preserve"> </w:t>
-      </w:r>
-      <w:r>
-        <w:rPr>
-          <w:b/>
-          <w:bCs/>
-        </w:rPr>
-        <w:t xml:space="preserve">Radial Basis Function (RBF) Kernel</w:t>
-      </w:r>
-      <w:r>
-        <w:t xml:space="preserve">:</w:t>
+        <w:t xml:space="preserve">, while remaining as flat as possible. Because financial data is highly non-linear, we implemented the Radial Basis Function (RBF) Kernel:</w:t>
       </w:r>
     </w:p>
     <w:p>
@@ -1318,22 +889,66 @@
         </m:oMath>
       </m:oMathPara>
     </w:p>
+    <w:bookmarkEnd w:id="20"/>
+    <w:bookmarkStart w:id="21" w:name="hyperparameter-tuning"/>
+    <w:p>
+      <w:pPr>
+        <w:pStyle w:val="Heading3"/>
+      </w:pPr>
+      <w:r>
+        <w:t xml:space="preserve">3.4 Hyperparameter Tuning</w:t>
+      </w:r>
+    </w:p>
     <w:p>
       <w:pPr>
         <w:pStyle w:val="FirstParagraph"/>
       </w:pPr>
       <w:r>
-        <w:t xml:space="preserve">The RBF kernel allows the SVR to implicitly map the 14-dimensional financial inputs into an infinite-dimensional feature space, drawing a robust hyperplane that ignores local macroeconomic noise.</w:t>
-      </w:r>
-    </w:p>
-    <w:bookmarkEnd w:id="17"/>
-    <w:bookmarkStart w:id="18" w:name="hyperparameter-tuning"/>
+        <w:t xml:space="preserve">To prevent overfitting on the small sample size, all models underwent hyperparameter tuning using</w:t>
+      </w:r>
+      <w:r>
+        <w:t xml:space="preserve"> </w:t>
+      </w:r>
+      <w:r>
+        <w:rPr>
+          <w:rStyle w:val="VerbatimChar"/>
+        </w:rPr>
+        <w:t xml:space="preserve">RandomizedSearchCV</w:t>
+      </w:r>
+      <w:r>
+        <w:t xml:space="preserve"> </w:t>
+      </w:r>
+      <w:r>
+        <w:t xml:space="preserve">across a 3-fold GroupKFold cross-validation grid.</w:t>
+      </w:r>
+    </w:p>
+    <w:bookmarkEnd w:id="21"/>
+    <w:bookmarkStart w:id="22" w:name="dcf-valuation-stage-intrinsic-valuation"/>
+    <w:p>
+      <w:pPr>
+        <w:pStyle w:val="Heading3"/>
+      </w:pPr>
+      <w:r>
+        <w:t xml:space="preserve">3.5 DCF Valuation Stage (Intrinsic Valuation)</w:t>
+      </w:r>
+    </w:p>
+    <w:p>
+      <w:pPr>
+        <w:pStyle w:val="FirstParagraph"/>
+      </w:pPr>
+      <w:r>
+        <w:t xml:space="preserve">The growth predictions from the tuned SVR model were fed into a parallel Discounted Cash Flow (DCF) pipeline alongside a traditional naive model (0% future growth). A standard 10% WACC was applied. The Terminal Value was calculated using a Finite-Horizon approach, bounded by the remaining years of the specific PPA license. The resulting Intrinsic Equity Values were compared against the actual Q4 2023 NEPSE Market Capitalizations.</w:t>
+      </w:r>
+    </w:p>
+    <w:bookmarkEnd w:id="22"/>
+    <w:bookmarkEnd w:id="23"/>
+    <w:bookmarkStart w:id="24" w:name="correlation-analysis"/>
     <w:p>
       <w:pPr>
         <w:pStyle w:val="Heading2"/>
       </w:pPr>
       <w:r>
-        <w:t xml:space="preserve">Hyperparameter Tuning</w:t>
+        <w:t xml:space="preserve">4. Correlation Analysis</w:t>
       </w:r>
     </w:p>
     <w:p>
@@ -1341,258 +956,845 @@
         <w:pStyle w:val="FirstParagraph"/>
       </w:pPr>
       <w:r>
-        <w:t xml:space="preserve">To prevent overfitting on the small sample size, all models underwent aggressive hyperparameter tuning using</w:t>
-      </w:r>
-      <w:r>
-        <w:t xml:space="preserve"> </w:t>
-      </w:r>
+        <w:t xml:space="preserve">To assess the associations between the target variable and key continuous predictors before non-linear modeling, a Pearson correlation matrix was computed.</w:t>
+      </w:r>
+    </w:p>
+    <w:p>
+      <w:pPr>
+        <w:pStyle w:val="BodyText"/>
+      </w:pPr>
+      <w:r>
+        <w:rPr>
+          <w:b/>
+          <w:bCs/>
+        </w:rPr>
+        <w:t xml:space="preserve">Table 1: Correlation Coefficient Matrix for Key Constructs</w:t>
+      </w:r>
+    </w:p>
+    <w:tbl>
+      <w:tblPr>
+        <w:tblStyle w:val="Table"/>
+        <w:tblW w:type="pct" w:w="5000"/>
+        <w:tblLayout w:type="fixed"/>
+        <w:tblLook w:firstRow="1" w:lastRow="0" w:firstColumn="0" w:lastColumn="0" w:noHBand="0" w:noVBand="0" w:val="0020"/>
+      </w:tblPr>
+      <w:tblGrid>
+        <w:gridCol w:w="990"/>
+        <w:gridCol w:w="990"/>
+        <w:gridCol w:w="990"/>
+        <w:gridCol w:w="990"/>
+        <w:gridCol w:w="990"/>
+        <w:gridCol w:w="990"/>
+        <w:gridCol w:w="990"/>
+        <w:gridCol w:w="990"/>
+      </w:tblGrid>
+      <w:tr>
+        <w:trPr>
+          <w:tblHeader w:val="on"/>
+        </w:trPr>
+        <w:tc>
+          <w:tcPr/>
+          <w:p>
+            <w:pPr>
+              <w:pStyle w:val="Compact"/>
+              <w:jc w:val="left"/>
+            </w:pPr>
+            <w:r>
+              <w:t xml:space="preserve">Construct</w:t>
+            </w:r>
+          </w:p>
+        </w:tc>
+        <w:tc>
+          <w:tcPr/>
+          <w:p>
+            <w:pPr>
+              <w:pStyle w:val="Compact"/>
+              <w:jc w:val="left"/>
+            </w:pPr>
+            <w:r>
+              <w:t xml:space="preserve">FCF Growth</w:t>
+            </w:r>
+          </w:p>
+        </w:tc>
+        <w:tc>
+          <w:tcPr/>
+          <w:p>
+            <w:pPr>
+              <w:pStyle w:val="Compact"/>
+              <w:jc w:val="left"/>
+            </w:pPr>
+            <w:r>
+              <w:t xml:space="preserve">Revenue</w:t>
+            </w:r>
+          </w:p>
+        </w:tc>
+        <w:tc>
+          <w:tcPr/>
+          <w:p>
+            <w:pPr>
+              <w:pStyle w:val="Compact"/>
+              <w:jc w:val="left"/>
+            </w:pPr>
+            <w:r>
+              <w:t xml:space="preserve">ROA</w:t>
+            </w:r>
+          </w:p>
+        </w:tc>
+        <w:tc>
+          <w:tcPr/>
+          <w:p>
+            <w:pPr>
+              <w:pStyle w:val="Compact"/>
+              <w:jc w:val="left"/>
+            </w:pPr>
+            <w:r>
+              <w:t xml:space="preserve">Debt Ratio</w:t>
+            </w:r>
+          </w:p>
+        </w:tc>
+        <w:tc>
+          <w:tcPr/>
+          <w:p>
+            <w:pPr>
+              <w:pStyle w:val="Compact"/>
+              <w:jc w:val="left"/>
+            </w:pPr>
+            <w:r>
+              <w:t xml:space="preserve">Capacity</w:t>
+            </w:r>
+          </w:p>
+        </w:tc>
+        <w:tc>
+          <w:tcPr/>
+          <w:p>
+            <w:pPr>
+              <w:pStyle w:val="Compact"/>
+              <w:jc w:val="left"/>
+            </w:pPr>
+            <w:r>
+              <w:t xml:space="preserve">GDP Growth</w:t>
+            </w:r>
+          </w:p>
+        </w:tc>
+        <w:tc>
+          <w:tcPr/>
+          <w:p>
+            <w:pPr>
+              <w:pStyle w:val="Compact"/>
+              <w:jc w:val="left"/>
+            </w:pPr>
+            <w:r>
+              <w:t xml:space="preserve">EBIT Margin</w:t>
+            </w:r>
+          </w:p>
+        </w:tc>
+      </w:tr>
+      <w:tr>
+        <w:tc>
+          <w:tcPr/>
+          <w:p>
+            <w:pPr>
+              <w:pStyle w:val="Compact"/>
+              <w:jc w:val="left"/>
+            </w:pPr>
+            <w:r>
+              <w:t xml:space="preserve">FCF Growth</w:t>
+            </w:r>
+          </w:p>
+        </w:tc>
+        <w:tc>
+          <w:tcPr/>
+          <w:p>
+            <w:pPr>
+              <w:pStyle w:val="Compact"/>
+              <w:jc w:val="left"/>
+            </w:pPr>
+            <w:r>
+              <w:t xml:space="preserve">1.000</w:t>
+            </w:r>
+          </w:p>
+        </w:tc>
+        <w:tc>
+          <w:tcPr/>
+          <w:p>
+            <w:pPr>
+              <w:pStyle w:val="Compact"/>
+            </w:pPr>
+          </w:p>
+        </w:tc>
+        <w:tc>
+          <w:tcPr/>
+          <w:p>
+            <w:pPr>
+              <w:pStyle w:val="Compact"/>
+            </w:pPr>
+          </w:p>
+        </w:tc>
+        <w:tc>
+          <w:tcPr/>
+          <w:p>
+            <w:pPr>
+              <w:pStyle w:val="Compact"/>
+            </w:pPr>
+          </w:p>
+        </w:tc>
+        <w:tc>
+          <w:tcPr/>
+          <w:p>
+            <w:pPr>
+              <w:pStyle w:val="Compact"/>
+            </w:pPr>
+          </w:p>
+        </w:tc>
+        <w:tc>
+          <w:tcPr/>
+          <w:p>
+            <w:pPr>
+              <w:pStyle w:val="Compact"/>
+            </w:pPr>
+          </w:p>
+        </w:tc>
+        <w:tc>
+          <w:tcPr/>
+          <w:p>
+            <w:pPr>
+              <w:pStyle w:val="Compact"/>
+            </w:pPr>
+          </w:p>
+        </w:tc>
+      </w:tr>
+      <w:tr>
+        <w:tc>
+          <w:tcPr/>
+          <w:p>
+            <w:pPr>
+              <w:pStyle w:val="Compact"/>
+              <w:jc w:val="left"/>
+            </w:pPr>
+            <w:r>
+              <w:t xml:space="preserve">Revenue</w:t>
+            </w:r>
+          </w:p>
+        </w:tc>
+        <w:tc>
+          <w:tcPr/>
+          <w:p>
+            <w:pPr>
+              <w:pStyle w:val="Compact"/>
+              <w:jc w:val="left"/>
+            </w:pPr>
+            <w:r>
+              <w:t xml:space="preserve">0.02</w:t>
+            </w:r>
+          </w:p>
+        </w:tc>
+        <w:tc>
+          <w:tcPr/>
+          <w:p>
+            <w:pPr>
+              <w:pStyle w:val="Compact"/>
+              <w:jc w:val="left"/>
+            </w:pPr>
+            <w:r>
+              <w:t xml:space="preserve">1.000</w:t>
+            </w:r>
+          </w:p>
+        </w:tc>
+        <w:tc>
+          <w:tcPr/>
+          <w:p>
+            <w:pPr>
+              <w:pStyle w:val="Compact"/>
+            </w:pPr>
+          </w:p>
+        </w:tc>
+        <w:tc>
+          <w:tcPr/>
+          <w:p>
+            <w:pPr>
+              <w:pStyle w:val="Compact"/>
+            </w:pPr>
+          </w:p>
+        </w:tc>
+        <w:tc>
+          <w:tcPr/>
+          <w:p>
+            <w:pPr>
+              <w:pStyle w:val="Compact"/>
+            </w:pPr>
+          </w:p>
+        </w:tc>
+        <w:tc>
+          <w:tcPr/>
+          <w:p>
+            <w:pPr>
+              <w:pStyle w:val="Compact"/>
+            </w:pPr>
+          </w:p>
+        </w:tc>
+        <w:tc>
+          <w:tcPr/>
+          <w:p>
+            <w:pPr>
+              <w:pStyle w:val="Compact"/>
+            </w:pPr>
+          </w:p>
+        </w:tc>
+      </w:tr>
+      <w:tr>
+        <w:tc>
+          <w:tcPr/>
+          <w:p>
+            <w:pPr>
+              <w:pStyle w:val="Compact"/>
+              <w:jc w:val="left"/>
+            </w:pPr>
+            <w:r>
+              <w:t xml:space="preserve">ROA</w:t>
+            </w:r>
+          </w:p>
+        </w:tc>
+        <w:tc>
+          <w:tcPr/>
+          <w:p>
+            <w:pPr>
+              <w:pStyle w:val="Compact"/>
+              <w:jc w:val="left"/>
+            </w:pPr>
+            <w:r>
+              <w:t xml:space="preserve">-0.24*</w:t>
+            </w:r>
+          </w:p>
+        </w:tc>
+        <w:tc>
+          <w:tcPr/>
+          <w:p>
+            <w:pPr>
+              <w:pStyle w:val="Compact"/>
+              <w:jc w:val="left"/>
+            </w:pPr>
+            <w:r>
+              <w:t xml:space="preserve">0.05</w:t>
+            </w:r>
+          </w:p>
+        </w:tc>
+        <w:tc>
+          <w:tcPr/>
+          <w:p>
+            <w:pPr>
+              <w:pStyle w:val="Compact"/>
+              <w:jc w:val="left"/>
+            </w:pPr>
+            <w:r>
+              <w:t xml:space="preserve">1.000</w:t>
+            </w:r>
+          </w:p>
+        </w:tc>
+        <w:tc>
+          <w:tcPr/>
+          <w:p>
+            <w:pPr>
+              <w:pStyle w:val="Compact"/>
+            </w:pPr>
+          </w:p>
+        </w:tc>
+        <w:tc>
+          <w:tcPr/>
+          <w:p>
+            <w:pPr>
+              <w:pStyle w:val="Compact"/>
+            </w:pPr>
+          </w:p>
+        </w:tc>
+        <w:tc>
+          <w:tcPr/>
+          <w:p>
+            <w:pPr>
+              <w:pStyle w:val="Compact"/>
+            </w:pPr>
+          </w:p>
+        </w:tc>
+        <w:tc>
+          <w:tcPr/>
+          <w:p>
+            <w:pPr>
+              <w:pStyle w:val="Compact"/>
+            </w:pPr>
+          </w:p>
+        </w:tc>
+      </w:tr>
+      <w:tr>
+        <w:tc>
+          <w:tcPr/>
+          <w:p>
+            <w:pPr>
+              <w:pStyle w:val="Compact"/>
+              <w:jc w:val="left"/>
+            </w:pPr>
+            <w:r>
+              <w:t xml:space="preserve">Debt Ratio</w:t>
+            </w:r>
+          </w:p>
+        </w:tc>
+        <w:tc>
+          <w:tcPr/>
+          <w:p>
+            <w:pPr>
+              <w:pStyle w:val="Compact"/>
+              <w:jc w:val="left"/>
+            </w:pPr>
+            <w:r>
+              <w:t xml:space="preserve">0.19*</w:t>
+            </w:r>
+          </w:p>
+        </w:tc>
+        <w:tc>
+          <w:tcPr/>
+          <w:p>
+            <w:pPr>
+              <w:pStyle w:val="Compact"/>
+              <w:jc w:val="left"/>
+            </w:pPr>
+            <w:r>
+              <w:t xml:space="preserve">0.07*</w:t>
+            </w:r>
+          </w:p>
+        </w:tc>
+        <w:tc>
+          <w:tcPr/>
+          <w:p>
+            <w:pPr>
+              <w:pStyle w:val="Compact"/>
+              <w:jc w:val="left"/>
+            </w:pPr>
+            <w:r>
+              <w:t xml:space="preserve">-0.52*</w:t>
+            </w:r>
+          </w:p>
+        </w:tc>
+        <w:tc>
+          <w:tcPr/>
+          <w:p>
+            <w:pPr>
+              <w:pStyle w:val="Compact"/>
+              <w:jc w:val="left"/>
+            </w:pPr>
+            <w:r>
+              <w:t xml:space="preserve">1.000</w:t>
+            </w:r>
+          </w:p>
+        </w:tc>
+        <w:tc>
+          <w:tcPr/>
+          <w:p>
+            <w:pPr>
+              <w:pStyle w:val="Compact"/>
+            </w:pPr>
+          </w:p>
+        </w:tc>
+        <w:tc>
+          <w:tcPr/>
+          <w:p>
+            <w:pPr>
+              <w:pStyle w:val="Compact"/>
+            </w:pPr>
+          </w:p>
+        </w:tc>
+        <w:tc>
+          <w:tcPr/>
+          <w:p>
+            <w:pPr>
+              <w:pStyle w:val="Compact"/>
+            </w:pPr>
+          </w:p>
+        </w:tc>
+      </w:tr>
+      <w:tr>
+        <w:tc>
+          <w:tcPr/>
+          <w:p>
+            <w:pPr>
+              <w:pStyle w:val="Compact"/>
+              <w:jc w:val="left"/>
+            </w:pPr>
+            <w:r>
+              <w:t xml:space="preserve">Capacity</w:t>
+            </w:r>
+          </w:p>
+        </w:tc>
+        <w:tc>
+          <w:tcPr/>
+          <w:p>
+            <w:pPr>
+              <w:pStyle w:val="Compact"/>
+              <w:jc w:val="left"/>
+            </w:pPr>
+            <w:r>
+              <w:t xml:space="preserve">0.07*</w:t>
+            </w:r>
+          </w:p>
+        </w:tc>
+        <w:tc>
+          <w:tcPr/>
+          <w:p>
+            <w:pPr>
+              <w:pStyle w:val="Compact"/>
+              <w:jc w:val="left"/>
+            </w:pPr>
+            <w:r>
+              <w:t xml:space="preserve">0.56*</w:t>
+            </w:r>
+          </w:p>
+        </w:tc>
+        <w:tc>
+          <w:tcPr/>
+          <w:p>
+            <w:pPr>
+              <w:pStyle w:val="Compact"/>
+              <w:jc w:val="left"/>
+            </w:pPr>
+            <w:r>
+              <w:t xml:space="preserve">-0.09*</w:t>
+            </w:r>
+          </w:p>
+        </w:tc>
+        <w:tc>
+          <w:tcPr/>
+          <w:p>
+            <w:pPr>
+              <w:pStyle w:val="Compact"/>
+              <w:jc w:val="left"/>
+            </w:pPr>
+            <w:r>
+              <w:t xml:space="preserve">0.24*</w:t>
+            </w:r>
+          </w:p>
+        </w:tc>
+        <w:tc>
+          <w:tcPr/>
+          <w:p>
+            <w:pPr>
+              <w:pStyle w:val="Compact"/>
+              <w:jc w:val="left"/>
+            </w:pPr>
+            <w:r>
+              <w:t xml:space="preserve">1.000</w:t>
+            </w:r>
+          </w:p>
+        </w:tc>
+        <w:tc>
+          <w:tcPr/>
+          <w:p>
+            <w:pPr>
+              <w:pStyle w:val="Compact"/>
+            </w:pPr>
+          </w:p>
+        </w:tc>
+        <w:tc>
+          <w:tcPr/>
+          <w:p>
+            <w:pPr>
+              <w:pStyle w:val="Compact"/>
+            </w:pPr>
+          </w:p>
+        </w:tc>
+      </w:tr>
+      <w:tr>
+        <w:tc>
+          <w:tcPr/>
+          <w:p>
+            <w:pPr>
+              <w:pStyle w:val="Compact"/>
+              <w:jc w:val="left"/>
+            </w:pPr>
+            <w:r>
+              <w:t xml:space="preserve">GDP Growth</w:t>
+            </w:r>
+          </w:p>
+        </w:tc>
+        <w:tc>
+          <w:tcPr/>
+          <w:p>
+            <w:pPr>
+              <w:pStyle w:val="Compact"/>
+              <w:jc w:val="left"/>
+            </w:pPr>
+            <w:r>
+              <w:t xml:space="preserve">-0.07*</w:t>
+            </w:r>
+          </w:p>
+        </w:tc>
+        <w:tc>
+          <w:tcPr/>
+          <w:p>
+            <w:pPr>
+              <w:pStyle w:val="Compact"/>
+              <w:jc w:val="left"/>
+            </w:pPr>
+            <w:r>
+              <w:t xml:space="preserve">-0.00</w:t>
+            </w:r>
+          </w:p>
+        </w:tc>
+        <w:tc>
+          <w:tcPr/>
+          <w:p>
+            <w:pPr>
+              <w:pStyle w:val="Compact"/>
+              <w:jc w:val="left"/>
+            </w:pPr>
+            <w:r>
+              <w:t xml:space="preserve">-0.06*</w:t>
+            </w:r>
+          </w:p>
+        </w:tc>
+        <w:tc>
+          <w:tcPr/>
+          <w:p>
+            <w:pPr>
+              <w:pStyle w:val="Compact"/>
+              <w:jc w:val="left"/>
+            </w:pPr>
+            <w:r>
+              <w:t xml:space="preserve">-0.06*</w:t>
+            </w:r>
+          </w:p>
+        </w:tc>
+        <w:tc>
+          <w:tcPr/>
+          <w:p>
+            <w:pPr>
+              <w:pStyle w:val="Compact"/>
+              <w:jc w:val="left"/>
+            </w:pPr>
+            <w:r>
+              <w:t xml:space="preserve">0.03</w:t>
+            </w:r>
+          </w:p>
+        </w:tc>
+        <w:tc>
+          <w:tcPr/>
+          <w:p>
+            <w:pPr>
+              <w:pStyle w:val="Compact"/>
+              <w:jc w:val="left"/>
+            </w:pPr>
+            <w:r>
+              <w:t xml:space="preserve">1.000</w:t>
+            </w:r>
+          </w:p>
+        </w:tc>
+        <w:tc>
+          <w:tcPr/>
+          <w:p>
+            <w:pPr>
+              <w:pStyle w:val="Compact"/>
+            </w:pPr>
+          </w:p>
+        </w:tc>
+      </w:tr>
+      <w:tr>
+        <w:tc>
+          <w:tcPr/>
+          <w:p>
+            <w:pPr>
+              <w:pStyle w:val="Compact"/>
+              <w:jc w:val="left"/>
+            </w:pPr>
+            <w:r>
+              <w:t xml:space="preserve">EBIT Margin</w:t>
+            </w:r>
+          </w:p>
+        </w:tc>
+        <w:tc>
+          <w:tcPr/>
+          <w:p>
+            <w:pPr>
+              <w:pStyle w:val="Compact"/>
+              <w:jc w:val="left"/>
+            </w:pPr>
+            <w:r>
+              <w:t xml:space="preserve">0.02</w:t>
+            </w:r>
+          </w:p>
+        </w:tc>
+        <w:tc>
+          <w:tcPr/>
+          <w:p>
+            <w:pPr>
+              <w:pStyle w:val="Compact"/>
+              <w:jc w:val="left"/>
+            </w:pPr>
+            <w:r>
+              <w:t xml:space="preserve">0.04</w:t>
+            </w:r>
+          </w:p>
+        </w:tc>
+        <w:tc>
+          <w:tcPr/>
+          <w:p>
+            <w:pPr>
+              <w:pStyle w:val="Compact"/>
+              <w:jc w:val="left"/>
+            </w:pPr>
+            <w:r>
+              <w:t xml:space="preserve">0.19*</w:t>
+            </w:r>
+          </w:p>
+        </w:tc>
+        <w:tc>
+          <w:tcPr/>
+          <w:p>
+            <w:pPr>
+              <w:pStyle w:val="Compact"/>
+              <w:jc w:val="left"/>
+            </w:pPr>
+            <w:r>
+              <w:t xml:space="preserve">-0.12*</w:t>
+            </w:r>
+          </w:p>
+        </w:tc>
+        <w:tc>
+          <w:tcPr/>
+          <w:p>
+            <w:pPr>
+              <w:pStyle w:val="Compact"/>
+              <w:jc w:val="left"/>
+            </w:pPr>
+            <w:r>
+              <w:t xml:space="preserve">-0.10*</w:t>
+            </w:r>
+          </w:p>
+        </w:tc>
+        <w:tc>
+          <w:tcPr/>
+          <w:p>
+            <w:pPr>
+              <w:pStyle w:val="Compact"/>
+              <w:jc w:val="left"/>
+            </w:pPr>
+            <w:r>
+              <w:t xml:space="preserve">-0.07*</w:t>
+            </w:r>
+          </w:p>
+        </w:tc>
+        <w:tc>
+          <w:tcPr/>
+          <w:p>
+            <w:pPr>
+              <w:pStyle w:val="Compact"/>
+              <w:jc w:val="left"/>
+            </w:pPr>
+            <w:r>
+              <w:t xml:space="preserve">1.000</w:t>
+            </w:r>
+          </w:p>
+        </w:tc>
+      </w:tr>
+    </w:tbl>
+    <w:p>
+      <w:pPr>
+        <w:pStyle w:val="BodyText"/>
+      </w:pPr>
       <w:r>
         <w:rPr>
           <w:i/>
           <w:iCs/>
         </w:rPr>
-        <w:t xml:space="preserve">RandomizedSearchCV</w:t>
-      </w:r>
-      <w:r>
-        <w:t xml:space="preserve"> </w:t>
-      </w:r>
-      <w:r>
-        <w:t xml:space="preserve">across a 3-fold cross-validation grid. For SVR, the grid searched across the regularization parameter</w:t>
+        <w:t xml:space="preserve">Note.</w:t>
+      </w:r>
+      <w:r>
+        <w:rPr>
+          <w:i/>
+          <w:iCs/>
+        </w:rPr>
+        <w:t xml:space="preserve"> </w:t>
+      </w:r>
+      <w:r>
+        <w:t xml:space="preserve"> </w:t>
+      </w:r>
+      <w:r>
+        <w:t xml:space="preserve">indicates</w:t>
       </w:r>
       <w:r>
         <w:t xml:space="preserve"> </w:t>
       </w:r>
       <m:oMath>
         <m:r>
-          <m:t>C</m:t>
+          <m:t>p</m:t>
         </m:r>
         <m:r>
           <m:rPr>
             <m:sty m:val="p"/>
           </m:rPr>
-          <m:t>∈</m:t>
+          <m:t>&lt;</m:t>
+        </m:r>
+        <m:r>
+          <m:t>0.05</m:t>
+        </m:r>
+      </m:oMath>
+      <w:r>
+        <w:t xml:space="preserve"> </w:t>
+      </w:r>
+      <w:r>
+        <w:t xml:space="preserve">based on a two-tailed test of the Pearson correlation coefficient (</w:t>
+      </w:r>
+      <m:oMath>
+        <m:r>
+          <m:t>N</m:t>
         </m:r>
         <m:r>
           <m:rPr>
             <m:sty m:val="p"/>
           </m:rPr>
-          <m:t>[</m:t>
+          <m:t>=</m:t>
         </m:r>
         <m:r>
-          <m:t>0.1</m:t>
-        </m:r>
-        <m:r>
-          <m:rPr>
-            <m:sty m:val="p"/>
-          </m:rPr>
-          <m:t>,</m:t>
-        </m:r>
-        <m:r>
-          <m:t>1</m:t>
-        </m:r>
-        <m:r>
-          <m:rPr>
-            <m:sty m:val="p"/>
-          </m:rPr>
-          <m:t>,</m:t>
-        </m:r>
-        <m:r>
-          <m:t>10</m:t>
-        </m:r>
-        <m:r>
-          <m:rPr>
-            <m:sty m:val="p"/>
-          </m:rPr>
-          <m:t>,</m:t>
-        </m:r>
-        <m:r>
-          <m:t>100</m:t>
-        </m:r>
-        <m:r>
-          <m:rPr>
-            <m:sty m:val="p"/>
-          </m:rPr>
-          <m:t>]</m:t>
+          <m:t>1680</m:t>
         </m:r>
       </m:oMath>
       <w:r>
-        <w:t xml:space="preserve">, the kernel coefficient</w:t>
-      </w:r>
-      <w:r>
-        <w:t xml:space="preserve"> </w:t>
-      </w:r>
-      <m:oMath>
-        <m:r>
-          <m:t>γ</m:t>
-        </m:r>
-        <m:r>
-          <m:rPr>
-            <m:sty m:val="p"/>
-          </m:rPr>
-          <m:t>∈</m:t>
-        </m:r>
-        <m:r>
-          <m:rPr>
-            <m:sty m:val="p"/>
-          </m:rPr>
-          <m:t>[</m:t>
-        </m:r>
-        <m:r>
-          <m:rPr>
-            <m:nor/>
-            <m:sty m:val="p"/>
-          </m:rPr>
-          <m:t>scale</m:t>
-        </m:r>
-        <m:r>
-          <m:rPr>
-            <m:sty m:val="p"/>
-          </m:rPr>
-          <m:t>,</m:t>
-        </m:r>
-        <m:r>
-          <m:rPr>
-            <m:nor/>
-            <m:sty m:val="p"/>
-          </m:rPr>
-          <m:t>auto</m:t>
-        </m:r>
-        <m:r>
-          <m:rPr>
-            <m:sty m:val="p"/>
-          </m:rPr>
-          <m:t>,</m:t>
-        </m:r>
-        <m:r>
-          <m:t>0.1</m:t>
-        </m:r>
-        <m:r>
-          <m:rPr>
-            <m:sty m:val="p"/>
-          </m:rPr>
-          <m:t>,</m:t>
-        </m:r>
-        <m:r>
-          <m:t>0.01</m:t>
-        </m:r>
-        <m:r>
-          <m:rPr>
-            <m:sty m:val="p"/>
-          </m:rPr>
-          <m:t>]</m:t>
-        </m:r>
-      </m:oMath>
-      <w:r>
-        <w:t xml:space="preserve">, and the margin of tolerance</w:t>
-      </w:r>
-      <w:r>
-        <w:t xml:space="preserve"> </w:t>
-      </w:r>
-      <m:oMath>
-        <m:r>
-          <m:t>ϵ</m:t>
-        </m:r>
-        <m:r>
-          <m:rPr>
-            <m:sty m:val="p"/>
-          </m:rPr>
-          <m:t>∈</m:t>
-        </m:r>
-        <m:r>
-          <m:rPr>
-            <m:sty m:val="p"/>
-          </m:rPr>
-          <m:t>[</m:t>
-        </m:r>
-        <m:r>
-          <m:t>0.01</m:t>
-        </m:r>
-        <m:r>
-          <m:rPr>
-            <m:sty m:val="p"/>
-          </m:rPr>
-          <m:t>,</m:t>
-        </m:r>
-        <m:r>
-          <m:t>0.1</m:t>
-        </m:r>
-        <m:r>
-          <m:rPr>
-            <m:sty m:val="p"/>
-          </m:rPr>
-          <m:t>,</m:t>
-        </m:r>
-        <m:r>
-          <m:t>1</m:t>
-        </m:r>
-        <m:r>
-          <m:rPr>
-            <m:sty m:val="p"/>
-          </m:rPr>
-          <m:t>]</m:t>
-        </m:r>
-      </m:oMath>
-      <w:r>
-        <w:t xml:space="preserve">.</w:t>
-      </w:r>
-    </w:p>
-    <w:bookmarkEnd w:id="18"/>
-    <w:bookmarkStart w:id="19" w:name="dcf-valuation-stage-intrinsic-valuation"/>
-    <w:p>
-      <w:pPr>
-        <w:pStyle w:val="Heading2"/>
-      </w:pPr>
-      <w:r>
-        <w:t xml:space="preserve">DCF Valuation Stage (Intrinsic Valuation)</w:t>
-      </w:r>
-    </w:p>
-    <w:p>
-      <w:pPr>
-        <w:pStyle w:val="FirstParagraph"/>
-      </w:pPr>
-      <w:r>
-        <w:t xml:space="preserve">To answer Research Question 3, the growth predictions from the tuned SVR model were fed into a parallel Discounted Cash Flow (DCF) pipeline alongside a traditional naive model (which assumes 0% future growth). A standard 10% Weighted Average Cost of Capital (WACC) was applied.</w:t>
+        <w:t xml:space="preserve"> </w:t>
+      </w:r>
+      <w:r>
+        <w:t xml:space="preserve">panel firm-years). Upper triangle omitted for clarity.*</w:t>
       </w:r>
     </w:p>
     <w:p>
       <w:pPr>
         <w:pStyle w:val="BodyText"/>
       </w:pPr>
-      <w:r>
-        <w:t xml:space="preserve">Unlike traditional DCF models that utilize an infinite Gordon Growth perpetuity for the Terminal Value, hydropower plants in Nepal revert to the government after 30 years. Therefore, the Terminal Value was calculated using a mathematically rigorous</w:t>
-      </w:r>
-      <w:r>
-        <w:t xml:space="preserve"> </w:t>
-      </w:r>
       <w:r>
         <w:rPr>
           <w:b/>
           <w:bCs/>
         </w:rPr>
-        <w:t xml:space="preserve">Finite-Horizon approach</w:t>
-      </w:r>
-      <w:r>
-        <w:t xml:space="preserve">, bounded strictly by the remaining years of the specific PPA license. The resulting Enterprise Values (EV) were stripped of Total Debt to yield Intrinsic Equity Values, which were finally compared against the actual Q4 2023 NEPSE Market Capitalizations to measure empirical market accuracy.</w:t>
-      </w:r>
-    </w:p>
-    <w:bookmarkEnd w:id="19"/>
-    <w:bookmarkEnd w:id="20"/>
-    <w:bookmarkStart w:id="33" w:name="results"/>
-    <w:p>
-      <w:pPr>
-        <w:pStyle w:val="Heading1"/>
-      </w:pPr>
-      <w:r>
-        <w:t xml:space="preserve">Results</w:t>
-      </w:r>
-    </w:p>
-    <w:bookmarkStart w:id="27" w:name="the-machine-learning-leaderboard"/>
+        <w:t xml:space="preserve">Explanation of the Correlation Matrix:</w:t>
+      </w:r>
+      <w:r>
+        <w:t xml:space="preserve"> </w:t>
+      </w:r>
+      <w:r>
+        <w:t xml:space="preserve">The correlation matrix reveals important structural relationships within the dataset. Return on Assets (ROA) exhibits a statistically significant negative correlation (-0.24) with FCF Growth. This initial linear finding hints at a maturity dynamic: highly profitable older plants (with heavily depreciated asset bases) exhibit lower percentage growth compared to newly commissioned plants, which undergo massive initial growth spurts. Furthermore, standard linear correlations between traditional metrics (like Revenue and EBIT Margin) and the target variable are generally weak, demonstrating that standard linear assumptions fail to capture growth dynamics in this sector. This explicitly justifies the necessity of deploying advanced non-linear regression techniques like SVR to map the complexities of the data.</w:t>
+      </w:r>
+    </w:p>
+    <w:bookmarkEnd w:id="24"/>
+    <w:bookmarkStart w:id="36" w:name="results"/>
     <w:p>
       <w:pPr>
         <w:pStyle w:val="Heading2"/>
       </w:pPr>
       <w:r>
-        <w:t xml:space="preserve">The Machine Learning Leaderboard</w:t>
+        <w:t xml:space="preserve">5. Results</w:t>
+      </w:r>
+    </w:p>
+    <w:bookmarkStart w:id="28" w:name="the-machine-learning-leaderboard"/>
+    <w:p>
+      <w:pPr>
+        <w:pStyle w:val="Heading3"/>
+      </w:pPr>
+      <w:r>
+        <w:t xml:space="preserve">5.1 The Machine Learning Leaderboard</w:t>
       </w:r>
     </w:p>
     <w:p>
@@ -1600,16 +1802,19 @@
         <w:pStyle w:val="FirstParagraph"/>
       </w:pPr>
       <w:r>
-        <w:t xml:space="preserve">The ML algorithms were tasked with predicting the 1-year forward growth rate. For a fair and interpretable evaluation, these percentage predictions were mathematically reconstructed back into Absolute Rupees and compared against the Traditional Baseline (which assumes next year’s cash flow will exactly equal this year’s).</w:t>
-      </w:r>
-    </w:p>
-    <w:bookmarkStart w:id="21" w:name="tab:leaderboard"/>
-    <w:p>
-      <w:pPr>
-        <w:pStyle w:val="TableCaption"/>
-      </w:pPr>
-      <w:r>
-        <w:t xml:space="preserve">The Machine Learning Leaderboard (Reconstructed MAE)</w:t>
+        <w:t xml:space="preserve">The ML algorithms were tasked with predicting the 1-year forward growth rate, reconstructed back into Absolute Rupees for evaluation. A diverse suite of state-of-the-art predictive algorithms was employed to establish robust baseline comparisons against the proposed SVR architecture. This suite included XGBoost (Chen &amp; Guestrin, 2016), renowned for its scalable tree boosting system; LightGBM (Ke et al., 2017), which utilizes a highly efficient gradient boosting decision tree mechanism optimized for leaf-wise growth; Random Forests (Breiman, 2001), an ensemble learning method that builds and averages multiple decision trees to control variance; K-Nearest Neighbors (KNN) (Altman, 1992), offering non-parametric pattern matching; and Ridge Regression (Hoerl &amp; Kennard, 1970), which applies L2 regularization to standard linear regression.</w:t>
+      </w:r>
+    </w:p>
+    <w:p>
+      <w:pPr>
+        <w:pStyle w:val="BodyText"/>
+      </w:pPr>
+      <w:r>
+        <w:rPr>
+          <w:b/>
+          <w:bCs/>
+        </w:rPr>
+        <w:t xml:space="preserve">Table 2: The Machine Learning Leaderboard (Reconstructed MAE)</w:t>
       </w:r>
     </w:p>
     <w:tbl>
@@ -1617,13 +1822,11 @@
         <w:tblStyle w:val="Table"/>
         <w:tblW w:type="auto" w:w="0"/>
         <w:tblLook w:firstRow="1" w:lastRow="0" w:firstColumn="0" w:lastColumn="0" w:noHBand="0" w:noVBand="0" w:val="0020"/>
-        <w:tblCaption w:val="The Machine Learning Leaderboard (Reconstructed MAE)"/>
       </w:tblPr>
       <w:tblGrid>
-        <w:gridCol w:w="1980"/>
-        <w:gridCol w:w="1980"/>
-        <w:gridCol w:w="1980"/>
-        <w:gridCol w:w="1980"/>
+        <w:gridCol w:w="2640"/>
+        <w:gridCol w:w="2640"/>
+        <w:gridCol w:w="2640"/>
       </w:tblGrid>
       <w:tr>
         <w:trPr>
@@ -1637,10 +1840,6 @@
               <w:jc w:val="left"/>
             </w:pPr>
             <w:r>
-              <w:rPr>
-                <w:b/>
-                <w:bCs/>
-              </w:rPr>
               <w:t xml:space="preserve">Rank</w:t>
             </w:r>
           </w:p>
@@ -1653,10 +1852,6 @@
               <w:jc w:val="left"/>
             </w:pPr>
             <w:r>
-              <w:rPr>
-                <w:b/>
-                <w:bCs/>
-              </w:rPr>
               <w:t xml:space="preserve">Model</w:t>
             </w:r>
           </w:p>
@@ -1666,30 +1861,10 @@
           <w:p>
             <w:pPr>
               <w:pStyle w:val="Compact"/>
-              <w:jc w:val="center"/>
-            </w:pPr>
-            <w:r>
-              <w:rPr>
-                <w:b/>
-                <w:bCs/>
-              </w:rPr>
+              <w:jc w:val="left"/>
+            </w:pPr>
+            <w:r>
               <w:t xml:space="preserve">Reconstructed MAE</w:t>
-            </w:r>
-          </w:p>
-        </w:tc>
-        <w:tc>
-          <w:tcPr/>
-          <w:p>
-            <w:pPr>
-              <w:pStyle w:val="Compact"/>
-              <w:jc w:val="center"/>
-            </w:pPr>
-            <w:r>
-              <w:rPr>
-                <w:b/>
-                <w:bCs/>
-              </w:rPr>
-              <w:t xml:space="preserve">RMSE</w:t>
             </w:r>
           </w:p>
         </w:tc>
@@ -1724,22 +1899,10 @@
           <w:p>
             <w:pPr>
               <w:pStyle w:val="Compact"/>
-              <w:jc w:val="center"/>
+              <w:jc w:val="left"/>
             </w:pPr>
             <w:r>
               <w:t xml:space="preserve">Rs 96,114</w:t>
-            </w:r>
-          </w:p>
-        </w:tc>
-        <w:tc>
-          <w:tcPr/>
-          <w:p>
-            <w:pPr>
-              <w:pStyle w:val="Compact"/>
-              <w:jc w:val="center"/>
-            </w:pPr>
-            <w:r>
-              <w:t xml:space="preserve">Rs 157,938</w:t>
             </w:r>
           </w:p>
         </w:tc>
@@ -1782,30 +1945,14 @@
           <w:p>
             <w:pPr>
               <w:pStyle w:val="Compact"/>
-              <w:jc w:val="center"/>
+              <w:jc w:val="left"/>
             </w:pPr>
             <w:r>
               <w:rPr>
                 <w:b/>
                 <w:bCs/>
               </w:rPr>
-              <w:t xml:space="preserve">Rs 91,773</w:t>
-            </w:r>
-          </w:p>
-        </w:tc>
-        <w:tc>
-          <w:tcPr/>
-          <w:p>
-            <w:pPr>
-              <w:pStyle w:val="Compact"/>
-              <w:jc w:val="center"/>
-            </w:pPr>
-            <w:r>
-              <w:rPr>
-                <w:b/>
-                <w:bCs/>
-              </w:rPr>
-              <w:t xml:space="preserve">Rs 149,904</w:t>
+              <w:t xml:space="preserve">Rs 91,442</w:t>
             </w:r>
           </w:p>
         </w:tc>
@@ -1840,22 +1987,10 @@
           <w:p>
             <w:pPr>
               <w:pStyle w:val="Compact"/>
-              <w:jc w:val="center"/>
-            </w:pPr>
-            <w:r>
-              <w:t xml:space="preserve">Rs 95,144</w:t>
-            </w:r>
-          </w:p>
-        </w:tc>
-        <w:tc>
-          <w:tcPr/>
-          <w:p>
-            <w:pPr>
-              <w:pStyle w:val="Compact"/>
-              <w:jc w:val="center"/>
-            </w:pPr>
-            <w:r>
-              <w:t xml:space="preserve">Rs 171,949</w:t>
+              <w:jc w:val="left"/>
+            </w:pPr>
+            <w:r>
+              <w:t xml:space="preserve">Rs 94,268</w:t>
             </w:r>
           </w:p>
         </w:tc>
@@ -1890,22 +2025,10 @@
           <w:p>
             <w:pPr>
               <w:pStyle w:val="Compact"/>
-              <w:jc w:val="center"/>
-            </w:pPr>
-            <w:r>
-              <w:t xml:space="preserve">Rs 99,202</w:t>
-            </w:r>
-          </w:p>
-        </w:tc>
-        <w:tc>
-          <w:tcPr/>
-          <w:p>
-            <w:pPr>
-              <w:pStyle w:val="Compact"/>
-              <w:jc w:val="center"/>
-            </w:pPr>
-            <w:r>
-              <w:t xml:space="preserve">Rs 191,569</w:t>
+              <w:jc w:val="left"/>
+            </w:pPr>
+            <w:r>
+              <w:t xml:space="preserve">Rs 99,915</w:t>
             </w:r>
           </w:p>
         </w:tc>
@@ -1931,31 +2054,19 @@
               <w:jc w:val="left"/>
             </w:pPr>
             <w:r>
-              <w:t xml:space="preserve">Random Forest</w:t>
-            </w:r>
-          </w:p>
-        </w:tc>
-        <w:tc>
-          <w:tcPr/>
-          <w:p>
-            <w:pPr>
-              <w:pStyle w:val="Compact"/>
-              <w:jc w:val="center"/>
-            </w:pPr>
-            <w:r>
-              <w:t xml:space="preserve">Rs 108,302</w:t>
-            </w:r>
-          </w:p>
-        </w:tc>
-        <w:tc>
-          <w:tcPr/>
-          <w:p>
-            <w:pPr>
-              <w:pStyle w:val="Compact"/>
-              <w:jc w:val="center"/>
-            </w:pPr>
-            <w:r>
-              <w:t xml:space="preserve">Rs 269,123</w:t>
+              <w:t xml:space="preserve">K-Nearest Neighbors</w:t>
+            </w:r>
+          </w:p>
+        </w:tc>
+        <w:tc>
+          <w:tcPr/>
+          <w:p>
+            <w:pPr>
+              <w:pStyle w:val="Compact"/>
+              <w:jc w:val="left"/>
+            </w:pPr>
+            <w:r>
+              <w:t xml:space="preserve">Rs 105,250</w:t>
             </w:r>
           </w:p>
         </w:tc>
@@ -1981,31 +2092,19 @@
               <w:jc w:val="left"/>
             </w:pPr>
             <w:r>
-              <w:t xml:space="preserve">K-Nearest Neighbors</w:t>
-            </w:r>
-          </w:p>
-        </w:tc>
-        <w:tc>
-          <w:tcPr/>
-          <w:p>
-            <w:pPr>
-              <w:pStyle w:val="Compact"/>
-              <w:jc w:val="center"/>
-            </w:pPr>
-            <w:r>
-              <w:t xml:space="preserve">Rs 112,729</w:t>
-            </w:r>
-          </w:p>
-        </w:tc>
-        <w:tc>
-          <w:tcPr/>
-          <w:p>
-            <w:pPr>
-              <w:pStyle w:val="Compact"/>
-              <w:jc w:val="center"/>
-            </w:pPr>
-            <w:r>
-              <w:t xml:space="preserve">Rs 246,410</w:t>
+              <w:t xml:space="preserve">Random Forest</w:t>
+            </w:r>
+          </w:p>
+        </w:tc>
+        <w:tc>
+          <w:tcPr/>
+          <w:p>
+            <w:pPr>
+              <w:pStyle w:val="Compact"/>
+              <w:jc w:val="left"/>
+            </w:pPr>
+            <w:r>
+              <w:t xml:space="preserve">Rs 107,463</w:t>
             </w:r>
           </w:p>
         </w:tc>
@@ -2040,36 +2139,15 @@
           <w:p>
             <w:pPr>
               <w:pStyle w:val="Compact"/>
-              <w:jc w:val="center"/>
-            </w:pPr>
-            <w:r>
-              <w:t xml:space="preserve">Rs 128,035</w:t>
-            </w:r>
-          </w:p>
-        </w:tc>
-        <w:tc>
-          <w:tcPr/>
-          <w:p>
-            <w:pPr>
-              <w:pStyle w:val="Compact"/>
-              <w:jc w:val="center"/>
-            </w:pPr>
-            <w:r>
-              <w:t xml:space="preserve">Rs 392,580</w:t>
+              <w:jc w:val="left"/>
+            </w:pPr>
+            <w:r>
+              <w:t xml:space="preserve">Rs 125,929</w:t>
             </w:r>
           </w:p>
         </w:tc>
       </w:tr>
     </w:tbl>
-    <w:bookmarkEnd w:id="21"/>
-    <w:p>
-      <w:pPr>
-        <w:pStyle w:val="BodyText"/>
-      </w:pPr>
-      <w:bookmarkStart w:id="22" w:name="tab:leaderboard"/>
-      <w:bookmarkEnd w:id="22"/>
-    </w:p>
-    <w:bookmarkStart w:id="26" w:name="fig:comparison"/>
     <w:p>
       <w:pPr>
         <w:pStyle w:val="CaptionedFigure"/>
@@ -2077,20 +2155,20 @@
       <w:r>
         <w:drawing>
           <wp:inline>
-            <wp:extent cx="4267200" cy="2276974"/>
+            <wp:extent cx="5334000" cy="2527023"/>
             <wp:effectExtent b="0" l="0" r="0" t="0"/>
-            <wp:docPr descr="" title="" id="24" name="Picture"/>
+            <wp:docPr descr="Machine Learning Algorithm Performance vs Traditional Baseline" title="" id="26" name="Picture"/>
             <a:graphic>
               <a:graphicData uri="http://schemas.openxmlformats.org/drawingml/2006/picture">
                 <pic:pic>
                   <pic:nvPicPr>
-                    <pic:cNvPr descr="../machine_learning/plots/model_comparison.png" id="25" name="Picture"/>
+                    <pic:cNvPr descr="../plots/model_comparison.png" id="27" name="Picture"/>
                     <pic:cNvPicPr>
                       <a:picLocks noChangeArrowheads="1" noChangeAspect="1"/>
                     </pic:cNvPicPr>
                   </pic:nvPicPr>
                   <pic:blipFill>
-                    <a:blip r:embed="rId23"/>
+                    <a:blip r:embed="rId25"/>
                     <a:stretch>
                       <a:fillRect/>
                     </a:stretch>
@@ -2098,7 +2176,7 @@
                   <pic:spPr bwMode="auto">
                     <a:xfrm>
                       <a:off x="0" y="0"/>
-                      <a:ext cx="4267200" cy="2276974"/>
+                      <a:ext cx="5334000" cy="2527023"/>
                     </a:xfrm>
                     <a:prstGeom prst="rect">
                       <a:avLst/>
@@ -2122,26 +2200,25 @@
         <w:pStyle w:val="ImageCaption"/>
       </w:pPr>
       <w:r>
-        <w:t xml:space="preserve">Machine Learning Algorithm Performance vs Traditional Baseline.</w:t>
-      </w:r>
-    </w:p>
-    <w:bookmarkEnd w:id="26"/>
+        <w:t xml:space="preserve">Machine Learning Algorithm Performance vs Traditional Baseline</w:t>
+      </w:r>
+    </w:p>
     <w:p>
       <w:pPr>
         <w:pStyle w:val="BodyText"/>
       </w:pPr>
       <w:r>
-        <w:t xml:space="preserve">When exposed to the full 14-variable "noisy" dataset, Support Vector Regression (SVR) demonstrated its profound mathematical superiority, achieving Rank 1. The Tree-based algorithms (XGBoost, LightGBM, and Random Forest), which typically dominate structured data competitions, struggled heavily. Without algorithmic feature selection to protect them, the decision trees overfit to the macroeconomic noise (such as Inflation and GDP). Conversely, the SVR’s RBF Kernel successfully separated the structural operational signal from the macroeconomic noise, achieving the lowest forecasting error.</w:t>
-      </w:r>
-    </w:p>
-    <w:bookmarkEnd w:id="27"/>
-    <w:bookmarkStart w:id="32" w:name="statistical-significance"/>
-    <w:p>
-      <w:pPr>
-        <w:pStyle w:val="Heading2"/>
-      </w:pPr>
-      <w:r>
-        <w:t xml:space="preserve">Statistical Significance</w:t>
+        <w:t xml:space="preserve">When exposed to the 13-variable dataset, Support Vector Regression (SVR) achieved Rank 1. The Tree-based algorithms (such as Random Forest and XGBoost) struggled, likely overfitting to macroeconomic noise due to the small sample size, whereas the SVR’s RBF Kernel demonstrated superior regularization in this data-scarce environment.</w:t>
+      </w:r>
+    </w:p>
+    <w:bookmarkEnd w:id="28"/>
+    <w:bookmarkStart w:id="35" w:name="statistical-significance"/>
+    <w:p>
+      <w:pPr>
+        <w:pStyle w:val="Heading3"/>
+      </w:pPr>
+      <w:r>
+        <w:t xml:space="preserve">5.2 Statistical Significance</w:t>
       </w:r>
     </w:p>
     <w:p>
@@ -2149,22 +2226,18 @@
         <w:pStyle w:val="FirstParagraph"/>
       </w:pPr>
       <w:r>
-        <w:t xml:space="preserve">To ensure the SVR model’s victory was not merely a product of random variance, the forecasting errors were subjected to rigorous statistical hypothesis testing against the traditional baseline.</w:t>
-      </w:r>
-    </w:p>
-    <w:p>
-      <w:pPr>
-        <w:numPr>
-          <w:ilvl w:val="0"/>
-          <w:numId w:val="1002"/>
-        </w:numPr>
-      </w:pPr>
-      <w:r>
-        <w:rPr>
-          <w:b/>
-          <w:bCs/>
-        </w:rPr>
-        <w:t xml:space="preserve">Paired t-test (</w:t>
+        <w:t xml:space="preserve">To assess whether the SVR model’s lower error was statistically meaningful, the forecasting errors were subjected to hypothesis testing.</w:t>
+      </w:r>
+    </w:p>
+    <w:p>
+      <w:pPr>
+        <w:pStyle w:val="BodyText"/>
+      </w:pPr>
+      <w:r>
+        <w:t xml:space="preserve">Because financial cash flows routinely violate normality assumptions, the robust non-parametric Wilcoxon signed-rank test (Wilcoxon, 1945) was primarily applied, yielding a highly significant</w:t>
+      </w:r>
+      <w:r>
+        <w:t xml:space="preserve"> </w:t>
       </w:r>
       <m:oMath>
         <m:r>
@@ -2177,36 +2250,14 @@
           <m:t>=</m:t>
         </m:r>
         <m:r>
-          <m:t>0.0757</m:t>
+          <m:t>0.00008</m:t>
         </m:r>
       </m:oMath>
       <w:r>
-        <w:rPr>
-          <w:b/>
-          <w:bCs/>
-        </w:rPr>
-        <w:t xml:space="preserve">):</w:t>
-      </w:r>
-      <w:r>
-        <w:t xml:space="preserve"> </w:t>
-      </w:r>
-      <w:r>
-        <w:t xml:space="preserve">Despite the non-normal distribution of extreme corporate cash flows, SVR successfully achieved parametric statistical significance at the 10% level.</w:t>
-      </w:r>
-    </w:p>
-    <w:p>
-      <w:pPr>
-        <w:numPr>
-          <w:ilvl w:val="0"/>
-          <w:numId w:val="1002"/>
-        </w:numPr>
-      </w:pPr>
-      <w:r>
-        <w:rPr>
-          <w:b/>
-          <w:bCs/>
-        </w:rPr>
-        <w:t xml:space="preserve">Wilcoxon Signed-Rank Test (</w:t>
+        <w:t xml:space="preserve">. For transparency, a standard parametric paired t-test (Student, 1908) was also conducted, which yielded a non-significant</w:t>
+      </w:r>
+      <w:r>
+        <w:t xml:space="preserve"> </w:t>
       </w:r>
       <m:oMath>
         <m:r>
@@ -2219,42 +2270,47 @@
           <m:t>=</m:t>
         </m:r>
         <m:r>
-          <m:t>0.0001</m:t>
+          <m:t>0.062</m:t>
         </m:r>
       </m:oMath>
       <w:r>
-        <w:rPr>
-          <w:b/>
-          <w:bCs/>
-        </w:rPr>
-        <w:t xml:space="preserve">):</w:t>
-      </w:r>
-      <w:r>
-        <w:t xml:space="preserve"> </w:t>
-      </w:r>
-      <w:r>
-        <w:t xml:space="preserve">Because financial cash flows routinely violate the normality assumptions required by the t-test, the robust non-parametric Wilcoxon test is preferred in corporate finance. Utilizing this test, the reduction in forecasting error achieved by SVR was found to be statistically significant at the 1% level.</w:t>
-      </w:r>
-    </w:p>
-    <w:p>
-      <w:pPr>
-        <w:pStyle w:val="FirstParagraph"/>
-      </w:pPr>
-      <w:r>
-        <w:rPr>
-          <w:b/>
-          <w:bCs/>
-        </w:rPr>
-        <w:t xml:space="preserve">Conclusion:</w:t>
-      </w:r>
-      <w:r>
-        <w:t xml:space="preserve"> </w:t>
-      </w:r>
-      <w:r>
-        <w:t xml:space="preserve">We firmly reject the null hypothesis. Support Vector Regression is a mathematically and statistically superior mechanism for forecasting fundamental cash flows in emerging markets compared to traditional static assumptions.</w:t>
-      </w:r>
-    </w:p>
-    <w:bookmarkStart w:id="31" w:name="fig:scatter"/>
+        <w:t xml:space="preserve">. This divergence between the non-parametric (</w:t>
+      </w:r>
+      <m:oMath>
+        <m:r>
+          <m:t>p</m:t>
+        </m:r>
+        <m:r>
+          <m:rPr>
+            <m:sty m:val="p"/>
+          </m:rPr>
+          <m:t>=</m:t>
+        </m:r>
+        <m:r>
+          <m:t>0.00008</m:t>
+        </m:r>
+      </m:oMath>
+      <w:r>
+        <w:t xml:space="preserve">) and parametric (</w:t>
+      </w:r>
+      <m:oMath>
+        <m:r>
+          <m:t>p</m:t>
+        </m:r>
+        <m:r>
+          <m:rPr>
+            <m:sty m:val="p"/>
+          </m:rPr>
+          <m:t>=</m:t>
+        </m:r>
+        <m:r>
+          <m:t>0.062</m:t>
+        </m:r>
+      </m:oMath>
+      <w:r>
+        <w:t xml:space="preserve">) tests on the same data indicates that while the SVR model consistently beats the baseline on the vast majority of observations, the mean-based t-test is heavily dragged by a small number of extreme outliers where the ML model’s errors were magnified. While both statistics must be caveated since the panel firm-years are not perfectly independent draws, we find modest evidence that SVR provides a more robust mechanism for forecasting fundamental cash flows compared to static baseline assumptions.</w:t>
+      </w:r>
+    </w:p>
     <w:p>
       <w:pPr>
         <w:pStyle w:val="CaptionedFigure"/>
@@ -2262,20 +2318,20 @@
       <w:r>
         <w:drawing>
           <wp:inline>
-            <wp:extent cx="3733800" cy="3813500"/>
+            <wp:extent cx="5334000" cy="5378844"/>
             <wp:effectExtent b="0" l="0" r="0" t="0"/>
-            <wp:docPr descr="" title="" id="29" name="Picture"/>
+            <wp:docPr descr="SVR Validation: Actual vs. Predicted Free Cash Flow (Out-of-Sample)" title="" id="30" name="Picture"/>
             <a:graphic>
               <a:graphicData uri="http://schemas.openxmlformats.org/drawingml/2006/picture">
                 <pic:pic>
                   <pic:nvPicPr>
-                    <pic:cNvPr descr="../machine_learning/plots/actual_vs_predicted.png" id="30" name="Picture"/>
+                    <pic:cNvPr descr="../plots/actual_vs_predicted.png" id="31" name="Picture"/>
                     <pic:cNvPicPr>
                       <a:picLocks noChangeArrowheads="1" noChangeAspect="1"/>
                     </pic:cNvPicPr>
                   </pic:nvPicPr>
                   <pic:blipFill>
-                    <a:blip r:embed="rId28"/>
+                    <a:blip r:embed="rId29"/>
                     <a:stretch>
                       <a:fillRect/>
                     </a:stretch>
@@ -2283,7 +2339,7 @@
                   <pic:spPr bwMode="auto">
                     <a:xfrm>
                       <a:off x="0" y="0"/>
-                      <a:ext cx="3733800" cy="3813500"/>
+                      <a:ext cx="5334000" cy="5378844"/>
                     </a:xfrm>
                     <a:prstGeom prst="rect">
                       <a:avLst/>
@@ -2307,52 +2363,9 @@
         <w:pStyle w:val="ImageCaption"/>
       </w:pPr>
       <w:r>
-        <w:t xml:space="preserve">SVR Validation: Actual vs. Predicted Cash Flow (Out-of-Sample).</w:t>
-      </w:r>
-    </w:p>
-    <w:bookmarkEnd w:id="31"/>
-    <w:bookmarkEnd w:id="32"/>
-    <w:bookmarkEnd w:id="33"/>
-    <w:bookmarkStart w:id="38" w:name="Xe8f28df9c0cce85087eef310e38db6ae3aa971f"/>
-    <w:p>
-      <w:pPr>
-        <w:pStyle w:val="Heading1"/>
-      </w:pPr>
-      <w:r>
-        <w:t xml:space="preserve">Explainable AI: Demystifying the SVR Kernel</w:t>
-      </w:r>
-    </w:p>
-    <w:p>
-      <w:pPr>
-        <w:pStyle w:val="FirstParagraph"/>
-      </w:pPr>
-      <w:r>
-        <w:t xml:space="preserve">To bridge the gap between advanced predictive accuracy and financial transparency, this study implemented</w:t>
-      </w:r>
-      <w:r>
-        <w:t xml:space="preserve"> </w:t>
-      </w:r>
-      <w:r>
-        <w:rPr>
-          <w:b/>
-          <w:bCs/>
-        </w:rPr>
-        <w:t xml:space="preserve">Permutation Importance</w:t>
-      </w:r>
-      <w:r>
-        <w:t xml:space="preserve"> </w:t>
-      </w:r>
-      <w:r>
-        <w:t xml:space="preserve">to extract the "laws of physics" learned by the SVR Kernel. Permutation Importance evaluates feature importance by measuring how much the model’s Mean Absolute Error increases when a specific feature’s data is randomly shuffled</w:t>
-      </w:r>
-      <w:r>
-        <w:t xml:space="preserve"> </w:t>
-      </w:r>
-      <w:r>
-        <w:t xml:space="preserve">. If shuffling a feature destroys the model’s accuracy, that feature is highly important.</w:t>
-      </w:r>
-    </w:p>
-    <w:bookmarkStart w:id="37" w:name="fig:importance"/>
+        <w:t xml:space="preserve">SVR Validation: Actual vs. Predicted Free Cash Flow (Out-of-Sample)</w:t>
+      </w:r>
+    </w:p>
     <w:p>
       <w:pPr>
         <w:pStyle w:val="CaptionedFigure"/>
@@ -2360,20 +2373,20 @@
       <w:r>
         <w:drawing>
           <wp:inline>
-            <wp:extent cx="3733800" cy="2170146"/>
+            <wp:extent cx="5334000" cy="3509809"/>
             <wp:effectExtent b="0" l="0" r="0" t="0"/>
-            <wp:docPr descr="" title="" id="35" name="Picture"/>
+            <wp:docPr descr="SVR Learning Curve (GroupKFold)" title="" id="33" name="Picture"/>
             <a:graphic>
               <a:graphicData uri="http://schemas.openxmlformats.org/drawingml/2006/picture">
                 <pic:pic>
                   <pic:nvPicPr>
-                    <pic:cNvPr descr="../machine_learning/plots/feature_importance.png" id="36" name="Picture"/>
+                    <pic:cNvPr descr="../plots/learning_curve.png" id="34" name="Picture"/>
                     <pic:cNvPicPr>
                       <a:picLocks noChangeArrowheads="1" noChangeAspect="1"/>
                     </pic:cNvPicPr>
                   </pic:nvPicPr>
                   <pic:blipFill>
-                    <a:blip r:embed="rId34"/>
+                    <a:blip r:embed="rId32"/>
                     <a:stretch>
                       <a:fillRect/>
                     </a:stretch>
@@ -2381,7 +2394,7 @@
                   <pic:spPr bwMode="auto">
                     <a:xfrm>
                       <a:off x="0" y="0"/>
-                      <a:ext cx="3733800" cy="2170146"/>
+                      <a:ext cx="5334000" cy="3509809"/>
                     </a:xfrm>
                     <a:prstGeom prst="rect">
                       <a:avLst/>
@@ -2405,79 +2418,49 @@
         <w:pStyle w:val="ImageCaption"/>
       </w:pPr>
       <w:r>
-        <w:t xml:space="preserve">Permutation Importance inside the SVR Kernel.</w:t>
-      </w:r>
-    </w:p>
-    <w:bookmarkEnd w:id="37"/>
+        <w:t xml:space="preserve">SVR Learning Curve (GroupKFold)</w:t>
+      </w:r>
+    </w:p>
     <w:p>
       <w:pPr>
         <w:pStyle w:val="BodyText"/>
       </w:pPr>
       <w:r>
-        <w:t xml:space="preserve">The interpretability of the SVR model yielded profound insights into the unique economics of the Nepalese Hydropower sector:</w:t>
-      </w:r>
-    </w:p>
-    <w:p>
-      <w:pPr>
-        <w:numPr>
-          <w:ilvl w:val="0"/>
-          <w:numId w:val="1003"/>
-        </w:numPr>
-      </w:pPr>
+        <w:t xml:space="preserve">Note that the learning curve tops out at approximately 200 firm-years, rather than the full 1,680 panel rows. This shrinkage occurs because creating the target growth variable requires dropping missing or zero-denominator rows, and the rigorous</w:t>
+      </w:r>
+      <w:r>
+        <w:t xml:space="preserve"> </w:t>
+      </w:r>
       <w:r>
         <w:rPr>
-          <w:b/>
-          <w:bCs/>
+          <w:rStyle w:val="VerbatimChar"/>
         </w:rPr>
-        <w:t xml:space="preserve">The Dominance of Physics (PLF &amp; Installed Capacity):</w:t>
-      </w:r>
-      <w:r>
-        <w:t xml:space="preserve"> </w:t>
-      </w:r>
-      <w:r>
-        <w:t xml:space="preserve">Hydropower cash flows are bounded by physical hydrology and rigid government power purchase agreements (PPAs). The SVR algorithm autonomously learned that physical efficiency—specifically the Plant Load Factor (PLF) and Installed Capacity (MW)—dictate cash flow growth far more than any other metric.</w:t>
-      </w:r>
-    </w:p>
-    <w:p>
-      <w:pPr>
-        <w:numPr>
-          <w:ilvl w:val="0"/>
-          <w:numId w:val="1003"/>
-        </w:numPr>
-      </w:pPr>
-      <w:r>
-        <w:rPr>
-          <w:b/>
-          <w:bCs/>
-        </w:rPr>
-        <w:t xml:space="preserve">Capital Structure Constraints:</w:t>
-      </w:r>
-      <w:r>
-        <w:t xml:space="preserve"> </w:t>
-      </w:r>
-      <w:r>
-        <w:t xml:space="preserve">Hydropower is uniquely capital-intensive. The model correctly weighted high debt-servicing burdens (Debt Ratio) and CapEx as primary constraints on Free Cash Flow generation.</w:t>
-      </w:r>
-    </w:p>
-    <w:p>
-      <w:pPr>
-        <w:numPr>
-          <w:ilvl w:val="0"/>
-          <w:numId w:val="1003"/>
-        </w:numPr>
-      </w:pPr>
-      <w:r>
-        <w:rPr>
-          <w:b/>
-          <w:bCs/>
-        </w:rPr>
-        <w:t xml:space="preserve">The Rejection of Macroeconomic Noise:</w:t>
-      </w:r>
-      <w:r>
-        <w:t xml:space="preserve"> </w:t>
-      </w:r>
-      <w:r>
-        <w:t xml:space="preserve">Noticeably, macroeconomic variables like Nepal’s Inflation, Interest Rates, and GDP Growth contributed almost nothing to the model’s predictive accuracy. This validates the highly deterministic nature of hydropower infrastructure (where revenues are fixed by PPA tariffs) and proves that the SVR Kernel successfully identified and ignored this "noise" to prevent overfitting.</w:t>
+        <w:t xml:space="preserve">GroupKFold</w:t>
+      </w:r>
+      <w:r>
+        <w:t xml:space="preserve"> </w:t>
+      </w:r>
+      <w:r>
+        <w:t xml:space="preserve">structure further separates the data to prevent data leakage, severely limiting the usable training subset.</w:t>
+      </w:r>
+    </w:p>
+    <w:p>
+      <w:pPr>
+        <w:pStyle w:val="BodyText"/>
+      </w:pPr>
+      <w:r>
+        <w:t xml:space="preserve">The learning curve plateau suggests that model variance is successfully under control (no severe gap between training and cross-validation error). However, the relatively high error floor indicates that the model may simply not have much more predictive signal to extract from this specific feature set at this sample size, reflecting the inherent noise of the market.</w:t>
+      </w:r>
+    </w:p>
+    <w:bookmarkEnd w:id="35"/>
+    <w:bookmarkEnd w:id="36"/>
+    <w:bookmarkStart w:id="43" w:name="X07afe1456616442f6a7d3b7f55f6a95a08f8803"/>
+    <w:p>
+      <w:pPr>
+        <w:pStyle w:val="Heading2"/>
+      </w:pPr>
+      <w:r>
+        <w:t xml:space="preserve">6. Explainable AI: Interpreting the Economic Drivers</w:t>
       </w:r>
     </w:p>
     <w:p>
@@ -2485,175 +2468,14 @@
         <w:pStyle w:val="FirstParagraph"/>
       </w:pPr>
       <w:r>
-        <w:t xml:space="preserve">This XAI analysis proves to stakeholders that the algorithm has not merely memorized historical data, but has successfully learned the underlying economic and physical laws governing infrastructure assets.</w:t>
-      </w:r>
-    </w:p>
-    <w:bookmarkEnd w:id="38"/>
-    <w:bookmarkStart w:id="39" w:name="X21d66501f44b5673a9154c7028cfd97b253da9d"/>
-    <w:p>
-      <w:pPr>
-        <w:pStyle w:val="Heading1"/>
-      </w:pPr>
-      <w:r>
-        <w:t xml:space="preserve">Discussion: Intrinsic Valuation and Market Inefficiency</w:t>
-      </w:r>
-    </w:p>
-    <w:p>
-      <w:pPr>
-        <w:pStyle w:val="FirstParagraph"/>
-      </w:pPr>
-      <w:r>
-        <w:t xml:space="preserve">While ML proved statistically superior at forecasting internal, fundamental cash flows, the true test of algorithmic finance lies in empirical market valuation. In the final DCF Valuation stage, the 5-year cash flow predictions from both the SVR model and the Traditional DCF (Naive 0% Growth) model were discounted to present value, stripped of total debt, and compared against the actual Q4 2023 Nepal Stock Exchange (NEPSE) Market Capitalizations.</w:t>
-      </w:r>
-    </w:p>
-    <w:p>
-      <w:pPr>
-        <w:pStyle w:val="BodyText"/>
-      </w:pPr>
-      <w:r>
-        <w:t xml:space="preserve">The empirical results were striking:</w:t>
-      </w:r>
-    </w:p>
-    <w:p>
-      <w:pPr>
-        <w:numPr>
-          <w:ilvl w:val="0"/>
-          <w:numId w:val="1004"/>
-        </w:numPr>
-      </w:pPr>
-      <w:r>
-        <w:t xml:space="preserve">The</w:t>
-      </w:r>
-      <w:r>
-        <w:t xml:space="preserve"> </w:t>
-      </w:r>
-      <w:r>
-        <w:rPr>
-          <w:b/>
-          <w:bCs/>
-        </w:rPr>
-        <w:t xml:space="preserve">Traditional DCF</w:t>
-      </w:r>
-      <w:r>
-        <w:t xml:space="preserve"> </w:t>
-      </w:r>
-      <w:r>
-        <w:t xml:space="preserve">Valuation yielded an average error of</w:t>
-      </w:r>
-      <w:r>
-        <w:t xml:space="preserve"> </w:t>
-      </w:r>
-      <w:r>
-        <w:rPr>
-          <w:b/>
-          <w:bCs/>
-        </w:rPr>
-        <w:t xml:space="preserve">Rs 5.73 Million</w:t>
-      </w:r>
-      <w:r>
-        <w:t xml:space="preserve"> </w:t>
-      </w:r>
-      <w:r>
-        <w:t xml:space="preserve">per company.</w:t>
-      </w:r>
-    </w:p>
-    <w:p>
-      <w:pPr>
-        <w:numPr>
-          <w:ilvl w:val="0"/>
-          <w:numId w:val="1004"/>
-        </w:numPr>
-      </w:pPr>
-      <w:r>
-        <w:t xml:space="preserve">The</w:t>
-      </w:r>
-      <w:r>
-        <w:t xml:space="preserve"> </w:t>
-      </w:r>
-      <w:r>
-        <w:rPr>
-          <w:b/>
-          <w:bCs/>
-        </w:rPr>
-        <w:t xml:space="preserve">SVR-driven DCF</w:t>
-      </w:r>
-      <w:r>
-        <w:t xml:space="preserve"> </w:t>
-      </w:r>
-      <w:r>
-        <w:t xml:space="preserve">Valuation yielded an average error of</w:t>
-      </w:r>
-      <w:r>
-        <w:t xml:space="preserve"> </w:t>
-      </w:r>
-      <w:r>
-        <w:rPr>
-          <w:b/>
-          <w:bCs/>
-        </w:rPr>
-        <w:t xml:space="preserve">Rs 5.54 Million</w:t>
-      </w:r>
-      <w:r>
-        <w:t xml:space="preserve"> </w:t>
-      </w:r>
-      <w:r>
-        <w:t xml:space="preserve">per company.</w:t>
-      </w:r>
-    </w:p>
-    <w:p>
-      <w:pPr>
-        <w:pStyle w:val="FirstParagraph"/>
-      </w:pPr>
-      <w:r>
-        <w:rPr>
-          <w:b/>
-          <w:bCs/>
-        </w:rPr>
-        <w:t xml:space="preserve">The Machine Learning (SVR) model produced intrinsically more accurate Enterprise Valuations than the Traditional DCF model, tracking actual market capitalization with a 3.42% higher degree of accuracy.</w:t>
-      </w:r>
-    </w:p>
-    <w:p>
-      <w:pPr>
-        <w:pStyle w:val="BodyText"/>
-      </w:pPr>
-      <w:r>
-        <w:t xml:space="preserve">This is a monumental finding for emerging market finance. Historically, scholars have argued that frontier markets like NEPSE are highly speculative and irrational</w:t>
-      </w:r>
-      <w:r>
-        <w:t xml:space="preserve"> </w:t>
-      </w:r>
-      <w:r>
-        <w:t xml:space="preserve">, making intrinsic valuation futile. However, our findings prove that despite the speculative nature of the retail stock market, utilizing advanced non-linear Kernel mathematics (SVR) to forecast cash flows yields an intrinsic equity value that actually tracks true market capitalization tighter than traditional static banking assumptions.</w:t>
-      </w:r>
-    </w:p>
-    <w:p>
-      <w:pPr>
-        <w:pStyle w:val="BodyText"/>
-      </w:pPr>
-      <w:r>
-        <w:t xml:space="preserve">By autonomously adjusting for PLF efficiency and debt burdens, the SVR model generated a highly realistic appraisal of corporate worth that aligned closely with empirical market realities. SVR successfully bridged the gap between quantitative data science and empirical market valuation.</w:t>
-      </w:r>
-    </w:p>
-    <w:bookmarkEnd w:id="39"/>
-    <w:bookmarkStart w:id="40" w:name="conclusion"/>
-    <w:p>
-      <w:pPr>
-        <w:pStyle w:val="Heading1"/>
-      </w:pPr>
-      <w:r>
-        <w:t xml:space="preserve">Conclusion</w:t>
-      </w:r>
-    </w:p>
-    <w:p>
-      <w:pPr>
-        <w:pStyle w:val="FirstParagraph"/>
-      </w:pPr>
-      <w:r>
-        <w:t xml:space="preserve">This study successfully established a highly robust, data-driven framework for intrinsic corporate valuation in emerging infrastructure markets. By addressing the limitations of static traditional DCF models and bypassing the overfitting tendencies of tree-based algorithms in noisy datasets, we demonstrated the profound superiority of Support Vector Regression (SVR). Leveraging the RBF Kernel, the SVR model achieved profound statistical significance (</w:t>
+        <w:t xml:space="preserve">To extract the economic drivers learned by the SVR Kernel, we implemented Permutation Importance using</w:t>
+      </w:r>
+      <w:r>
+        <w:t xml:space="preserve"> </w:t>
       </w:r>
       <m:oMath>
         <m:r>
-          <m:t>p</m:t>
+          <m:t>n</m:t>
         </m:r>
         <m:r>
           <m:rPr>
@@ -2662,11 +2484,103 @@
           <m:t>=</m:t>
         </m:r>
         <m:r>
-          <m:t>0.0001</m:t>
+          <m:t>30</m:t>
         </m:r>
       </m:oMath>
       <w:r>
-        <w:t xml:space="preserve">) over traditional models in fundamental cash flow forecasting. Furthermore, by employing Permutation Importance, we preserved the Explainable AI (XAI) transparency required by financial institutions, proving the algorithm successfully learned the physical and debt-related constraints of hydropower assets.</w:t>
+        <w:t xml:space="preserve"> </w:t>
+      </w:r>
+      <w:r>
+        <w:t xml:space="preserve">repeats. This generates robust standard deviations (error bars), ensuring the rankings are statistically stable and not random artifacts (Fisher, Rudin, &amp; Dominici, 2019).</w:t>
+      </w:r>
+    </w:p>
+    <w:p>
+      <w:pPr>
+        <w:pStyle w:val="CaptionedFigure"/>
+      </w:pPr>
+      <w:r>
+        <w:drawing>
+          <wp:inline>
+            <wp:extent cx="5334000" cy="3042762"/>
+            <wp:effectExtent b="0" l="0" r="0" t="0"/>
+            <wp:docPr descr="Permutation Importance inside the SVR Kernel (n = 30, \pm SD)" title="" id="38" name="Picture"/>
+            <a:graphic>
+              <a:graphicData uri="http://schemas.openxmlformats.org/drawingml/2006/picture">
+                <pic:pic>
+                  <pic:nvPicPr>
+                    <pic:cNvPr descr="../plots/feature_importance.png" id="39" name="Picture"/>
+                    <pic:cNvPicPr>
+                      <a:picLocks noChangeArrowheads="1" noChangeAspect="1"/>
+                    </pic:cNvPicPr>
+                  </pic:nvPicPr>
+                  <pic:blipFill>
+                    <a:blip r:embed="rId37"/>
+                    <a:stretch>
+                      <a:fillRect/>
+                    </a:stretch>
+                  </pic:blipFill>
+                  <pic:spPr bwMode="auto">
+                    <a:xfrm>
+                      <a:off x="0" y="0"/>
+                      <a:ext cx="5334000" cy="3042762"/>
+                    </a:xfrm>
+                    <a:prstGeom prst="rect">
+                      <a:avLst/>
+                    </a:prstGeom>
+                    <a:noFill/>
+                    <a:ln w="9525">
+                      <a:noFill/>
+                      <a:headEnd/>
+                      <a:tailEnd/>
+                    </a:ln>
+                  </pic:spPr>
+                </pic:pic>
+              </a:graphicData>
+            </a:graphic>
+          </wp:inline>
+        </w:drawing>
+      </w:r>
+    </w:p>
+    <w:p>
+      <w:pPr>
+        <w:pStyle w:val="ImageCaption"/>
+      </w:pPr>
+      <w:r>
+        <w:t xml:space="preserve">Permutation Importance inside the SVR Kernel (</w:t>
+      </w:r>
+      <m:oMath>
+        <m:r>
+          <m:t>n</m:t>
+        </m:r>
+        <m:r>
+          <m:rPr>
+            <m:sty m:val="p"/>
+          </m:rPr>
+          <m:t>=</m:t>
+        </m:r>
+        <m:r>
+          <m:t>30</m:t>
+        </m:r>
+      </m:oMath>
+      <w:r>
+        <w:t xml:space="preserve">,</w:t>
+      </w:r>
+      <w:r>
+        <w:t xml:space="preserve"> </w:t>
+      </w:r>
+      <m:oMath>
+        <m:r>
+          <m:rPr>
+            <m:sty m:val="p"/>
+          </m:rPr>
+          <m:t>±</m:t>
+        </m:r>
+      </m:oMath>
+      <w:r>
+        <w:t xml:space="preserve"> </w:t>
+      </w:r>
+      <w:r>
+        <w:t xml:space="preserve">SD)</w:t>
       </w:r>
     </w:p>
     <w:p>
@@ -2674,7 +2588,78 @@
         <w:pStyle w:val="BodyText"/>
       </w:pPr>
       <w:r>
-        <w:t xml:space="preserve">Crucially, in the empirical valuation stage, the SVR-derived DCF valuations tracked the actual NEPSE stock market capitalizations tighter than traditional models by a margin of 3.42%. This positions SVR Machine Learning not just as an experimental academic exercise, but as a highly practical, essential mechanism for institutional investors to accurately value infrastructure equities and identify mispriced assets on frontier stock exchanges. Future research should focus on applying this methodology across different regulatory environments and incorporating real-time hydrological satellite data to further enhance fundamental predictability.</w:t>
+        <w:t xml:space="preserve">To move beyond simply identifying</w:t>
+      </w:r>
+      <w:r>
+        <w:t xml:space="preserve"> </w:t>
+      </w:r>
+      <w:r>
+        <w:rPr>
+          <w:i/>
+          <w:iCs/>
+        </w:rPr>
+        <w:t xml:space="preserve">which</w:t>
+      </w:r>
+      <w:r>
+        <w:t xml:space="preserve"> </w:t>
+      </w:r>
+      <w:r>
+        <w:t xml:space="preserve">variables mattered, Partial Dependence Plots (PDP) (Friedman, 2001) were generated to map how the SVR model interpreted these structural constraints. While the PDPs appear perfectly linear, this reflects the SVR’s Radial Basis Function (RBF) kernel exhibiting local linearity over the relatively narrow normalized feature ranges observed in this dataset, rather than indicating a globally linear model.</w:t>
+      </w:r>
+    </w:p>
+    <w:p>
+      <w:pPr>
+        <w:pStyle w:val="CaptionedFigure"/>
+      </w:pPr>
+      <w:r>
+        <w:drawing>
+          <wp:inline>
+            <wp:extent cx="5334000" cy="3985731"/>
+            <wp:effectExtent b="0" l="0" r="0" t="0"/>
+            <wp:docPr descr="Partial Dependence of FCF Growth on Key Economic Drivers" title="" id="41" name="Picture"/>
+            <a:graphic>
+              <a:graphicData uri="http://schemas.openxmlformats.org/drawingml/2006/picture">
+                <pic:pic>
+                  <pic:nvPicPr>
+                    <pic:cNvPr descr="../plots/pdp_key_features.png" id="42" name="Picture"/>
+                    <pic:cNvPicPr>
+                      <a:picLocks noChangeArrowheads="1" noChangeAspect="1"/>
+                    </pic:cNvPicPr>
+                  </pic:nvPicPr>
+                  <pic:blipFill>
+                    <a:blip r:embed="rId40"/>
+                    <a:stretch>
+                      <a:fillRect/>
+                    </a:stretch>
+                  </pic:blipFill>
+                  <pic:spPr bwMode="auto">
+                    <a:xfrm>
+                      <a:off x="0" y="0"/>
+                      <a:ext cx="5334000" cy="3985731"/>
+                    </a:xfrm>
+                    <a:prstGeom prst="rect">
+                      <a:avLst/>
+                    </a:prstGeom>
+                    <a:noFill/>
+                    <a:ln w="9525">
+                      <a:noFill/>
+                      <a:headEnd/>
+                      <a:tailEnd/>
+                    </a:ln>
+                  </pic:spPr>
+                </pic:pic>
+              </a:graphicData>
+            </a:graphic>
+          </wp:inline>
+        </w:drawing>
+      </w:r>
+    </w:p>
+    <w:p>
+      <w:pPr>
+        <w:pStyle w:val="ImageCaption"/>
+      </w:pPr>
+      <w:r>
+        <w:t xml:space="preserve">Partial Dependence of FCF Growth on Key Economic Drivers</w:t>
       </w:r>
     </w:p>
     <w:p>
@@ -2682,12 +2667,433 @@
         <w:pStyle w:val="BodyText"/>
       </w:pPr>
       <w:r>
-        <w:t xml:space="preserve">99</w:t>
+        <w:t xml:space="preserve">The interpretability of the SVR model yielded several critical insights into the unique economics of the Nepalese Hydropower sector:</w:t>
+      </w:r>
+    </w:p>
+    <w:p>
+      <w:pPr>
+        <w:pStyle w:val="Compact"/>
+        <w:numPr>
+          <w:ilvl w:val="0"/>
+          <w:numId w:val="1001"/>
+        </w:numPr>
+      </w:pPr>
+      <w:r>
+        <w:rPr>
+          <w:b/>
+          <w:bCs/>
+        </w:rPr>
+        <w:t xml:space="preserve">The ROA Confound (Plant Maturity):</w:t>
+      </w:r>
+      <w:r>
+        <w:t xml:space="preserve"> </w:t>
+      </w:r>
+      <w:r>
+        <w:t xml:space="preserve">Return on Assets (ROA) emerged as the single most important predictive feature. However, the PDP reveals a counter-intuitive</w:t>
+      </w:r>
+      <w:r>
+        <w:t xml:space="preserve"> </w:t>
+      </w:r>
+      <w:r>
+        <w:rPr>
+          <w:i/>
+          <w:iCs/>
+        </w:rPr>
+        <w:t xml:space="preserve">negative</w:t>
+      </w:r>
+      <w:r>
+        <w:t xml:space="preserve"> </w:t>
+      </w:r>
+      <w:r>
+        <w:t xml:space="preserve">relationship: higher ROA is associated with lower predicted FCF</w:t>
+      </w:r>
+      <w:r>
+        <w:t xml:space="preserve"> </w:t>
+      </w:r>
+      <w:r>
+        <w:rPr>
+          <w:i/>
+          <w:iCs/>
+        </w:rPr>
+        <w:t xml:space="preserve">growth</w:t>
+      </w:r>
+      <w:r>
+        <w:t xml:space="preserve">. Rather than a definitive causal claim, this is likely a powerful confound regarding plant maturity. Older, mature plants naturally exhibit high ROAs due to heavily depreciated asset bases, but their cash flows are extremely stable (resulting in near-zero percentage</w:t>
+      </w:r>
+      <w:r>
+        <w:t xml:space="preserve"> </w:t>
+      </w:r>
+      <w:r>
+        <w:rPr>
+          <w:i/>
+          <w:iCs/>
+        </w:rPr>
+        <w:t xml:space="preserve">growth</w:t>
+      </w:r>
+      <w:r>
+        <w:t xml:space="preserve">). Conversely, newly commissioned plants with low ROAs are actively ramping up generation, yielding massive percentage growth in cash flows. The model correctly identified this maturity curve.</w:t>
+      </w:r>
+    </w:p>
+    <w:p>
+      <w:pPr>
+        <w:pStyle w:val="Compact"/>
+        <w:numPr>
+          <w:ilvl w:val="0"/>
+          <w:numId w:val="1001"/>
+        </w:numPr>
+      </w:pPr>
+      <w:r>
+        <w:rPr>
+          <w:b/>
+          <w:bCs/>
+        </w:rPr>
+        <w:t xml:space="preserve">Liquidity and Capacity:</w:t>
+      </w:r>
+      <w:r>
+        <w:t xml:space="preserve"> </w:t>
+      </w:r>
+      <w:r>
+        <w:t xml:space="preserve">Working Capital and Installed Capacity (MW) ranked highly as secondary drivers. Working Capital serves as a critical proxy for short-term liquidity constraints in emerging markets, while Installed Capacity reinforces the deterministic, physical nature of hydropower infrastructure where maximum revenue is bounded by turbine size and PPAs.</w:t>
+      </w:r>
+    </w:p>
+    <w:p>
+      <w:pPr>
+        <w:pStyle w:val="Compact"/>
+        <w:numPr>
+          <w:ilvl w:val="0"/>
+          <w:numId w:val="1001"/>
+        </w:numPr>
+      </w:pPr>
+      <w:r>
+        <w:rPr>
+          <w:b/>
+          <w:bCs/>
+        </w:rPr>
+        <w:t xml:space="preserve">Pre_Post_COD Dynamics:</w:t>
+      </w:r>
+      <w:r>
+        <w:t xml:space="preserve"> </w:t>
+      </w:r>
+      <w:r>
+        <w:t xml:space="preserve">The binary indicator for Commercial Operation Date (Pre_Post_COD) also emerged as a top-4 feature. Its positive PDP slope reflects the fundamental economic transition from construction-phase volatility to active, stable revenue generation once a plant is successfully commissioned and integrated into the national grid.</w:t>
+      </w:r>
+    </w:p>
+    <w:p>
+      <w:pPr>
+        <w:pStyle w:val="Compact"/>
+        <w:numPr>
+          <w:ilvl w:val="0"/>
+          <w:numId w:val="1001"/>
+        </w:numPr>
+      </w:pPr>
+      <w:r>
+        <w:rPr>
+          <w:b/>
+          <w:bCs/>
+        </w:rPr>
+        <w:t xml:space="preserve">The Rejection of Macroeconomic Noise:</w:t>
+      </w:r>
+      <w:r>
+        <w:t xml:space="preserve"> </w:t>
+      </w:r>
+      <w:r>
+        <w:t xml:space="preserve">Noticeably, macroeconomic variables like Nepal’s Inflation, Interest Rates, and GDP Growth contributed almost nothing to the model’s predictive accuracy, suggesting the model assigned negligible weight to macroeconomic variables relative to firm-level constraints, consistent with the deterministic, PPA-driven nature of hydropower revenue.</w:t>
+      </w:r>
+    </w:p>
+    <w:bookmarkEnd w:id="43"/>
+    <w:bookmarkStart w:id="47" w:name="X167ccaf279bb9a87d88a79af32c7cb8474c66fc"/>
+    <w:p>
+      <w:pPr>
+        <w:pStyle w:val="Heading2"/>
+      </w:pPr>
+      <w:r>
+        <w:t xml:space="preserve">7. Discussion: Intrinsic Valuation and Empirical Market Comparison</w:t>
+      </w:r>
+    </w:p>
+    <w:p>
+      <w:pPr>
+        <w:pStyle w:val="FirstParagraph"/>
+      </w:pPr>
+      <w:r>
+        <w:t xml:space="preserve">In the final empirical DCF Valuation stage, the 5-year cash flow predictions from both the SVR model and the Traditional DCF (Naive 0% Growth) model were discounted to present value, stripped of total debt, and compared against the actual Q4 2023 Nepal Stock Exchange (NEPSE) Market Capitalizations.</w:t>
       </w:r>
     </w:p>
     <w:p>
       <w:pPr>
         <w:pStyle w:val="BodyText"/>
+      </w:pPr>
+      <w:r>
+        <w:t xml:space="preserve">The empirical results were:</w:t>
+      </w:r>
+    </w:p>
+    <w:p>
+      <w:pPr>
+        <w:pStyle w:val="Compact"/>
+        <w:numPr>
+          <w:ilvl w:val="0"/>
+          <w:numId w:val="1002"/>
+        </w:numPr>
+      </w:pPr>
+      <w:r>
+        <w:t xml:space="preserve">The</w:t>
+      </w:r>
+      <w:r>
+        <w:t xml:space="preserve"> </w:t>
+      </w:r>
+      <w:r>
+        <w:rPr>
+          <w:b/>
+          <w:bCs/>
+        </w:rPr>
+        <w:t xml:space="preserve">Traditional DCF</w:t>
+      </w:r>
+      <w:r>
+        <w:t xml:space="preserve"> </w:t>
+      </w:r>
+      <w:r>
+        <w:t xml:space="preserve">Valuation yielded an average error of</w:t>
+      </w:r>
+      <w:r>
+        <w:t xml:space="preserve"> </w:t>
+      </w:r>
+      <w:r>
+        <w:rPr>
+          <w:b/>
+          <w:bCs/>
+        </w:rPr>
+        <w:t xml:space="preserve">Rs 5.73 Million</w:t>
+      </w:r>
+      <w:r>
+        <w:t xml:space="preserve"> </w:t>
+      </w:r>
+      <w:r>
+        <w:t xml:space="preserve">per company.</w:t>
+      </w:r>
+    </w:p>
+    <w:p>
+      <w:pPr>
+        <w:pStyle w:val="Compact"/>
+        <w:numPr>
+          <w:ilvl w:val="0"/>
+          <w:numId w:val="1002"/>
+        </w:numPr>
+      </w:pPr>
+      <w:r>
+        <w:t xml:space="preserve">The</w:t>
+      </w:r>
+      <w:r>
+        <w:t xml:space="preserve"> </w:t>
+      </w:r>
+      <w:r>
+        <w:rPr>
+          <w:b/>
+          <w:bCs/>
+        </w:rPr>
+        <w:t xml:space="preserve">SVR-driven DCF</w:t>
+      </w:r>
+      <w:r>
+        <w:t xml:space="preserve"> </w:t>
+      </w:r>
+      <w:r>
+        <w:t xml:space="preserve">Valuation yielded an average error of</w:t>
+      </w:r>
+      <w:r>
+        <w:t xml:space="preserve"> </w:t>
+      </w:r>
+      <w:r>
+        <w:rPr>
+          <w:b/>
+          <w:bCs/>
+        </w:rPr>
+        <w:t xml:space="preserve">Rs 5.51 Million</w:t>
+      </w:r>
+      <w:r>
+        <w:t xml:space="preserve"> </w:t>
+      </w:r>
+      <w:r>
+        <w:t xml:space="preserve">per company.</w:t>
+      </w:r>
+    </w:p>
+    <w:p>
+      <w:pPr>
+        <w:pStyle w:val="CaptionedFigure"/>
+      </w:pPr>
+      <w:r>
+        <w:drawing>
+          <wp:inline>
+            <wp:extent cx="5334000" cy="2839008"/>
+            <wp:effectExtent b="0" l="0" r="0" t="0"/>
+            <wp:docPr descr="Intrinsic Valuation vs Actual Market Cap (Top 5 Companies)" title="" id="45" name="Picture"/>
+            <a:graphic>
+              <a:graphicData uri="http://schemas.openxmlformats.org/drawingml/2006/picture">
+                <pic:pic>
+                  <pic:nvPicPr>
+                    <pic:cNvPr descr="../plots/valuation_comparison.png" id="46" name="Picture"/>
+                    <pic:cNvPicPr>
+                      <a:picLocks noChangeArrowheads="1" noChangeAspect="1"/>
+                    </pic:cNvPicPr>
+                  </pic:nvPicPr>
+                  <pic:blipFill>
+                    <a:blip r:embed="rId44"/>
+                    <a:stretch>
+                      <a:fillRect/>
+                    </a:stretch>
+                  </pic:blipFill>
+                  <pic:spPr bwMode="auto">
+                    <a:xfrm>
+                      <a:off x="0" y="0"/>
+                      <a:ext cx="5334000" cy="2839008"/>
+                    </a:xfrm>
+                    <a:prstGeom prst="rect">
+                      <a:avLst/>
+                    </a:prstGeom>
+                    <a:noFill/>
+                    <a:ln w="9525">
+                      <a:noFill/>
+                      <a:headEnd/>
+                      <a:tailEnd/>
+                    </a:ln>
+                  </pic:spPr>
+                </pic:pic>
+              </a:graphicData>
+            </a:graphic>
+          </wp:inline>
+        </w:drawing>
+      </w:r>
+    </w:p>
+    <w:p>
+      <w:pPr>
+        <w:pStyle w:val="ImageCaption"/>
+      </w:pPr>
+      <w:r>
+        <w:t xml:space="preserve">Intrinsic Valuation vs Actual Market Cap (Top 5 Companies)</w:t>
+      </w:r>
+    </w:p>
+    <w:p>
+      <w:pPr>
+        <w:pStyle w:val="BodyText"/>
+      </w:pPr>
+      <w:r>
+        <w:t xml:space="preserve">Note that the DCF model produced null or negative terminal equity values for RHPL and GVL, largely driven by excessively high debt burdens neutralizing their projected cash flows. This resulted in their DCF valuation bars being effectively zero and therefore unplottable against their massive market capitalizations.</w:t>
+      </w:r>
+    </w:p>
+    <w:p>
+      <w:pPr>
+        <w:pStyle w:val="BodyText"/>
+      </w:pPr>
+      <w:r>
+        <w:rPr>
+          <w:b/>
+          <w:bCs/>
+        </w:rPr>
+        <w:t xml:space="preserve">The Machine Learning (SVR) model modestly outperformed the Traditional DCF model, tracking actual market capitalization with a 3.95% reduction in average valuation error.</w:t>
+      </w:r>
+    </w:p>
+    <w:p>
+      <w:pPr>
+        <w:pStyle w:val="BodyText"/>
+      </w:pPr>
+      <w:r>
+        <w:t xml:space="preserve">While this improvement is measured, it demonstrates that utilizing algorithmic forecasting for fundamental cash flows yields an intrinsic equity value that directionally improves upon traditional static banking assumptions, even in a highly volatile frontier market like NEPSE.</w:t>
+      </w:r>
+    </w:p>
+    <w:bookmarkEnd w:id="47"/>
+    <w:bookmarkStart w:id="48" w:name="limitations"/>
+    <w:p>
+      <w:pPr>
+        <w:pStyle w:val="Heading2"/>
+      </w:pPr>
+      <w:r>
+        <w:t xml:space="preserve">8. Limitations</w:t>
+      </w:r>
+    </w:p>
+    <w:p>
+      <w:pPr>
+        <w:pStyle w:val="FirstParagraph"/>
+      </w:pPr>
+      <w:r>
+        <w:t xml:space="preserve">This study acknowledges several critical limitations that impact the generalizability of its findings. First, due to the lack of digitized, machine-readable regulatory databases in Nepal, financial data was compiled manually from individually published annual reports. This carries a residual risk of transcription error compared to standard datasets like Compustat. Second, regarding small effective sample size and panel dependence, the dataset consists of panel firm-years derived from only 105 companies. This panel dependence reduces the true degrees of freedom, potentially inflating non-parametric p-values and causing instability in feature rankings. Additionally, the strong correlation (-0.52) between ROA and Debt Ratio introduces a potential source of shared or split importance between these features in the permutation importance rankings. Third, the Implied Plant Load Factor (iPLF) was explicitly excluded from the final model to prevent algebraic circularity with Revenue. Consequently, the model could not directly assess pure hydrological efficiency. Finally, the DCF valuation accuracy was benchmarked against a single static market-cap snapshot (Q4 2023). This specific date was selected because it represents the most recent period where fully audited annual financials were universally available across the sector before the 2024–2025 projected data points. Because emerging stock markets are highly volatile, relying on a single date provides a thin proxy for true, long-term equity value.</w:t>
+      </w:r>
+    </w:p>
+    <w:bookmarkEnd w:id="48"/>
+    <w:bookmarkStart w:id="49" w:name="conclusion"/>
+    <w:p>
+      <w:pPr>
+        <w:pStyle w:val="Heading2"/>
+      </w:pPr>
+      <w:r>
+        <w:t xml:space="preserve">9. Conclusion</w:t>
+      </w:r>
+    </w:p>
+    <w:p>
+      <w:pPr>
+        <w:pStyle w:val="FirstParagraph"/>
+      </w:pPr>
+      <w:r>
+        <w:t xml:space="preserve">This study explored a data-driven framework for improving intrinsic corporate valuation in emerging infrastructure markets. By addressing the limitations of static traditional DCF models and the overfitting tendencies of tree-based algorithms on data-scarce datasets, we found that Support Vector Regression (SVR) provided modest but robust improvements in Free Cash Flow forecasting accuracy. Utilizing Permutation Importance and Partial Dependence Plots, we preserved Explainable AI transparency, confirming that the model relied heavily on firm-level constraints—specifically the plant maturity proxy of Return on Assets (ROA), liquidity (Working Capital), and physical Installed Capacity—while appropriately ignoring macroeconomic noise.</w:t>
+      </w:r>
+    </w:p>
+    <w:p>
+      <w:pPr>
+        <w:pStyle w:val="BodyText"/>
+      </w:pPr>
+      <w:r>
+        <w:t xml:space="preserve">In the empirical valuation stage, the SVR-derived DCF valuations tracked the actual NEPSE stock market capitalizations with a 3.95% reduction in average valuation error (Rs 5.73M down to Rs 5.51M) compared to traditional static models. While limited by sample size, panel-dependence, and manual transcription risks, these findings suggest that Machine Learning forecasting can serve as a highly practical supplementary tool for institutional investors attempting to value infrastructure equities in frontier markets. Future research should prioritize expanding the digitized dataset, incorporating real-time hydrological satellite data, and benchmarking against multiple temporal market snapshots.</w:t>
+      </w:r>
+    </w:p>
+    <w:bookmarkEnd w:id="49"/>
+    <w:bookmarkStart w:id="73" w:name="references"/>
+    <w:p>
+      <w:pPr>
+        <w:pStyle w:val="Heading2"/>
+      </w:pPr>
+      <w:r>
+        <w:t xml:space="preserve">10. References</w:t>
+      </w:r>
+    </w:p>
+    <w:p>
+      <w:pPr>
+        <w:pStyle w:val="Compact"/>
+        <w:numPr>
+          <w:ilvl w:val="0"/>
+          <w:numId w:val="1003"/>
+        </w:numPr>
+      </w:pPr>
+      <w:r>
+        <w:t xml:space="preserve">Altman, N. S. (1992). An introduction to kernel and nearest-neighbor nonparametric regression.</w:t>
+      </w:r>
+      <w:r>
+        <w:t xml:space="preserve"> </w:t>
+      </w:r>
+      <w:r>
+        <w:rPr>
+          <w:i/>
+          <w:iCs/>
+        </w:rPr>
+        <w:t xml:space="preserve">The American Statistician</w:t>
+      </w:r>
+      <w:r>
+        <w:t xml:space="preserve">, 46(3), 175-185.</w:t>
+      </w:r>
+      <w:r>
+        <w:t xml:space="preserve"> </w:t>
+      </w:r>
+      <w:hyperlink r:id="rId50">
+        <w:r>
+          <w:rPr>
+            <w:rStyle w:val="Hyperlink"/>
+          </w:rPr>
+          <w:t xml:space="preserve">https://doi.org/10.1080/00031305.1992.10475879</w:t>
+        </w:r>
+      </w:hyperlink>
+    </w:p>
+    <w:p>
+      <w:pPr>
+        <w:pStyle w:val="Compact"/>
+        <w:numPr>
+          <w:ilvl w:val="0"/>
+          <w:numId w:val="1003"/>
+        </w:numPr>
       </w:pPr>
       <w:r>
         <w:t xml:space="preserve">Bekaert, G., &amp; Harvey, C. R. (2003). Emerging markets finance.</w:t>
@@ -2705,10 +3111,25 @@
       <w:r>
         <w:t xml:space="preserve">, 10(1-2), 3-55.</w:t>
       </w:r>
-    </w:p>
-    <w:p>
-      <w:pPr>
-        <w:pStyle w:val="BodyText"/>
+      <w:r>
+        <w:t xml:space="preserve"> </w:t>
+      </w:r>
+      <w:hyperlink r:id="rId51">
+        <w:r>
+          <w:rPr>
+            <w:rStyle w:val="Hyperlink"/>
+          </w:rPr>
+          <w:t xml:space="preserve">https://doi.org/10.1016/S0927-5398(02)00054-3</w:t>
+        </w:r>
+      </w:hyperlink>
+    </w:p>
+    <w:p>
+      <w:pPr>
+        <w:pStyle w:val="Compact"/>
+        <w:numPr>
+          <w:ilvl w:val="0"/>
+          <w:numId w:val="1003"/>
+        </w:numPr>
       </w:pPr>
       <w:r>
         <w:t xml:space="preserve">Bhattarai, K. (2019). The dynamics of the Nepalese stock market: Volatility and inefficiency.</w:t>
@@ -2729,7 +3150,11 @@
     </w:p>
     <w:p>
       <w:pPr>
-        <w:pStyle w:val="BodyText"/>
+        <w:pStyle w:val="Compact"/>
+        <w:numPr>
+          <w:ilvl w:val="0"/>
+          <w:numId w:val="1003"/>
+        </w:numPr>
       </w:pPr>
       <w:r>
         <w:t xml:space="preserve">Bracke, P., Datta, A., Jung, C., &amp; Sen, S. (2019). Machine learning explainability in finance: An application to default risk analysis.</w:t>
@@ -2742,15 +3167,30 @@
           <w:i/>
           <w:iCs/>
         </w:rPr>
-        <w:t xml:space="preserve">Bank of England Working Paper No. 816</w:t>
+        <w:t xml:space="preserve">Bank of England Working Paper No. 816</w:t>
       </w:r>
       <w:r>
         <w:t xml:space="preserve">.</w:t>
       </w:r>
-    </w:p>
-    <w:p>
-      <w:pPr>
-        <w:pStyle w:val="BodyText"/>
+      <w:r>
+        <w:t xml:space="preserve"> </w:t>
+      </w:r>
+      <w:hyperlink r:id="rId52">
+        <w:r>
+          <w:rPr>
+            <w:rStyle w:val="Hyperlink"/>
+          </w:rPr>
+          <w:t xml:space="preserve">https://doi.org/10.2139/ssrn.3436068</w:t>
+        </w:r>
+      </w:hyperlink>
+    </w:p>
+    <w:p>
+      <w:pPr>
+        <w:pStyle w:val="Compact"/>
+        <w:numPr>
+          <w:ilvl w:val="0"/>
+          <w:numId w:val="1003"/>
+        </w:numPr>
       </w:pPr>
       <w:r>
         <w:t xml:space="preserve">Breiman, L. (2001). Random forests.</w:t>
@@ -2768,10 +3208,25 @@
       <w:r>
         <w:t xml:space="preserve">, 45(1), 5-32.</w:t>
       </w:r>
-    </w:p>
-    <w:p>
-      <w:pPr>
-        <w:pStyle w:val="BodyText"/>
+      <w:r>
+        <w:t xml:space="preserve"> </w:t>
+      </w:r>
+      <w:hyperlink r:id="rId53">
+        <w:r>
+          <w:rPr>
+            <w:rStyle w:val="Hyperlink"/>
+          </w:rPr>
+          <w:t xml:space="preserve">https://doi.org/10.1023/A:1010933404324</w:t>
+        </w:r>
+      </w:hyperlink>
+    </w:p>
+    <w:p>
+      <w:pPr>
+        <w:pStyle w:val="Compact"/>
+        <w:numPr>
+          <w:ilvl w:val="0"/>
+          <w:numId w:val="1003"/>
+        </w:numPr>
       </w:pPr>
       <w:r>
         <w:t xml:space="preserve">Cao, L., &amp; Tay, F. E. H. (2003). Support vector machine with adaptive parameters in financial time series forecasting.</w:t>
@@ -2789,10 +3244,61 @@
       <w:r>
         <w:t xml:space="preserve">, 14(6), 1506-1518.</w:t>
       </w:r>
-    </w:p>
-    <w:p>
-      <w:pPr>
-        <w:pStyle w:val="BodyText"/>
+      <w:r>
+        <w:t xml:space="preserve"> </w:t>
+      </w:r>
+      <w:hyperlink r:id="rId54">
+        <w:r>
+          <w:rPr>
+            <w:rStyle w:val="Hyperlink"/>
+          </w:rPr>
+          <w:t xml:space="preserve">https://doi.org/10.1109/TNN.2003.820556</w:t>
+        </w:r>
+      </w:hyperlink>
+    </w:p>
+    <w:p>
+      <w:pPr>
+        <w:pStyle w:val="Compact"/>
+        <w:numPr>
+          <w:ilvl w:val="0"/>
+          <w:numId w:val="1003"/>
+        </w:numPr>
+      </w:pPr>
+      <w:r>
+        <w:t xml:space="preserve">Chen, T., &amp; Guestrin, C. (2016). XGBoost: A scalable tree boosting system.</w:t>
+      </w:r>
+      <w:r>
+        <w:t xml:space="preserve"> </w:t>
+      </w:r>
+      <w:r>
+        <w:rPr>
+          <w:i/>
+          <w:iCs/>
+        </w:rPr>
+        <w:t xml:space="preserve">Proceedings of the 22nd ACM SIGKDD International Conference on Knowledge Discovery and Data Mining</w:t>
+      </w:r>
+      <w:r>
+        <w:t xml:space="preserve">, 785-794.</w:t>
+      </w:r>
+      <w:r>
+        <w:t xml:space="preserve"> </w:t>
+      </w:r>
+      <w:hyperlink r:id="rId55">
+        <w:r>
+          <w:rPr>
+            <w:rStyle w:val="Hyperlink"/>
+          </w:rPr>
+          <w:t xml:space="preserve">https://doi.org/10.1145/2939672.2939785</w:t>
+        </w:r>
+      </w:hyperlink>
+    </w:p>
+    <w:p>
+      <w:pPr>
+        <w:pStyle w:val="Compact"/>
+        <w:numPr>
+          <w:ilvl w:val="0"/>
+          <w:numId w:val="1003"/>
+        </w:numPr>
       </w:pPr>
       <w:r>
         <w:t xml:space="preserve">Damodaran, A. (2012).</w:t>
@@ -2816,7 +3322,11 @@
     </w:p>
     <w:p>
       <w:pPr>
-        <w:pStyle w:val="BodyText"/>
+        <w:pStyle w:val="Compact"/>
+        <w:numPr>
+          <w:ilvl w:val="0"/>
+          <w:numId w:val="1003"/>
+        </w:numPr>
       </w:pPr>
       <w:r>
         <w:t xml:space="preserve">Esty, B. C. (2004). Why study large projects? An introduction to research on project finance.</w:t>
@@ -2834,10 +3344,25 @@
       <w:r>
         <w:t xml:space="preserve">, 10(2), 213-224.</w:t>
       </w:r>
-    </w:p>
-    <w:p>
-      <w:pPr>
-        <w:pStyle w:val="BodyText"/>
+      <w:r>
+        <w:t xml:space="preserve"> </w:t>
+      </w:r>
+      <w:hyperlink r:id="rId56">
+        <w:r>
+          <w:rPr>
+            <w:rStyle w:val="Hyperlink"/>
+          </w:rPr>
+          <w:t xml:space="preserve">https://doi.org/10.1111/j.1468-036X.2004.00245.x</w:t>
+        </w:r>
+      </w:hyperlink>
+    </w:p>
+    <w:p>
+      <w:pPr>
+        <w:pStyle w:val="Compact"/>
+        <w:numPr>
+          <w:ilvl w:val="0"/>
+          <w:numId w:val="1003"/>
+        </w:numPr>
       </w:pPr>
       <w:r>
         <w:t xml:space="preserve">Fernandez, P. (2015). Valuation using multiples: How do analysts reach their conclusions?</w:t>
@@ -2850,18 +3375,33 @@
           <w:i/>
           <w:iCs/>
         </w:rPr>
-        <w:t xml:space="preserve">IESE Business School Working Paper No. 450</w:t>
+        <w:t xml:space="preserve">IESE Business School Working Paper No. 450</w:t>
       </w:r>
       <w:r>
         <w:t xml:space="preserve">.</w:t>
       </w:r>
-    </w:p>
-    <w:p>
-      <w:pPr>
-        <w:pStyle w:val="BodyText"/>
-      </w:pPr>
-      <w:r>
-        <w:t xml:space="preserve">Fisher, A., Rudin, C., &amp; Dominici, F. (2019). All Models are Wrong, but Many are Useful: Learning a Variable’s Importance by Studying an Entire Class of Prediction Models Simultaneously.</w:t>
+      <w:r>
+        <w:t xml:space="preserve"> </w:t>
+      </w:r>
+      <w:hyperlink r:id="rId57">
+        <w:r>
+          <w:rPr>
+            <w:rStyle w:val="Hyperlink"/>
+          </w:rPr>
+          <w:t xml:space="preserve">https://doi.org/10.2139/ssrn.274973</w:t>
+        </w:r>
+      </w:hyperlink>
+    </w:p>
+    <w:p>
+      <w:pPr>
+        <w:pStyle w:val="Compact"/>
+        <w:numPr>
+          <w:ilvl w:val="0"/>
+          <w:numId w:val="1003"/>
+        </w:numPr>
+      </w:pPr>
+      <w:r>
+        <w:t xml:space="preserve">Fisher, A., Rudin, C., &amp; Dominici, F. (2019). All models are wrong, but many are useful: Learning a variable’s importance by studying an entire class of prediction models simultaneously.</w:t>
       </w:r>
       <w:r>
         <w:t xml:space="preserve"> </w:t>
@@ -2874,12 +3414,52 @@
         <w:t xml:space="preserve">Journal of Machine Learning Research</w:t>
       </w:r>
       <w:r>
-        <w:t xml:space="preserve">, 20(177), 1-81.</w:t>
-      </w:r>
-    </w:p>
-    <w:p>
-      <w:pPr>
-        <w:pStyle w:val="BodyText"/>
+        <w:t xml:space="preserve">, 20(177), 1-81. http://jmlr.org/papers/v20/18-760.html</w:t>
+      </w:r>
+    </w:p>
+    <w:p>
+      <w:pPr>
+        <w:pStyle w:val="Compact"/>
+        <w:numPr>
+          <w:ilvl w:val="0"/>
+          <w:numId w:val="1003"/>
+        </w:numPr>
+      </w:pPr>
+      <w:r>
+        <w:t xml:space="preserve">Friedman, J. H. (2001). Greedy function approximation: A gradient boosting machine.</w:t>
+      </w:r>
+      <w:r>
+        <w:t xml:space="preserve"> </w:t>
+      </w:r>
+      <w:r>
+        <w:rPr>
+          <w:i/>
+          <w:iCs/>
+        </w:rPr>
+        <w:t xml:space="preserve">Annals of Statistics</w:t>
+      </w:r>
+      <w:r>
+        <w:t xml:space="preserve">, 29(5), 1189-1232.</w:t>
+      </w:r>
+      <w:r>
+        <w:t xml:space="preserve"> </w:t>
+      </w:r>
+      <w:hyperlink r:id="rId58">
+        <w:r>
+          <w:rPr>
+            <w:rStyle w:val="Hyperlink"/>
+          </w:rPr>
+          <w:t xml:space="preserve">https://doi.org/10.1214/aos/1013203451</w:t>
+        </w:r>
+      </w:hyperlink>
+    </w:p>
+    <w:p>
+      <w:pPr>
+        <w:pStyle w:val="Compact"/>
+        <w:numPr>
+          <w:ilvl w:val="0"/>
+          <w:numId w:val="1003"/>
+        </w:numPr>
       </w:pPr>
       <w:r>
         <w:t xml:space="preserve">Gu, S., Kelly, B., &amp; Xiu, D. (2020). Empirical asset pricing via machine learning.</w:t>
@@ -2897,10 +3477,61 @@
       <w:r>
         <w:t xml:space="preserve">, 33(5), 2223-2273.</w:t>
       </w:r>
-    </w:p>
-    <w:p>
-      <w:pPr>
-        <w:pStyle w:val="BodyText"/>
+      <w:r>
+        <w:t xml:space="preserve"> </w:t>
+      </w:r>
+      <w:hyperlink r:id="rId59">
+        <w:r>
+          <w:rPr>
+            <w:rStyle w:val="Hyperlink"/>
+          </w:rPr>
+          <w:t xml:space="preserve">https://doi.org/10.1093/rfs/hhaa009</w:t>
+        </w:r>
+      </w:hyperlink>
+    </w:p>
+    <w:p>
+      <w:pPr>
+        <w:pStyle w:val="Compact"/>
+        <w:numPr>
+          <w:ilvl w:val="0"/>
+          <w:numId w:val="1003"/>
+        </w:numPr>
+      </w:pPr>
+      <w:r>
+        <w:t xml:space="preserve">Hoerl, A. E., &amp; Kennard, R. W. (1970). Ridge regression: Biased estimation for nonorthogonal problems.</w:t>
+      </w:r>
+      <w:r>
+        <w:t xml:space="preserve"> </w:t>
+      </w:r>
+      <w:r>
+        <w:rPr>
+          <w:i/>
+          <w:iCs/>
+        </w:rPr>
+        <w:t xml:space="preserve">Technometrics</w:t>
+      </w:r>
+      <w:r>
+        <w:t xml:space="preserve">, 12(1), 55-67.</w:t>
+      </w:r>
+      <w:r>
+        <w:t xml:space="preserve"> </w:t>
+      </w:r>
+      <w:hyperlink r:id="rId60">
+        <w:r>
+          <w:rPr>
+            <w:rStyle w:val="Hyperlink"/>
+          </w:rPr>
+          <w:t xml:space="preserve">https://doi.org/10.1080/00401706.1970.10488634</w:t>
+        </w:r>
+      </w:hyperlink>
+    </w:p>
+    <w:p>
+      <w:pPr>
+        <w:pStyle w:val="Compact"/>
+        <w:numPr>
+          <w:ilvl w:val="0"/>
+          <w:numId w:val="1003"/>
+        </w:numPr>
       </w:pPr>
       <w:r>
         <w:t xml:space="preserve">Huang, W., Nakamori, Y., &amp; Wang, S. Y. (2005). Forecasting stock market movement direction with support vector machine.</w:t>
@@ -2918,13 +3549,28 @@
       <w:r>
         <w:t xml:space="preserve">, 32(10), 2513-2522.</w:t>
       </w:r>
-    </w:p>
-    <w:p>
-      <w:pPr>
-        <w:pStyle w:val="BodyText"/>
-      </w:pPr>
-      <w:r>
-        <w:t xml:space="preserve">Kampouridis, E., et al. (2018). Application of Machine Learning Algorithms to Free Cash Flows Growth Rate Estimation.</w:t>
+      <w:r>
+        <w:t xml:space="preserve"> </w:t>
+      </w:r>
+      <w:hyperlink r:id="rId61">
+        <w:r>
+          <w:rPr>
+            <w:rStyle w:val="Hyperlink"/>
+          </w:rPr>
+          <w:t xml:space="preserve">https://doi.org/10.1016/j.cor.2004.03.016</w:t>
+        </w:r>
+      </w:hyperlink>
+    </w:p>
+    <w:p>
+      <w:pPr>
+        <w:pStyle w:val="Compact"/>
+        <w:numPr>
+          <w:ilvl w:val="0"/>
+          <w:numId w:val="1003"/>
+        </w:numPr>
+      </w:pPr>
+      <w:r>
+        <w:t xml:space="preserve">Evdokimov, I., Kampouridis, M., &amp; Papastylianou, T. (2023). Application of Machine Learning Algorithms to Free Cash Flows Growth Rate Estimation.</w:t>
       </w:r>
       <w:r>
         <w:t xml:space="preserve"> </w:t>
@@ -2934,15 +3580,55 @@
           <w:i/>
           <w:iCs/>
         </w:rPr>
-        <w:t xml:space="preserve">Academic Press</w:t>
-      </w:r>
-      <w:r>
-        <w:t xml:space="preserve">.</w:t>
-      </w:r>
-    </w:p>
-    <w:p>
-      <w:pPr>
-        <w:pStyle w:val="BodyText"/>
+        <w:t xml:space="preserve">Procedia Computer Science</w:t>
+      </w:r>
+      <w:r>
+        <w:t xml:space="preserve">, 222, 529–538. https://doi.org/10.1016/j.procs.2023.08.191</w:t>
+      </w:r>
+    </w:p>
+    <w:p>
+      <w:pPr>
+        <w:pStyle w:val="Compact"/>
+        <w:numPr>
+          <w:ilvl w:val="0"/>
+          <w:numId w:val="1003"/>
+        </w:numPr>
+      </w:pPr>
+      <w:r>
+        <w:t xml:space="preserve">Ke, G., Meng, Q., Finley, T., Wang, T., Chen, W., Ma, W., Ye, Q., &amp; Liu, T. (2017). LightGBM: A Highly Efficient Gradient Boosting Decision Tree.</w:t>
+      </w:r>
+      <w:r>
+        <w:t xml:space="preserve"> </w:t>
+      </w:r>
+      <w:r>
+        <w:rPr>
+          <w:i/>
+          <w:iCs/>
+        </w:rPr>
+        <w:t xml:space="preserve">Advances in Neural Information Processing Systems</w:t>
+      </w:r>
+      <w:r>
+        <w:t xml:space="preserve">, 30.</w:t>
+      </w:r>
+      <w:r>
+        <w:t xml:space="preserve"> </w:t>
+      </w:r>
+      <w:hyperlink r:id="rId62">
+        <w:r>
+          <w:rPr>
+            <w:rStyle w:val="Hyperlink"/>
+          </w:rPr>
+          <w:t xml:space="preserve">https://proceedings.neurips.cc/paper/2017/hash/6449f44a102fde848669bdd9eb6b76fa-Abstract.html</w:t>
+        </w:r>
+      </w:hyperlink>
+    </w:p>
+    <w:p>
+      <w:pPr>
+        <w:pStyle w:val="Compact"/>
+        <w:numPr>
+          <w:ilvl w:val="0"/>
+          <w:numId w:val="1003"/>
+        </w:numPr>
       </w:pPr>
       <w:r>
         <w:t xml:space="preserve">Koller, T., Goedhart, M., &amp; Wessels, D. (2010).</w:t>
@@ -2966,7 +3652,11 @@
     </w:p>
     <w:p>
       <w:pPr>
-        <w:pStyle w:val="BodyText"/>
+        <w:pStyle w:val="Compact"/>
+        <w:numPr>
+          <w:ilvl w:val="0"/>
+          <w:numId w:val="1003"/>
+        </w:numPr>
       </w:pPr>
       <w:r>
         <w:t xml:space="preserve">Krauss, C., Do, X. A., &amp; Huck, N. (2017). Deep neural networks, gradient-boosted trees, random forests: Statistical arbitrage on the S&amp;P 500.</w:t>
@@ -2984,13 +3674,28 @@
       <w:r>
         <w:t xml:space="preserve">, 259(2), 689-702.</w:t>
       </w:r>
-    </w:p>
-    <w:p>
-      <w:pPr>
-        <w:pStyle w:val="BodyText"/>
-      </w:pPr>
-      <w:r>
-        <w:t xml:space="preserve">Lundberg, S. M., &amp; Lee, S. I. (2017). A Unified Approach to Interpreting Model Predictions.</w:t>
+      <w:r>
+        <w:t xml:space="preserve"> </w:t>
+      </w:r>
+      <w:hyperlink r:id="rId63">
+        <w:r>
+          <w:rPr>
+            <w:rStyle w:val="Hyperlink"/>
+          </w:rPr>
+          <w:t xml:space="preserve">https://doi.org/10.1016/j.ejor.2016.10.031</w:t>
+        </w:r>
+      </w:hyperlink>
+    </w:p>
+    <w:p>
+      <w:pPr>
+        <w:pStyle w:val="Compact"/>
+        <w:numPr>
+          <w:ilvl w:val="0"/>
+          <w:numId w:val="1003"/>
+        </w:numPr>
+      </w:pPr>
+      <w:r>
+        <w:t xml:space="preserve">Lundberg, S. M., &amp; Lee, S. I. (2017). A unified approach to interpreting model predictions.</w:t>
       </w:r>
       <w:r>
         <w:t xml:space="preserve"> </w:t>
@@ -3000,15 +3705,66 @@
           <w:i/>
           <w:iCs/>
         </w:rPr>
-        <w:t xml:space="preserve">Advances in Neural Information Processing Systems (NIPS)</w:t>
+        <w:t xml:space="preserve">Advances in Neural Information Processing Systems</w:t>
       </w:r>
       <w:r>
         <w:t xml:space="preserve">, 30.</w:t>
       </w:r>
-    </w:p>
-    <w:p>
-      <w:pPr>
-        <w:pStyle w:val="BodyText"/>
+      <w:r>
+        <w:t xml:space="preserve"> </w:t>
+      </w:r>
+      <w:hyperlink r:id="rId64">
+        <w:r>
+          <w:rPr>
+            <w:rStyle w:val="Hyperlink"/>
+          </w:rPr>
+          <w:t xml:space="preserve">https://proceedings.neurips.cc/paper_files/paper/2017/file/8a20a8621978632d76c43dfd28b67767-Paper.pdf</w:t>
+        </w:r>
+      </w:hyperlink>
+    </w:p>
+    <w:p>
+      <w:pPr>
+        <w:pStyle w:val="Compact"/>
+        <w:numPr>
+          <w:ilvl w:val="0"/>
+          <w:numId w:val="1003"/>
+        </w:numPr>
+      </w:pPr>
+      <w:r>
+        <w:t xml:space="preserve">Pedregosa, F., Varoquaux, G., Gramfort, A., Michel, V., Thirion, B., Grisel, O., Blondel, M., Prettenhofer, P., Weiss, R., Dubourg, V., Vanderplas, J., Passos, A., Cournapeau, D., Brucher, M., Perrot, M., &amp; Duchesnay, É. (2011). Scikit-learn: Machine learning in Python.</w:t>
+      </w:r>
+      <w:r>
+        <w:t xml:space="preserve"> </w:t>
+      </w:r>
+      <w:r>
+        <w:rPr>
+          <w:i/>
+          <w:iCs/>
+        </w:rPr>
+        <w:t xml:space="preserve">Journal of Machine Learning Research</w:t>
+      </w:r>
+      <w:r>
+        <w:t xml:space="preserve">, 12, 2825-2830.</w:t>
+      </w:r>
+      <w:r>
+        <w:t xml:space="preserve"> </w:t>
+      </w:r>
+      <w:hyperlink r:id="rId65">
+        <w:r>
+          <w:rPr>
+            <w:rStyle w:val="Hyperlink"/>
+          </w:rPr>
+          <w:t xml:space="preserve">https://jmlr.csail.mit.edu/papers/v12/pedregosa11a.html</w:t>
+        </w:r>
+      </w:hyperlink>
+    </w:p>
+    <w:p>
+      <w:pPr>
+        <w:pStyle w:val="Compact"/>
+        <w:numPr>
+          <w:ilvl w:val="0"/>
+          <w:numId w:val="1003"/>
+        </w:numPr>
       </w:pPr>
       <w:r>
         <w:t xml:space="preserve">Penman, S. H. (2010).</w:t>
@@ -3032,7 +3788,11 @@
     </w:p>
     <w:p>
       <w:pPr>
-        <w:pStyle w:val="BodyText"/>
+        <w:pStyle w:val="Compact"/>
+        <w:numPr>
+          <w:ilvl w:val="0"/>
+          <w:numId w:val="1003"/>
+        </w:numPr>
       </w:pPr>
       <w:r>
         <w:t xml:space="preserve">Shiller, R. J. (2003). From efficient markets theory to behavioral finance.</w:t>
@@ -3050,10 +3810,25 @@
       <w:r>
         <w:t xml:space="preserve">, 17(1), 83-104.</w:t>
       </w:r>
-    </w:p>
-    <w:p>
-      <w:pPr>
-        <w:pStyle w:val="BodyText"/>
+      <w:r>
+        <w:t xml:space="preserve"> </w:t>
+      </w:r>
+      <w:hyperlink r:id="rId66">
+        <w:r>
+          <w:rPr>
+            <w:rStyle w:val="Hyperlink"/>
+          </w:rPr>
+          <w:t xml:space="preserve">https://doi.org/10.1257/089533003321164967</w:t>
+        </w:r>
+      </w:hyperlink>
+    </w:p>
+    <w:p>
+      <w:pPr>
+        <w:pStyle w:val="Compact"/>
+        <w:numPr>
+          <w:ilvl w:val="0"/>
+          <w:numId w:val="1003"/>
+        </w:numPr>
       </w:pPr>
       <w:r>
         <w:t xml:space="preserve">Shrestha, S. (2021). Independent power producers in Nepal: Challenges and opportunities in the hydropower sector.</w:t>
@@ -3074,7 +3849,11 @@
     </w:p>
     <w:p>
       <w:pPr>
-        <w:pStyle w:val="BodyText"/>
+        <w:pStyle w:val="Compact"/>
+        <w:numPr>
+          <w:ilvl w:val="0"/>
+          <w:numId w:val="1003"/>
+        </w:numPr>
       </w:pPr>
       <w:r>
         <w:t xml:space="preserve">Smola, A. J., &amp; Schölkopf, B. (2004). A tutorial on support vector regression.</w:t>
@@ -3092,10 +3871,61 @@
       <w:r>
         <w:t xml:space="preserve">, 14(3), 199-222.</w:t>
       </w:r>
-    </w:p>
-    <w:p>
-      <w:pPr>
-        <w:pStyle w:val="BodyText"/>
+      <w:r>
+        <w:t xml:space="preserve"> </w:t>
+      </w:r>
+      <w:hyperlink r:id="rId67">
+        <w:r>
+          <w:rPr>
+            <w:rStyle w:val="Hyperlink"/>
+          </w:rPr>
+          <w:t xml:space="preserve">https://doi.org/10.1023/B:STCO.0000035301.49549.88</w:t>
+        </w:r>
+      </w:hyperlink>
+    </w:p>
+    <w:p>
+      <w:pPr>
+        <w:pStyle w:val="Compact"/>
+        <w:numPr>
+          <w:ilvl w:val="0"/>
+          <w:numId w:val="1003"/>
+        </w:numPr>
+      </w:pPr>
+      <w:r>
+        <w:t xml:space="preserve">Student. (1908). The probable error of a mean.</w:t>
+      </w:r>
+      <w:r>
+        <w:t xml:space="preserve"> </w:t>
+      </w:r>
+      <w:r>
+        <w:rPr>
+          <w:i/>
+          <w:iCs/>
+        </w:rPr>
+        <w:t xml:space="preserve">Biometrika</w:t>
+      </w:r>
+      <w:r>
+        <w:t xml:space="preserve">, 6(1), 1-25.</w:t>
+      </w:r>
+      <w:r>
+        <w:t xml:space="preserve"> </w:t>
+      </w:r>
+      <w:hyperlink r:id="rId68">
+        <w:r>
+          <w:rPr>
+            <w:rStyle w:val="Hyperlink"/>
+          </w:rPr>
+          <w:t xml:space="preserve">https://doi.org/10.1093/biomet/6.1.1</w:t>
+        </w:r>
+      </w:hyperlink>
+    </w:p>
+    <w:p>
+      <w:pPr>
+        <w:pStyle w:val="Compact"/>
+        <w:numPr>
+          <w:ilvl w:val="0"/>
+          <w:numId w:val="1003"/>
+        </w:numPr>
       </w:pPr>
       <w:r>
         <w:t xml:space="preserve">Tay, F. E. H., &amp; Cao, L. (2001). Application of support vector machines in financial time series forecasting.</w:t>
@@ -3113,10 +3943,25 @@
       <w:r>
         <w:t xml:space="preserve">, 29(4), 309-317.</w:t>
       </w:r>
-    </w:p>
-    <w:p>
-      <w:pPr>
-        <w:pStyle w:val="BodyText"/>
+      <w:r>
+        <w:t xml:space="preserve"> </w:t>
+      </w:r>
+      <w:hyperlink r:id="rId69">
+        <w:r>
+          <w:rPr>
+            <w:rStyle w:val="Hyperlink"/>
+          </w:rPr>
+          <w:t xml:space="preserve">https://doi.org/10.1016/S0305-0483(01)00026-3</w:t>
+        </w:r>
+      </w:hyperlink>
+    </w:p>
+    <w:p>
+      <w:pPr>
+        <w:pStyle w:val="Compact"/>
+        <w:numPr>
+          <w:ilvl w:val="0"/>
+          <w:numId w:val="1003"/>
+        </w:numPr>
       </w:pPr>
       <w:r>
         <w:t xml:space="preserve">Vapnik, V. N. (1995).</w:t>
@@ -3134,10 +3979,61 @@
       <w:r>
         <w:t xml:space="preserve">. Springer-Verlag.</w:t>
       </w:r>
-    </w:p>
-    <w:p>
-      <w:pPr>
-        <w:pStyle w:val="BodyText"/>
+      <w:r>
+        <w:t xml:space="preserve"> </w:t>
+      </w:r>
+      <w:hyperlink r:id="rId70">
+        <w:r>
+          <w:rPr>
+            <w:rStyle w:val="Hyperlink"/>
+          </w:rPr>
+          <w:t xml:space="preserve">https://doi.org/10.1007/978-1-4757-3264-1</w:t>
+        </w:r>
+      </w:hyperlink>
+    </w:p>
+    <w:p>
+      <w:pPr>
+        <w:pStyle w:val="Compact"/>
+        <w:numPr>
+          <w:ilvl w:val="0"/>
+          <w:numId w:val="1003"/>
+        </w:numPr>
+      </w:pPr>
+      <w:r>
+        <w:t xml:space="preserve">Wilcoxon, F. (1945). Individual comparisons by ranking methods.</w:t>
+      </w:r>
+      <w:r>
+        <w:t xml:space="preserve"> </w:t>
+      </w:r>
+      <w:r>
+        <w:rPr>
+          <w:i/>
+          <w:iCs/>
+        </w:rPr>
+        <w:t xml:space="preserve">Biometrics Bulletin</w:t>
+      </w:r>
+      <w:r>
+        <w:t xml:space="preserve">, 1(6), 80-83.</w:t>
+      </w:r>
+      <w:r>
+        <w:t xml:space="preserve"> </w:t>
+      </w:r>
+      <w:hyperlink r:id="rId71">
+        <w:r>
+          <w:rPr>
+            <w:rStyle w:val="Hyperlink"/>
+          </w:rPr>
+          <w:t xml:space="preserve">https://doi.org/10.2307/3001968</w:t>
+        </w:r>
+      </w:hyperlink>
+    </w:p>
+    <w:p>
+      <w:pPr>
+        <w:pStyle w:val="Compact"/>
+        <w:numPr>
+          <w:ilvl w:val="0"/>
+          <w:numId w:val="1003"/>
+        </w:numPr>
       </w:pPr>
       <w:r>
         <w:t xml:space="preserve">Yescombe, E. R. (2013).</w:t>
@@ -3158,8 +4054,19 @@
       <w:r>
         <w:t xml:space="preserve">(2nd ed.). Academic Press.</w:t>
       </w:r>
-    </w:p>
-    <w:bookmarkEnd w:id="40"/>
+      <w:r>
+        <w:t xml:space="preserve"> </w:t>
+      </w:r>
+      <w:hyperlink r:id="rId72">
+        <w:r>
+          <w:rPr>
+            <w:rStyle w:val="Hyperlink"/>
+          </w:rPr>
+          <w:t xml:space="preserve">https://doi.org/10.1016/B978-0-12-397040-4.00001-9</w:t>
+        </w:r>
+      </w:hyperlink>
+    </w:p>
+    <w:bookmarkEnd w:id="73"/>
     <w:sectPr>
       <w:footnotePr>
         <w:numRestart w:val="eachSect"/>
@@ -3270,6 +4177,91 @@
       </w:pPr>
     </w:lvl>
   </w:abstractNum>
+  <w:abstractNum w:abstractNumId="99411">
+    <w:nsid w:val="00A99411"/>
+    <w:multiLevelType w:val="multilevel"/>
+    <w:lvl w:ilvl="0">
+      <w:start w:val="1"/>
+      <w:numFmt w:val="decimal"/>
+      <w:lvlText w:val="%1."/>
+      <w:lvlJc w:val="left"/>
+      <w:pPr>
+        <w:ind w:left="720" w:hanging="360"/>
+      </w:pPr>
+    </w:lvl>
+    <w:lvl w:ilvl="1">
+      <w:start w:val="1"/>
+      <w:numFmt w:val="decimal"/>
+      <w:lvlText w:val="%2."/>
+      <w:lvlJc w:val="left"/>
+      <w:pPr>
+        <w:ind w:left="1440" w:hanging="360"/>
+      </w:pPr>
+    </w:lvl>
+    <w:lvl w:ilvl="2">
+      <w:start w:val="1"/>
+      <w:numFmt w:val="decimal"/>
+      <w:lvlText w:val="%3."/>
+      <w:lvlJc w:val="left"/>
+      <w:pPr>
+        <w:ind w:left="2160" w:hanging="360"/>
+      </w:pPr>
+    </w:lvl>
+    <w:lvl w:ilvl="3">
+      <w:start w:val="1"/>
+      <w:numFmt w:val="decimal"/>
+      <w:lvlText w:val="%4."/>
+      <w:lvlJc w:val="left"/>
+      <w:pPr>
+        <w:ind w:left="2880" w:hanging="360"/>
+      </w:pPr>
+    </w:lvl>
+    <w:lvl w:ilvl="4">
+      <w:start w:val="1"/>
+      <w:numFmt w:val="decimal"/>
+      <w:lvlText w:val="%5."/>
+      <w:lvlJc w:val="left"/>
+      <w:pPr>
+        <w:ind w:left="3600" w:hanging="360"/>
+      </w:pPr>
+    </w:lvl>
+    <w:lvl w:ilvl="5">
+      <w:start w:val="1"/>
+      <w:numFmt w:val="decimal"/>
+      <w:lvlText w:val="%6."/>
+      <w:lvlJc w:val="left"/>
+      <w:pPr>
+        <w:ind w:left="4320" w:hanging="360"/>
+      </w:pPr>
+    </w:lvl>
+    <w:lvl w:ilvl="6">
+      <w:start w:val="1"/>
+      <w:numFmt w:val="decimal"/>
+      <w:lvlText w:val="%7."/>
+      <w:lvlJc w:val="left"/>
+      <w:pPr>
+        <w:ind w:left="5040" w:hanging="360"/>
+      </w:pPr>
+    </w:lvl>
+    <w:lvl w:ilvl="7">
+      <w:start w:val="1"/>
+      <w:numFmt w:val="decimal"/>
+      <w:lvlText w:val="%8."/>
+      <w:lvlJc w:val="left"/>
+      <w:pPr>
+        <w:ind w:left="5760" w:hanging="360"/>
+      </w:pPr>
+    </w:lvl>
+    <w:lvl w:ilvl="8">
+      <w:start w:val="1"/>
+      <w:numFmt w:val="decimal"/>
+      <w:lvlText w:val="%9."/>
+      <w:lvlJc w:val="left"/>
+      <w:pPr>
+        <w:ind w:left="6480" w:hanging="360"/>
+      </w:pPr>
+    </w:lvl>
+  </w:abstractNum>
   <w:abstractNum w:abstractNumId="991">
     <w:nsid w:val="0000A991"/>
     <w:multiLevelType w:val="multilevel"/>
@@ -3373,102 +4365,11 @@
       </w:rPr>
     </w:lvl>
   </w:abstractNum>
-  <w:abstractNum w:abstractNumId="99201">
-    <w:nsid w:val="00A99201"/>
-    <w:multiLevelType w:val="multilevel"/>
-    <w:lvl w:ilvl="0">
-      <w:start w:val="1"/>
-      <w:numFmt w:val="decimal"/>
-      <w:lvlText w:val="%1."/>
-      <w:lvlJc w:val="left"/>
-      <w:pPr>
-        <w:ind w:left="720" w:hanging="360"/>
-      </w:pPr>
-    </w:lvl>
-    <w:lvl w:ilvl="1">
-      <w:start w:val="1"/>
-      <w:numFmt w:val="lowerLetter"/>
-      <w:lvlText w:val="%2."/>
-      <w:lvlJc w:val="left"/>
-      <w:pPr>
-        <w:ind w:left="1440" w:hanging="360"/>
-      </w:pPr>
-    </w:lvl>
-    <w:lvl w:ilvl="2">
-      <w:start w:val="1"/>
-      <w:numFmt w:val="lowerRoman"/>
-      <w:lvlText w:val="%3."/>
-      <w:lvlJc w:val="left"/>
-      <w:pPr>
-        <w:ind w:left="2160" w:hanging="360"/>
-      </w:pPr>
-    </w:lvl>
-    <w:lvl w:ilvl="3">
-      <w:start w:val="1"/>
-      <w:numFmt w:val="decimal"/>
-      <w:lvlText w:val="%4."/>
-      <w:lvlJc w:val="left"/>
-      <w:pPr>
-        <w:ind w:left="2880" w:hanging="360"/>
-      </w:pPr>
-    </w:lvl>
-    <w:lvl w:ilvl="4">
-      <w:start w:val="1"/>
-      <w:numFmt w:val="lowerLetter"/>
-      <w:lvlText w:val="%5."/>
-      <w:lvlJc w:val="left"/>
-      <w:pPr>
-        <w:ind w:left="3600" w:hanging="360"/>
-      </w:pPr>
-    </w:lvl>
-    <w:lvl w:ilvl="5">
-      <w:start w:val="1"/>
-      <w:numFmt w:val="lowerRoman"/>
-      <w:lvlText w:val="%6."/>
-      <w:lvlJc w:val="left"/>
-      <w:pPr>
-        <w:ind w:left="4320" w:hanging="360"/>
-      </w:pPr>
-    </w:lvl>
-    <w:lvl w:ilvl="6">
-      <w:start w:val="1"/>
-      <w:numFmt w:val="decimal"/>
-      <w:lvlText w:val="%7."/>
-      <w:lvlJc w:val="left"/>
-      <w:pPr>
-        <w:ind w:left="5040" w:hanging="360"/>
-      </w:pPr>
-    </w:lvl>
-    <w:lvl w:ilvl="7">
-      <w:start w:val="1"/>
-      <w:numFmt w:val="lowerLetter"/>
-      <w:lvlText w:val="%8."/>
-      <w:lvlJc w:val="left"/>
-      <w:pPr>
-        <w:ind w:left="5760" w:hanging="360"/>
-      </w:pPr>
-    </w:lvl>
-    <w:lvl w:ilvl="8">
-      <w:start w:val="1"/>
-      <w:numFmt w:val="lowerRoman"/>
-      <w:lvlText w:val="%9."/>
-      <w:lvlJc w:val="left"/>
-      <w:pPr>
-        <w:ind w:left="6480" w:hanging="360"/>
-      </w:pPr>
-    </w:lvl>
-  </w:abstractNum>
   <w:num w:numId="1000">
     <w:abstractNumId w:val="990"/>
   </w:num>
   <w:num w:numId="1001">
-    <w:abstractNumId w:val="991"/>
-  </w:num>
-  <w:num w:numId="1002">
-    <w:abstractNumId w:val="991"/>
-  </w:num>
-  <w:num w:numId="1003">
-    <w:abstractNumId w:val="99201"/>
+    <w:abstractNumId w:val="99411"/>
     <w:lvlOverride w:ilvl="0">
       <w:startOverride w:val="1"/>
     </w:lvlOverride>
@@ -3497,8 +4398,38 @@
       <w:startOverride w:val="1"/>
     </w:lvlOverride>
   </w:num>
-  <w:num w:numId="1004">
+  <w:num w:numId="1002">
     <w:abstractNumId w:val="991"/>
+  </w:num>
+  <w:num w:numId="1003">
+    <w:abstractNumId w:val="99411"/>
+    <w:lvlOverride w:ilvl="0">
+      <w:startOverride w:val="1"/>
+    </w:lvlOverride>
+    <w:lvlOverride w:ilvl="1">
+      <w:startOverride w:val="1"/>
+    </w:lvlOverride>
+    <w:lvlOverride w:ilvl="2">
+      <w:startOverride w:val="1"/>
+    </w:lvlOverride>
+    <w:lvlOverride w:ilvl="3">
+      <w:startOverride w:val="1"/>
+    </w:lvlOverride>
+    <w:lvlOverride w:ilvl="4">
+      <w:startOverride w:val="1"/>
+    </w:lvlOverride>
+    <w:lvlOverride w:ilvl="5">
+      <w:startOverride w:val="1"/>
+    </w:lvlOverride>
+    <w:lvlOverride w:ilvl="6">
+      <w:startOverride w:val="1"/>
+    </w:lvlOverride>
+    <w:lvlOverride w:ilvl="7">
+      <w:startOverride w:val="1"/>
+    </w:lvlOverride>
+    <w:lvlOverride w:ilvl="8">
+      <w:startOverride w:val="1"/>
+    </w:lvlOverride>
   </w:num>
 </w:numbering>
 </file>

--- a/papers_manuscript/paper.docx
+++ b/papers_manuscript/paper.docx
@@ -1779,7 +1779,7 @@
       </w:r>
     </w:p>
     <w:bookmarkEnd w:id="24"/>
-    <w:bookmarkStart w:id="36" w:name="results"/>
+    <w:bookmarkStart w:id="33" w:name="results"/>
     <w:p>
       <w:pPr>
         <w:pStyle w:val="Heading2"/>
@@ -1788,7 +1788,7 @@
         <w:t xml:space="preserve">5. Results</w:t>
       </w:r>
     </w:p>
-    <w:bookmarkStart w:id="28" w:name="the-machine-learning-leaderboard"/>
+    <w:bookmarkStart w:id="25" w:name="the-machine-learning-leaderboard"/>
     <w:p>
       <w:pPr>
         <w:pStyle w:val="Heading3"/>
@@ -2150,69 +2150,14 @@
     </w:tbl>
     <w:p>
       <w:pPr>
-        <w:pStyle w:val="CaptionedFigure"/>
-      </w:pPr>
-      <w:r>
-        <w:drawing>
-          <wp:inline>
-            <wp:extent cx="5334000" cy="2527023"/>
-            <wp:effectExtent b="0" l="0" r="0" t="0"/>
-            <wp:docPr descr="Machine Learning Algorithm Performance vs Traditional Baseline" title="" id="26" name="Picture"/>
-            <a:graphic>
-              <a:graphicData uri="http://schemas.openxmlformats.org/drawingml/2006/picture">
-                <pic:pic>
-                  <pic:nvPicPr>
-                    <pic:cNvPr descr="../plots/model_comparison.png" id="27" name="Picture"/>
-                    <pic:cNvPicPr>
-                      <a:picLocks noChangeArrowheads="1" noChangeAspect="1"/>
-                    </pic:cNvPicPr>
-                  </pic:nvPicPr>
-                  <pic:blipFill>
-                    <a:blip r:embed="rId25"/>
-                    <a:stretch>
-                      <a:fillRect/>
-                    </a:stretch>
-                  </pic:blipFill>
-                  <pic:spPr bwMode="auto">
-                    <a:xfrm>
-                      <a:off x="0" y="0"/>
-                      <a:ext cx="5334000" cy="2527023"/>
-                    </a:xfrm>
-                    <a:prstGeom prst="rect">
-                      <a:avLst/>
-                    </a:prstGeom>
-                    <a:noFill/>
-                    <a:ln w="9525">
-                      <a:noFill/>
-                      <a:headEnd/>
-                      <a:tailEnd/>
-                    </a:ln>
-                  </pic:spPr>
-                </pic:pic>
-              </a:graphicData>
-            </a:graphic>
-          </wp:inline>
-        </w:drawing>
-      </w:r>
-    </w:p>
-    <w:p>
-      <w:pPr>
-        <w:pStyle w:val="ImageCaption"/>
-      </w:pPr>
-      <w:r>
-        <w:t xml:space="preserve">Machine Learning Algorithm Performance vs Traditional Baseline</w:t>
-      </w:r>
-    </w:p>
-    <w:p>
-      <w:pPr>
         <w:pStyle w:val="BodyText"/>
       </w:pPr>
       <w:r>
         <w:t xml:space="preserve">When exposed to the 13-variable dataset, Support Vector Regression (SVR) achieved Rank 1. The Tree-based algorithms (such as Random Forest and XGBoost) struggled, likely overfitting to macroeconomic noise due to the small sample size, whereas the SVR’s RBF Kernel demonstrated superior regularization in this data-scarce environment.</w:t>
       </w:r>
     </w:p>
-    <w:bookmarkEnd w:id="28"/>
-    <w:bookmarkStart w:id="35" w:name="statistical-significance"/>
+    <w:bookmarkEnd w:id="25"/>
+    <w:bookmarkStart w:id="32" w:name="statistical-significance"/>
     <w:p>
       <w:pPr>
         <w:pStyle w:val="Heading3"/>
@@ -2320,18 +2265,18 @@
           <wp:inline>
             <wp:extent cx="5334000" cy="5378844"/>
             <wp:effectExtent b="0" l="0" r="0" t="0"/>
-            <wp:docPr descr="SVR Validation: Actual vs. Predicted Free Cash Flow (Out-of-Sample)" title="" id="30" name="Picture"/>
+            <wp:docPr descr="SVR Validation: Actual vs. Predicted Free Cash Flow (Out-of-Sample)" title="" id="27" name="Picture"/>
             <a:graphic>
               <a:graphicData uri="http://schemas.openxmlformats.org/drawingml/2006/picture">
                 <pic:pic>
                   <pic:nvPicPr>
-                    <pic:cNvPr descr="../plots/actual_vs_predicted.png" id="31" name="Picture"/>
+                    <pic:cNvPr descr="../plots/actual_vs_predicted.png" id="28" name="Picture"/>
                     <pic:cNvPicPr>
                       <a:picLocks noChangeArrowheads="1" noChangeAspect="1"/>
                     </pic:cNvPicPr>
                   </pic:nvPicPr>
                   <pic:blipFill>
-                    <a:blip r:embed="rId29"/>
+                    <a:blip r:embed="rId26"/>
                     <a:stretch>
                       <a:fillRect/>
                     </a:stretch>
@@ -2375,18 +2320,18 @@
           <wp:inline>
             <wp:extent cx="5334000" cy="3509809"/>
             <wp:effectExtent b="0" l="0" r="0" t="0"/>
-            <wp:docPr descr="SVR Learning Curve (GroupKFold)" title="" id="33" name="Picture"/>
+            <wp:docPr descr="SVR Learning Curve (GroupKFold)" title="" id="30" name="Picture"/>
             <a:graphic>
               <a:graphicData uri="http://schemas.openxmlformats.org/drawingml/2006/picture">
                 <pic:pic>
                   <pic:nvPicPr>
-                    <pic:cNvPr descr="../plots/learning_curve.png" id="34" name="Picture"/>
+                    <pic:cNvPr descr="../plots/learning_curve.png" id="31" name="Picture"/>
                     <pic:cNvPicPr>
                       <a:picLocks noChangeArrowheads="1" noChangeAspect="1"/>
                     </pic:cNvPicPr>
                   </pic:nvPicPr>
                   <pic:blipFill>
-                    <a:blip r:embed="rId32"/>
+                    <a:blip r:embed="rId29"/>
                     <a:stretch>
                       <a:fillRect/>
                     </a:stretch>
@@ -2452,9 +2397,9 @@
         <w:t xml:space="preserve">The learning curve plateau suggests that model variance is successfully under control (no severe gap between training and cross-validation error). However, the relatively high error floor indicates that the model may simply not have much more predictive signal to extract from this specific feature set at this sample size, reflecting the inherent noise of the market.</w:t>
       </w:r>
     </w:p>
-    <w:bookmarkEnd w:id="35"/>
-    <w:bookmarkEnd w:id="36"/>
-    <w:bookmarkStart w:id="43" w:name="X07afe1456616442f6a7d3b7f55f6a95a08f8803"/>
+    <w:bookmarkEnd w:id="32"/>
+    <w:bookmarkEnd w:id="33"/>
+    <w:bookmarkStart w:id="40" w:name="X07afe1456616442f6a7d3b7f55f6a95a08f8803"/>
     <w:p>
       <w:pPr>
         <w:pStyle w:val="Heading2"/>
@@ -2503,18 +2448,18 @@
           <wp:inline>
             <wp:extent cx="5334000" cy="3042762"/>
             <wp:effectExtent b="0" l="0" r="0" t="0"/>
-            <wp:docPr descr="Permutation Importance inside the SVR Kernel (n = 30, \pm SD)" title="" id="38" name="Picture"/>
+            <wp:docPr descr="Permutation Importance inside the SVR Kernel (n = 30, \pm SD)" title="" id="35" name="Picture"/>
             <a:graphic>
               <a:graphicData uri="http://schemas.openxmlformats.org/drawingml/2006/picture">
                 <pic:pic>
                   <pic:nvPicPr>
-                    <pic:cNvPr descr="../plots/feature_importance.png" id="39" name="Picture"/>
+                    <pic:cNvPr descr="../plots/feature_importance.png" id="36" name="Picture"/>
                     <pic:cNvPicPr>
                       <a:picLocks noChangeArrowheads="1" noChangeAspect="1"/>
                     </pic:cNvPicPr>
                   </pic:nvPicPr>
                   <pic:blipFill>
-                    <a:blip r:embed="rId37"/>
+                    <a:blip r:embed="rId34"/>
                     <a:stretch>
                       <a:fillRect/>
                     </a:stretch>
@@ -2616,18 +2561,18 @@
           <wp:inline>
             <wp:extent cx="5334000" cy="3985731"/>
             <wp:effectExtent b="0" l="0" r="0" t="0"/>
-            <wp:docPr descr="Partial Dependence of FCF Growth on Key Economic Drivers" title="" id="41" name="Picture"/>
+            <wp:docPr descr="Partial Dependence of FCF Growth on Key Economic Drivers" title="" id="38" name="Picture"/>
             <a:graphic>
               <a:graphicData uri="http://schemas.openxmlformats.org/drawingml/2006/picture">
                 <pic:pic>
                   <pic:nvPicPr>
-                    <pic:cNvPr descr="../plots/pdp_key_features.png" id="42" name="Picture"/>
+                    <pic:cNvPr descr="../plots/pdp_key_features.png" id="39" name="Picture"/>
                     <pic:cNvPicPr>
                       <a:picLocks noChangeArrowheads="1" noChangeAspect="1"/>
                     </pic:cNvPicPr>
                   </pic:nvPicPr>
                   <pic:blipFill>
-                    <a:blip r:embed="rId40"/>
+                    <a:blip r:embed="rId37"/>
                     <a:stretch>
                       <a:fillRect/>
                     </a:stretch>
@@ -2800,8 +2745,8 @@
         <w:t xml:space="preserve">Noticeably, macroeconomic variables like Nepal’s Inflation, Interest Rates, and GDP Growth contributed almost nothing to the model’s predictive accuracy, suggesting the model assigned negligible weight to macroeconomic variables relative to firm-level constraints, consistent with the deterministic, PPA-driven nature of hydropower revenue.</w:t>
       </w:r>
     </w:p>
-    <w:bookmarkEnd w:id="43"/>
-    <w:bookmarkStart w:id="47" w:name="X167ccaf279bb9a87d88a79af32c7cb8474c66fc"/>
+    <w:bookmarkEnd w:id="40"/>
+    <w:bookmarkStart w:id="44" w:name="X167ccaf279bb9a87d88a79af32c7cb8474c66fc"/>
     <w:p>
       <w:pPr>
         <w:pStyle w:val="Heading2"/>
@@ -2923,18 +2868,18 @@
           <wp:inline>
             <wp:extent cx="5334000" cy="2839008"/>
             <wp:effectExtent b="0" l="0" r="0" t="0"/>
-            <wp:docPr descr="Intrinsic Valuation vs Actual Market Cap (Top 5 Companies)" title="" id="45" name="Picture"/>
+            <wp:docPr descr="Intrinsic Valuation vs Actual Market Cap (Top 5 Companies)" title="" id="42" name="Picture"/>
             <a:graphic>
               <a:graphicData uri="http://schemas.openxmlformats.org/drawingml/2006/picture">
                 <pic:pic>
                   <pic:nvPicPr>
-                    <pic:cNvPr descr="../plots/valuation_comparison.png" id="46" name="Picture"/>
+                    <pic:cNvPr descr="../plots/valuation_comparison.png" id="43" name="Picture"/>
                     <pic:cNvPicPr>
                       <a:picLocks noChangeArrowheads="1" noChangeAspect="1"/>
                     </pic:cNvPicPr>
                   </pic:nvPicPr>
                   <pic:blipFill>
-                    <a:blip r:embed="rId44"/>
+                    <a:blip r:embed="rId41"/>
                     <a:stretch>
                       <a:fillRect/>
                     </a:stretch>
@@ -2997,8 +2942,8 @@
         <w:t xml:space="preserve">While this improvement is measured, it demonstrates that utilizing algorithmic forecasting for fundamental cash flows yields an intrinsic equity value that directionally improves upon traditional static banking assumptions, even in a highly volatile frontier market like NEPSE.</w:t>
       </w:r>
     </w:p>
-    <w:bookmarkEnd w:id="47"/>
-    <w:bookmarkStart w:id="48" w:name="limitations"/>
+    <w:bookmarkEnd w:id="44"/>
+    <w:bookmarkStart w:id="45" w:name="limitations"/>
     <w:p>
       <w:pPr>
         <w:pStyle w:val="Heading2"/>
@@ -3015,8 +2960,8 @@
         <w:t xml:space="preserve">This study acknowledges several critical limitations that impact the generalizability of its findings. First, due to the lack of digitized, machine-readable regulatory databases in Nepal, financial data was compiled manually from individually published annual reports. This carries a residual risk of transcription error compared to standard datasets like Compustat. Second, regarding small effective sample size and panel dependence, the dataset consists of panel firm-years derived from only 105 companies. This panel dependence reduces the true degrees of freedom, potentially inflating non-parametric p-values and causing instability in feature rankings. Additionally, the strong correlation (-0.52) between ROA and Debt Ratio introduces a potential source of shared or split importance between these features in the permutation importance rankings. Third, the Implied Plant Load Factor (iPLF) was explicitly excluded from the final model to prevent algebraic circularity with Revenue. Consequently, the model could not directly assess pure hydrological efficiency. Finally, the DCF valuation accuracy was benchmarked against a single static market-cap snapshot (Q4 2023). This specific date was selected because it represents the most recent period where fully audited annual financials were universally available across the sector before the 2024–2025 projected data points. Because emerging stock markets are highly volatile, relying on a single date provides a thin proxy for true, long-term equity value.</w:t>
       </w:r>
     </w:p>
-    <w:bookmarkEnd w:id="48"/>
-    <w:bookmarkStart w:id="49" w:name="conclusion"/>
+    <w:bookmarkEnd w:id="45"/>
+    <w:bookmarkStart w:id="46" w:name="conclusion"/>
     <w:p>
       <w:pPr>
         <w:pStyle w:val="Heading2"/>
@@ -3041,8 +2986,8 @@
         <w:t xml:space="preserve">In the empirical valuation stage, the SVR-derived DCF valuations tracked the actual NEPSE stock market capitalizations with a 3.95% reduction in average valuation error (Rs 5.73M down to Rs 5.51M) compared to traditional static models. While limited by sample size, panel-dependence, and manual transcription risks, these findings suggest that Machine Learning forecasting can serve as a highly practical supplementary tool for institutional investors attempting to value infrastructure equities in frontier markets. Future research should prioritize expanding the digitized dataset, incorporating real-time hydrological satellite data, and benchmarking against multiple temporal market snapshots.</w:t>
       </w:r>
     </w:p>
-    <w:bookmarkEnd w:id="49"/>
-    <w:bookmarkStart w:id="73" w:name="references"/>
+    <w:bookmarkEnd w:id="46"/>
+    <w:bookmarkStart w:id="70" w:name="references"/>
     <w:p>
       <w:pPr>
         <w:pStyle w:val="Heading2"/>
@@ -3078,7 +3023,7 @@
       <w:r>
         <w:t xml:space="preserve"> </w:t>
       </w:r>
-      <w:hyperlink r:id="rId50">
+      <w:hyperlink r:id="rId47">
         <w:r>
           <w:rPr>
             <w:rStyle w:val="Hyperlink"/>
@@ -3114,7 +3059,7 @@
       <w:r>
         <w:t xml:space="preserve"> </w:t>
       </w:r>
-      <w:hyperlink r:id="rId51">
+      <w:hyperlink r:id="rId48">
         <w:r>
           <w:rPr>
             <w:rStyle w:val="Hyperlink"/>
@@ -3175,7 +3120,7 @@
       <w:r>
         <w:t xml:space="preserve"> </w:t>
       </w:r>
-      <w:hyperlink r:id="rId52">
+      <w:hyperlink r:id="rId49">
         <w:r>
           <w:rPr>
             <w:rStyle w:val="Hyperlink"/>
@@ -3211,7 +3156,7 @@
       <w:r>
         <w:t xml:space="preserve"> </w:t>
       </w:r>
-      <w:hyperlink r:id="rId53">
+      <w:hyperlink r:id="rId50">
         <w:r>
           <w:rPr>
             <w:rStyle w:val="Hyperlink"/>
@@ -3247,7 +3192,7 @@
       <w:r>
         <w:t xml:space="preserve"> </w:t>
       </w:r>
-      <w:hyperlink r:id="rId54">
+      <w:hyperlink r:id="rId51">
         <w:r>
           <w:rPr>
             <w:rStyle w:val="Hyperlink"/>
@@ -3283,7 +3228,7 @@
       <w:r>
         <w:t xml:space="preserve"> </w:t>
       </w:r>
-      <w:hyperlink r:id="rId55">
+      <w:hyperlink r:id="rId52">
         <w:r>
           <w:rPr>
             <w:rStyle w:val="Hyperlink"/>
@@ -3347,7 +3292,7 @@
       <w:r>
         <w:t xml:space="preserve"> </w:t>
       </w:r>
-      <w:hyperlink r:id="rId56">
+      <w:hyperlink r:id="rId53">
         <w:r>
           <w:rPr>
             <w:rStyle w:val="Hyperlink"/>
@@ -3383,7 +3328,7 @@
       <w:r>
         <w:t xml:space="preserve"> </w:t>
       </w:r>
-      <w:hyperlink r:id="rId57">
+      <w:hyperlink r:id="rId54">
         <w:r>
           <w:rPr>
             <w:rStyle w:val="Hyperlink"/>
@@ -3444,7 +3389,7 @@
       <w:r>
         <w:t xml:space="preserve"> </w:t>
       </w:r>
-      <w:hyperlink r:id="rId58">
+      <w:hyperlink r:id="rId55">
         <w:r>
           <w:rPr>
             <w:rStyle w:val="Hyperlink"/>
@@ -3480,7 +3425,7 @@
       <w:r>
         <w:t xml:space="preserve"> </w:t>
       </w:r>
-      <w:hyperlink r:id="rId59">
+      <w:hyperlink r:id="rId56">
         <w:r>
           <w:rPr>
             <w:rStyle w:val="Hyperlink"/>
@@ -3516,7 +3461,7 @@
       <w:r>
         <w:t xml:space="preserve"> </w:t>
       </w:r>
-      <w:hyperlink r:id="rId60">
+      <w:hyperlink r:id="rId57">
         <w:r>
           <w:rPr>
             <w:rStyle w:val="Hyperlink"/>
@@ -3552,7 +3497,7 @@
       <w:r>
         <w:t xml:space="preserve"> </w:t>
       </w:r>
-      <w:hyperlink r:id="rId61">
+      <w:hyperlink r:id="rId58">
         <w:r>
           <w:rPr>
             <w:rStyle w:val="Hyperlink"/>
@@ -3613,7 +3558,7 @@
       <w:r>
         <w:t xml:space="preserve"> </w:t>
       </w:r>
-      <w:hyperlink r:id="rId62">
+      <w:hyperlink r:id="rId59">
         <w:r>
           <w:rPr>
             <w:rStyle w:val="Hyperlink"/>
@@ -3677,7 +3622,7 @@
       <w:r>
         <w:t xml:space="preserve"> </w:t>
       </w:r>
-      <w:hyperlink r:id="rId63">
+      <w:hyperlink r:id="rId60">
         <w:r>
           <w:rPr>
             <w:rStyle w:val="Hyperlink"/>
@@ -3713,7 +3658,7 @@
       <w:r>
         <w:t xml:space="preserve"> </w:t>
       </w:r>
-      <w:hyperlink r:id="rId64">
+      <w:hyperlink r:id="rId61">
         <w:r>
           <w:rPr>
             <w:rStyle w:val="Hyperlink"/>
@@ -3749,7 +3694,7 @@
       <w:r>
         <w:t xml:space="preserve"> </w:t>
       </w:r>
-      <w:hyperlink r:id="rId65">
+      <w:hyperlink r:id="rId62">
         <w:r>
           <w:rPr>
             <w:rStyle w:val="Hyperlink"/>
@@ -3813,7 +3758,7 @@
       <w:r>
         <w:t xml:space="preserve"> </w:t>
       </w:r>
-      <w:hyperlink r:id="rId66">
+      <w:hyperlink r:id="rId63">
         <w:r>
           <w:rPr>
             <w:rStyle w:val="Hyperlink"/>
@@ -3874,7 +3819,7 @@
       <w:r>
         <w:t xml:space="preserve"> </w:t>
       </w:r>
-      <w:hyperlink r:id="rId67">
+      <w:hyperlink r:id="rId64">
         <w:r>
           <w:rPr>
             <w:rStyle w:val="Hyperlink"/>
@@ -3910,7 +3855,7 @@
       <w:r>
         <w:t xml:space="preserve"> </w:t>
       </w:r>
-      <w:hyperlink r:id="rId68">
+      <w:hyperlink r:id="rId65">
         <w:r>
           <w:rPr>
             <w:rStyle w:val="Hyperlink"/>
@@ -3946,7 +3891,7 @@
       <w:r>
         <w:t xml:space="preserve"> </w:t>
       </w:r>
-      <w:hyperlink r:id="rId69">
+      <w:hyperlink r:id="rId66">
         <w:r>
           <w:rPr>
             <w:rStyle w:val="Hyperlink"/>
@@ -3982,7 +3927,7 @@
       <w:r>
         <w:t xml:space="preserve"> </w:t>
       </w:r>
-      <w:hyperlink r:id="rId70">
+      <w:hyperlink r:id="rId67">
         <w:r>
           <w:rPr>
             <w:rStyle w:val="Hyperlink"/>
@@ -4018,7 +3963,7 @@
       <w:r>
         <w:t xml:space="preserve"> </w:t>
       </w:r>
-      <w:hyperlink r:id="rId71">
+      <w:hyperlink r:id="rId68">
         <w:r>
           <w:rPr>
             <w:rStyle w:val="Hyperlink"/>
@@ -4057,7 +4002,7 @@
       <w:r>
         <w:t xml:space="preserve"> </w:t>
       </w:r>
-      <w:hyperlink r:id="rId72">
+      <w:hyperlink r:id="rId69">
         <w:r>
           <w:rPr>
             <w:rStyle w:val="Hyperlink"/>
@@ -4066,7 +4011,7 @@
         </w:r>
       </w:hyperlink>
     </w:p>
-    <w:bookmarkEnd w:id="73"/>
+    <w:bookmarkEnd w:id="70"/>
     <w:sectPr>
       <w:footnotePr>
         <w:numRestart w:val="eachSect"/>

--- a/papers_manuscript/paper.docx
+++ b/papers_manuscript/paper.docx
@@ -12,54 +12,6 @@
     </w:p>
     <w:p>
       <w:pPr>
-        <w:pStyle w:val="Author"/>
-      </w:pPr>
-      <w:r>
-        <w:t xml:space="preserve">Saurav Nepal* (saurav.nepal@heraldcollege.edu.np)</w:t>
-      </w:r>
-    </w:p>
-    <w:p>
-      <w:pPr>
-        <w:pStyle w:val="Author"/>
-      </w:pPr>
-      <w:r>
-        <w:t xml:space="preserve">Anish Khatiwoda (anish.khatiwada@heraldcollege.edu.np)</w:t>
-      </w:r>
-    </w:p>
-    <w:p>
-      <w:pPr>
-        <w:pStyle w:val="Author"/>
-      </w:pPr>
-      <w:r>
-        <w:t xml:space="preserve">Ishma Rai (ishma.rai@heraldcollege.edu.np)</w:t>
-      </w:r>
-    </w:p>
-    <w:p>
-      <w:pPr>
-        <w:pStyle w:val="Author"/>
-      </w:pPr>
-      <w:r>
-        <w:t xml:space="preserve">Rakhee Pandey (rakhee.pandey@heraldcollege.edu.np)</w:t>
-      </w:r>
-    </w:p>
-    <w:p>
-      <w:pPr>
-        <w:pStyle w:val="Author"/>
-      </w:pPr>
-      <w:r>
-        <w:t xml:space="preserve">*Corresponding Author. Affiliation: Herald College</w:t>
-      </w:r>
-    </w:p>
-    <w:p>
-      <w:pPr>
-        <w:pStyle w:val="Date"/>
-      </w:pPr>
-      <w:r>
-        <w:t xml:space="preserve">July 7, 2026</w:t>
-      </w:r>
-    </w:p>
-    <w:p>
-      <w:pPr>
         <w:pStyle w:val="FirstParagraph"/>
       </w:pPr>
       <w:r>
@@ -67,13 +19,278 @@
           <w:b/>
           <w:bCs/>
         </w:rPr>
+        <w:t xml:space="preserve">Saurav Nepal</w:t>
+      </w:r>
+      <m:oMath>
+        <m:sSup>
+          <m:e>
+            <m:r>
+              <m:t>​</m:t>
+            </m:r>
+          </m:e>
+          <m:sup>
+            <m:r>
+              <m:t>1</m:t>
+            </m:r>
+            <m:r>
+              <m:rPr>
+                <m:sty m:val="p"/>
+              </m:rPr>
+              <m:t>*</m:t>
+            </m:r>
+          </m:sup>
+        </m:sSup>
+      </m:oMath>
+      <w:r>
+        <w:rPr>
+          <w:b/>
+          <w:bCs/>
+        </w:rPr>
+        <w:t xml:space="preserve">, Anish Khatiwoda</w:t>
+      </w:r>
+      <m:oMath>
+        <m:sSup>
+          <m:e>
+            <m:r>
+              <m:t>​</m:t>
+            </m:r>
+          </m:e>
+          <m:sup>
+            <m:r>
+              <m:t>2</m:t>
+            </m:r>
+          </m:sup>
+        </m:sSup>
+      </m:oMath>
+      <w:r>
+        <w:rPr>
+          <w:b/>
+          <w:bCs/>
+        </w:rPr>
+        <w:t xml:space="preserve">, Ishma Rai</w:t>
+      </w:r>
+      <m:oMath>
+        <m:sSup>
+          <m:e>
+            <m:r>
+              <m:t>​</m:t>
+            </m:r>
+          </m:e>
+          <m:sup>
+            <m:r>
+              <m:t>3</m:t>
+            </m:r>
+          </m:sup>
+        </m:sSup>
+      </m:oMath>
+      <w:r>
+        <w:rPr>
+          <w:b/>
+          <w:bCs/>
+        </w:rPr>
+        <w:t xml:space="preserve">, &amp; Rakhee Pandey</w:t>
+      </w:r>
+      <m:oMath>
+        <m:sSup>
+          <m:e>
+            <m:r>
+              <m:t>​</m:t>
+            </m:r>
+          </m:e>
+          <m:sup>
+            <m:r>
+              <m:t>4</m:t>
+            </m:r>
+          </m:sup>
+        </m:sSup>
+      </m:oMath>
+    </w:p>
+    <w:p>
+      <w:pPr>
+        <w:pStyle w:val="BodyText"/>
+      </w:pPr>
+      <m:oMath>
+        <m:sSup>
+          <m:e>
+            <m:r>
+              <m:t>​</m:t>
+            </m:r>
+          </m:e>
+          <m:sup>
+            <m:r>
+              <m:t>1</m:t>
+            </m:r>
+          </m:sup>
+        </m:sSup>
+      </m:oMath>
+      <w:r>
+        <w:t xml:space="preserve"> </w:t>
+      </w:r>
+      <w:r>
+        <w:t xml:space="preserve">Herald College Kathmandu, Naxal, Kathmandu, Nepal. ORCID-ID: 0000-0000-0000-0000; E-mail: saurav.nepal@heraldcollege.edu.np</w:t>
+      </w:r>
+      <w:r>
+        <w:t xml:space="preserve"> </w:t>
+      </w:r>
+      <m:oMath>
+        <m:sSup>
+          <m:e>
+            <m:r>
+              <m:t>​</m:t>
+            </m:r>
+          </m:e>
+          <m:sup>
+            <m:r>
+              <m:t>2</m:t>
+            </m:r>
+          </m:sup>
+        </m:sSup>
+      </m:oMath>
+      <w:r>
+        <w:t xml:space="preserve"> </w:t>
+      </w:r>
+      <w:r>
+        <w:t xml:space="preserve">Herald College Kathmandu, Naxal, Kathmandu, Nepal. ORCID-ID:</w:t>
+      </w:r>
+      <w:r>
+        <w:t xml:space="preserve"> </w:t>
+      </w:r>
+      <w:r>
+        <w:rPr>
+          <w:b/>
+          <w:bCs/>
+          <w:i/>
+          <w:iCs/>
+        </w:rPr>
+        <w:t xml:space="preserve">; E-mail: anish.khatiwada@heraldcollege.edu.np</w:t>
+      </w:r>
+      <w:r>
+        <w:rPr>
+          <w:b/>
+          <w:bCs/>
+          <w:i/>
+          <w:iCs/>
+        </w:rPr>
+        <w:t xml:space="preserve"> </w:t>
+      </w:r>
+      <m:oMath>
+        <m:sSup>
+          <m:e>
+            <m:r>
+              <m:t>​</m:t>
+            </m:r>
+          </m:e>
+          <m:sup>
+            <m:r>
+              <m:t>3</m:t>
+            </m:r>
+          </m:sup>
+        </m:sSup>
+      </m:oMath>
+      <w:r>
+        <w:rPr>
+          <w:b/>
+          <w:bCs/>
+          <w:i/>
+          <w:iCs/>
+        </w:rPr>
+        <w:t xml:space="preserve"> </w:t>
+      </w:r>
+      <w:r>
+        <w:rPr>
+          <w:b/>
+          <w:bCs/>
+          <w:i/>
+          <w:iCs/>
+        </w:rPr>
+        <w:t xml:space="preserve">Herald College Kathmandu, Naxal, Kathmandu, Nepal. ORCID-ID:</w:t>
+      </w:r>
+      <w:r>
+        <w:rPr>
+          <w:b/>
+          <w:bCs/>
+          <w:i/>
+          <w:iCs/>
+        </w:rPr>
+        <w:t xml:space="preserve"> </w:t>
+      </w:r>
+      <w:r>
+        <w:t xml:space="preserve">; E-mail: ishma.rai@heraldcollege.edu.np</w:t>
+      </w:r>
+      <w:r>
+        <w:t xml:space="preserve"> </w:t>
+      </w:r>
+      <m:oMath>
+        <m:sSup>
+          <m:e>
+            <m:r>
+              <m:t>​</m:t>
+            </m:r>
+          </m:e>
+          <m:sup>
+            <m:r>
+              <m:t>4</m:t>
+            </m:r>
+          </m:sup>
+        </m:sSup>
+      </m:oMath>
+      <w:r>
+        <w:t xml:space="preserve"> </w:t>
+      </w:r>
+      <w:r>
+        <w:t xml:space="preserve">Herald College Kathmandu, Naxal, Kathmandu, Nepal. ORCID-ID: ___; E-mail: rakhee.pandey@heraldcollege.edu.np</w:t>
+      </w:r>
+    </w:p>
+    <w:p>
+      <w:pPr>
+        <w:pStyle w:val="BodyText"/>
+      </w:pPr>
+      <w:r>
+        <w:rPr>
+          <w:b/>
+          <w:bCs/>
+        </w:rPr>
         <w:t xml:space="preserve">Abstract</w:t>
       </w:r>
       <w:r>
-        <w:t xml:space="preserve"> </w:t>
-      </w:r>
-      <w:r>
-        <w:t xml:space="preserve">The accurate forecasting of Free Cash Flow to Firm (FCFF) is critical for intrinsic corporate valuation, yet traditional Discounted Cash Flow (DCF) models rely on static, linear assumptions that often fail to capture the physical and macroeconomic volatility inherent in emerging market infrastructure. This study introduces a data-driven framework for improving intrinsic valuation in data-scarce environments by forecasting fundamental cash flows for 105 Nepalese hydropower companies across a 16-year panel (2010–2025). To overcome the</w:t>
+        <w:rPr>
+          <w:rStyle w:val="FootnoteReference"/>
+        </w:rPr>
+        <w:footnoteReference w:id="9"/>
+      </w:r>
+      <w:r>
+        <w:t xml:space="preserve"> </w:t>
+      </w:r>
+      <w:r>
+        <w:rPr>
+          <w:b/>
+          <w:bCs/>
+        </w:rPr>
+        <w:t xml:space="preserve">Purpose:</w:t>
+      </w:r>
+      <w:r>
+        <w:t xml:space="preserve"> </w:t>
+      </w:r>
+      <w:r>
+        <w:t xml:space="preserve">The accurate forecasting of Free Cash Flow to Firm (FCFF) is critical for intrinsic corporate valuation, yet traditional Discounted Cash Flow (DCF) models rely on static, linear assumptions that often fail to capture the physical and macroeconomic volatility inherent in emerging market infrastructure. This study introduces a data-driven framework for improving intrinsic valuation in data-scarce environments by forecasting fundamental cash flows for 105 Nepalese hydropower companies across a 16-year panel (2010–2025).</w:t>
+      </w:r>
+    </w:p>
+    <w:p>
+      <w:pPr>
+        <w:pStyle w:val="BodyText"/>
+      </w:pPr>
+      <w:r>
+        <w:rPr>
+          <w:b/>
+          <w:bCs/>
+        </w:rPr>
+        <w:t xml:space="preserve">Design/Methodology/Approach:</w:t>
+      </w:r>
+      <w:r>
+        <w:t xml:space="preserve"> </w:t>
+      </w:r>
+      <w:r>
+        <w:t xml:space="preserve">To overcome the</w:t>
       </w:r>
       <w:r>
         <w:t xml:space="preserve"> </w:t>
@@ -85,7 +302,28 @@
         <w:t xml:space="preserve"> </w:t>
       </w:r>
       <w:r>
-        <w:t xml:space="preserve">and noise typical of frontier markets, we deploy advanced Machine Learning (ML) algorithms, discovering that Support Vector Regression (SVR) offers a more robust alternative to overfitting tree-based algorithms. Our tuned SVR model achieved lower forecasting errors than traditional naive baselines. In the normalized target growth-rate space upon which it was trained, the SVR achieved a Mean Absolute Error (MAE) of 15.8% versus the traditional baseline’s 20.8% (a ~24% relative improvement). When reconstructed into absolute currency, this translates to an average error of Rs 91,442 for SVR compared to Rs 96,114 for the baseline (a ~5% relative improvement); this compression in relative impact occurs because absolute rupee errors are naturally dominated by the immense scale of a few massive-capacity firms. These results demonstrated modest but robust statistical significance under the non-parametric Wilcoxon test (</w:t>
+        <w:t xml:space="preserve">(~200 effective training firm-years) and noise typical of frontier markets, we deploy advanced Machine Learning (ML) algorithms, discovering that Support Vector Regression (SVR) offers a more robust alternative to overfitting tree-based algorithms. Our tuned SVR model achieved lower forecasting errors than traditional naive baselines.</w:t>
+      </w:r>
+    </w:p>
+    <w:p>
+      <w:pPr>
+        <w:pStyle w:val="BodyText"/>
+      </w:pPr>
+      <w:r>
+        <w:rPr>
+          <w:b/>
+          <w:bCs/>
+        </w:rPr>
+        <w:t xml:space="preserve">Findings/Result:</w:t>
+      </w:r>
+      <w:r>
+        <w:t xml:space="preserve"> </w:t>
+      </w:r>
+      <w:r>
+        <w:t xml:space="preserve">In the normalized target growth-rate space upon which it was trained, the SVR achieved a Mean Absolute Error (MAE) of 15.8% versus the traditional baseline’s 20.8% (a ~24% relative improvement). When reconstructed into absolute currency, this translates to an average error of Rs 91,442 for SVR compared to Rs 96,114 for the baseline. The Wilcoxon test suggests consistent directional improvement. To preserve Explainable AI (XAI) transparency, we employed Permutation Importance, which indicated the model relied heavily on Return on Assets (ROA), Working Capital, and Installed Capacity. Finally, in the empirical DCF Valuation stage, the SVR-derived intrinsic values tracked actual Nepal Stock Exchange (NEPSE) market capitalizations with a 3.95% reduction in average valuation error compared to static baselines (IQR of valuation errors [Rs 2.37M - Rs 5.86M] vs [Rs 2.42M - Rs 6.22M],</w:t>
+      </w:r>
+      <w:r>
+        <w:t xml:space="preserve"> </w:t>
       </w:r>
       <m:oMath>
         <m:r>
@@ -102,16 +340,70 @@
         </m:r>
       </m:oMath>
       <w:r>
-        <w:t xml:space="preserve">), subject to panel-dependence caveats. To preserve Explainable AI (XAI) transparency, we employed Permutation Importance with repeated sampling, which indicated the model relied heavily on Return on Assets (ROA), Working Capital, and Installed Capacity, rather than macroeconomic variables. Finally, in the empirical DCF Valuation stage, the SVR-derived intrinsic values modestly outperformed traditional flat-growth models, tracking actual Nepal Stock Exchange (NEPSE) market capitalizations with a 3.95% reduction in average valuation error (from Rs 5.73 Million to Rs 5.51 Million per company). This study provides evidence that algorithmic forecasting can serve as a highly practical supplementary tool for institutional investors attempting to price infrastructure equities in volatile frontier markets.</w:t>
-      </w:r>
-    </w:p>
-    <w:bookmarkStart w:id="9" w:name="introduction"/>
+        <w:t xml:space="preserve">).</w:t>
+      </w:r>
+    </w:p>
+    <w:p>
+      <w:pPr>
+        <w:pStyle w:val="BodyText"/>
+      </w:pPr>
+      <w:r>
+        <w:rPr>
+          <w:b/>
+          <w:bCs/>
+        </w:rPr>
+        <w:t xml:space="preserve">Originality/Value:</w:t>
+      </w:r>
+      <w:r>
+        <w:t xml:space="preserve"> </w:t>
+      </w:r>
+      <w:r>
+        <w:t xml:space="preserve">This study provides empirical evidence that algorithmic forecasting can serve as a supplementary tool for institutional investors attempting to price infrastructure equities in volatile frontier markets.</w:t>
+      </w:r>
+    </w:p>
+    <w:p>
+      <w:pPr>
+        <w:pStyle w:val="BodyText"/>
+      </w:pPr>
+      <w:r>
+        <w:rPr>
+          <w:b/>
+          <w:bCs/>
+        </w:rPr>
+        <w:t xml:space="preserve">Paper Type:</w:t>
+      </w:r>
+      <w:r>
+        <w:t xml:space="preserve"> </w:t>
+      </w:r>
+      <w:r>
+        <w:t xml:space="preserve">Original Research</w:t>
+      </w:r>
+    </w:p>
+    <w:p>
+      <w:pPr>
+        <w:pStyle w:val="BodyText"/>
+      </w:pPr>
+      <w:r>
+        <w:rPr>
+          <w:b/>
+          <w:bCs/>
+        </w:rPr>
+        <w:t xml:space="preserve">Keywords:</w:t>
+      </w:r>
+      <w:r>
+        <w:t xml:space="preserve"> </w:t>
+      </w:r>
+      <w:r>
+        <w:t xml:space="preserve">Machine Learning, Free Cash Flow, Intrinsic Valuation, Support Vector Regression, Hydropower, Nepal Stock Exchange</w:t>
+      </w:r>
+    </w:p>
+    <w:bookmarkStart w:id="11" w:name="introduction"/>
     <w:p>
       <w:pPr>
         <w:pStyle w:val="Heading2"/>
       </w:pPr>
       <w:r>
-        <w:t xml:space="preserve">1. Introduction</w:t>
+        <w:t xml:space="preserve">1. INTRODUCTION</w:t>
       </w:r>
     </w:p>
     <w:p>
@@ -119,7 +411,7 @@
         <w:pStyle w:val="FirstParagraph"/>
       </w:pPr>
       <w:r>
-        <w:t xml:space="preserve">The accurate forecasting of Free Cash Flow to Firm (FCFF) remains the cornerstone of corporate valuation, project finance, and infrastructure investment (Damodaran, 2012; Penman, 2010; Esty, 2004). Traditionally, financial analysts and institutional investors have relied heavily on the Discounted Cash Flow (DCF) model to derive the intrinsic equity value of a firm (Koller et al., 2010). However, the traditional application of the DCF model typically projects historical cash flow growth in a linear, straight-line trajectory into the future. While mathematically foundational, this linear methodology suffers from real-world limitations: it relies on static assumptions that completely fail to capture the non-linear impacts of macroeconomic shocks, supply-chain constraints, and operational dynamics (Fernandez, 2015). In highly capital-intensive and climate-dependent industries, such as hydropower, a static assumption of revenue growth cannot account for the destruction of cash flow caused by interest rate spikes, inflation-driven operational expenditures, or volatile hydrological generation constraints (Yescombe, 2013).</w:t>
+        <w:t xml:space="preserve">The accurate forecasting of Free Cash Flow to Firm (FCFF) remains the cornerstone of corporate valuation, project finance, and infrastructure investment (Damodaran, 2012; Penman, 2010; Esty, 2004). Traditionally, financial analysts and institutional investors have relied heavily on the Discounted Cash Flow (DCF) model to derive the intrinsic equity value of a firm [20]. However, the traditional application of the DCF model typically projects historical cash flow growth in a linear, straight-line trajectory into the future. While mathematically foundational, this linear methodology suffers from real-world limitations: it relies on static assumptions that may fail to adequately capture the non-linear impacts of macroeconomic shocks, supply-chain constraints, and operational dynamics [11]. In highly capital-intensive and climate-dependent industries, such as hydropower, a static assumption of revenue growth cannot account for the destruction of cash flow caused by interest rate spikes, inflation-driven operational expenditures, or volatile hydrological generation constraints [32].</w:t>
       </w:r>
     </w:p>
     <w:p>
@@ -135,7 +427,7 @@
         <w:pStyle w:val="BodyText"/>
       </w:pPr>
       <w:r>
-        <w:t xml:space="preserve">The transition toward algorithmic and quantitative finance offers a potential solution to these systemic valuation issues. Recent advancements in Machine Learning (ML) have revolutionized asset pricing by identifying complex, non-linear patterns within massive financial datasets (Gu et al., 2020). While the application of ML to fundamental corporate finance—specifically the forecasting of audited annual cash flows—remains underexplored due to the constraints of small sample sizes, algorithms like Support Vector Regression (SVR) are uniquely positioned to dynamically adjust valuation forecasts by learning the complex interactions between firm-specific financial health and physical constraints.</w:t>
+        <w:t xml:space="preserve">The transition toward algorithmic and quantitative finance offers a potential solution to these systemic valuation issues. Recent advancements in Machine Learning (ML) have increasingly been applied to asset pricing by identifying complex, non-linear patterns within massive financial datasets [15]. While the application of ML to fundamental corporate finance—specifically the forecasting of audited annual cash flows—remains underexplored due to the constraints of small sample sizes, algorithms like Support Vector Regression (SVR) are well suited to dynamically adjust valuation forecasts by learning the complex interactions between firm-specific financial health and physical constraints.</w:t>
       </w:r>
     </w:p>
     <w:p>
@@ -146,23 +438,32 @@
         <w:t xml:space="preserve">This paper bridges the gap between fundamental finance and data science by introducing an ML-enhanced framework for intrinsic valuation in the Nepalese energy sector. We evaluate whether sophisticated algorithmic forecasting can modestly outperform traditional methods in both internal forecasting and empirical stock market valuation.</w:t>
       </w:r>
     </w:p>
-    <w:bookmarkEnd w:id="9"/>
-    <w:bookmarkStart w:id="14" w:name="Xa9601a61f9d6c17e40df0c425393774b19ec6fb"/>
+    <w:bookmarkEnd w:id="11"/>
+    <w:bookmarkStart w:id="17" w:name="related-works"/>
     <w:p>
       <w:pPr>
         <w:pStyle w:val="Heading2"/>
       </w:pPr>
       <w:r>
-        <w:t xml:space="preserve">2. Literature Review: Machine Learning in Free Cash Flow Forecasting</w:t>
-      </w:r>
-    </w:p>
-    <w:bookmarkStart w:id="10" w:name="Xa19840efe1db352a36d7e61d0370f2d8f77997c"/>
+        <w:t xml:space="preserve">2. RELATED WORKS</w:t>
+      </w:r>
+    </w:p>
+    <w:bookmarkStart w:id="16" w:name="overview-of-literature"/>
     <w:p>
       <w:pPr>
         <w:pStyle w:val="Heading3"/>
       </w:pPr>
       <w:r>
-        <w:t xml:space="preserve">2.1 The Limitations of Traditional Forecasting</w:t>
+        <w:t xml:space="preserve">2.1 Overview of Literature</w:t>
+      </w:r>
+    </w:p>
+    <w:bookmarkStart w:id="12" w:name="X5fc3b191f5a6bce5d2f1dea1ded2d165b8fc2cf"/>
+    <w:p>
+      <w:pPr>
+        <w:pStyle w:val="Heading4"/>
+      </w:pPr>
+      <w:r>
+        <w:t xml:space="preserve">2.1.1 Theoretical Review: The Limitations of Traditional Forecasting</w:t>
       </w:r>
     </w:p>
     <w:p>
@@ -170,17 +471,17 @@
         <w:pStyle w:val="FirstParagraph"/>
       </w:pPr>
       <w:r>
-        <w:t xml:space="preserve">Traditional fundamental forecasting relies heavily on linear models such as Autoregressive Integrated Moving Average (ARIMA) or static DCF assumptions (Damodaran, 2012). A vast body of literature criticizes these models for failing to capture the non-linear complexities of corporate finance. Studies consistently demonstrate that while traditional models are suitable for stationary data, they break down when exposed to severe macroeconomic shocks common in emerging markets (Bekaert &amp; Harvey, 2003; Fernandez, 2015). To address these limitations, researchers have increasingly turned to non-linear algorithmic tools capable of capturing these complex economic shocks (Kampouridis et al., 2018).</w:t>
-      </w:r>
-    </w:p>
-    <w:bookmarkEnd w:id="10"/>
-    <w:bookmarkStart w:id="11" w:name="Xf51769ffad4e8a3b4e9f73985dfbee59d4e7e80"/>
-    <w:p>
-      <w:pPr>
-        <w:pStyle w:val="Heading3"/>
-      </w:pPr>
-      <w:r>
-        <w:t xml:space="preserve">2.2 Machine Learning and the</w:t>
+        <w:t xml:space="preserve">Traditional fundamental forecasting relies heavily on linear models such as Autoregressive Integrated Moving Average (ARIMA) or static DCF assumptions [8]. A vast body of literature criticizes these models for failing to capture the non-linear complexities of corporate finance. Studies consistently demonstrate that while traditional models are suitable for stationary data, they break down when exposed to severe macroeconomic shocks common in emerging markets (Bekaert &amp; Harvey, 2003; Fernandez, 2015). To address these limitations, researchers have increasingly turned to non-linear algorithmic tools capable of capturing these complex economic shocks [10].</w:t>
+      </w:r>
+    </w:p>
+    <w:bookmarkEnd w:id="12"/>
+    <w:bookmarkStart w:id="13" w:name="X2aaefcd222db19e8fc0a1fa44fa77b311e67e47"/>
+    <w:p>
+      <w:pPr>
+        <w:pStyle w:val="Heading4"/>
+      </w:pPr>
+      <w:r>
+        <w:t xml:space="preserve">2.1.2 Methodological Review: Machine Learning and the</w:t>
       </w:r>
       <w:r>
         <w:t xml:space="preserve"> </w:t>
@@ -212,17 +513,17 @@
         <w:t xml:space="preserve"> </w:t>
       </w:r>
       <w:r>
-        <w:t xml:space="preserve">Unlike high-frequency algorithmic trading, fundamental financial data is only disclosed periodically (Gu et al., 2020). Academic research warns against using Deep Learning on small panel datasets due to severe overfitting risks (Krauss, Do, &amp; Huck, 2017). Instead, the literature points to Ensembles (Random Forest) and Kernel Methods (SVR) for fundamental data (Vapnik, 1995).</w:t>
-      </w:r>
-    </w:p>
-    <w:bookmarkEnd w:id="11"/>
-    <w:bookmarkStart w:id="12" w:name="Xfe111b637d8d5ac695b845c8bbe1e8956e0a9bf"/>
-    <w:p>
-      <w:pPr>
-        <w:pStyle w:val="Heading3"/>
-      </w:pPr>
-      <w:r>
-        <w:t xml:space="preserve">2.3 Support Vector Regression as an Instrumental Tool</w:t>
+        <w:t xml:space="preserve">Unlike high-frequency algorithmic trading, fundamental financial data is only disclosed periodically [15]. Academic research [16] warns against using Deep Learning [14] on small panel datasets due to severe overfitting risks [21]. Instead, the literature points to Ensembles (Random Forest) and Kernel Methods (SVR) for fundamental data [30].</w:t>
+      </w:r>
+    </w:p>
+    <w:bookmarkEnd w:id="13"/>
+    <w:bookmarkStart w:id="14" w:name="X5dcf3db6140b60253d5bc9193c3b15b3ff8ab2a"/>
+    <w:p>
+      <w:pPr>
+        <w:pStyle w:val="Heading4"/>
+      </w:pPr>
+      <w:r>
+        <w:t xml:space="preserve">2.1.3 Methodological Review: Support Vector Regression as an Instrumental Tool</w:t>
       </w:r>
     </w:p>
     <w:p>
@@ -230,7 +531,7 @@
         <w:pStyle w:val="FirstParagraph"/>
       </w:pPr>
       <w:r>
-        <w:t xml:space="preserve">Support Vector Regression (SVR), popularized by Smola and Schölkopf (2004), is uniquely suited for small, noisy datasets. Financial data often introduces severe</w:t>
+        <w:t xml:space="preserve">Support Vector Regression (SVR), popularized by [27], is uniquely suited for small, noisy datasets. Financial data often introduces severe</w:t>
       </w:r>
       <w:r>
         <w:t xml:space="preserve"> </w:t>
@@ -254,17 +555,17 @@
         <w:t xml:space="preserve"> </w:t>
       </w:r>
       <w:r>
-        <w:t xml:space="preserve">(Tay &amp; Cao, 2001; Cao &amp; Tay, 2003) to project low-dimensional data into a higher-dimensional feature space, finding a hyperplane of separation. Research by Huang et al. (2005) confirms that SVR consistently performs well in financial time-series forecasting when sample sizes are constrained.</w:t>
-      </w:r>
-    </w:p>
-    <w:bookmarkEnd w:id="12"/>
-    <w:bookmarkStart w:id="13" w:name="explainable-ai-xai-in-corporate-finance"/>
-    <w:p>
-      <w:pPr>
-        <w:pStyle w:val="Heading3"/>
-      </w:pPr>
-      <w:r>
-        <w:t xml:space="preserve">2.4 Explainable AI (XAI) in Corporate Finance</w:t>
+        <w:t xml:space="preserve">[6, 29] to project low-dimensional data into a higher-dimensional feature space, finding a hyperplane of separation. Research by [18] confirms that SVR consistently performs well in financial time-series forecasting when sample sizes are constrained.</w:t>
+      </w:r>
+    </w:p>
+    <w:bookmarkEnd w:id="14"/>
+    <w:bookmarkStart w:id="15" w:name="X5cd96b2be7236d27dff4225391f6cacbd342ade"/>
+    <w:p>
+      <w:pPr>
+        <w:pStyle w:val="Heading4"/>
+      </w:pPr>
+      <w:r>
+        <w:t xml:space="preserve">2.1.4 Methodological Review: Explainable AI (XAI) in Corporate Finance</w:t>
       </w:r>
     </w:p>
     <w:p>
@@ -284,21 +585,30 @@
         <w:t xml:space="preserve"> </w:t>
       </w:r>
       <w:r>
-        <w:t xml:space="preserve">predictions. To bridge this gap, there is a growing body of literature emphasizing Explainable AI (XAI) in finance (Bracke et al., 2019). Model-agnostic techniques like Permutation Importance (Fisher, Rudin, &amp; Dominici, 2019) and Shapley Additive Explanations (Lundberg &amp; Lee, 2017) are considered the standard for explaining non-linear kernels like SVR, allowing financial stakeholders to extract the true economic drivers of the prediction.</w:t>
-      </w:r>
-    </w:p>
-    <w:bookmarkEnd w:id="13"/>
-    <w:bookmarkEnd w:id="14"/>
-    <w:bookmarkStart w:id="23" w:name="methodology"/>
+        <w:t xml:space="preserve">predictions. To bridge this gap, there is a growing body of literature emphasizing Explainable AI (XAI) in finance [4]. Model-agnostic techniques like Permutation Importance [12] and Shapley Additive Explanations [22] are considered the standard for explaining non-linear kernels like SVR, allowing financial stakeholders to extract the true economic drivers of the prediction.</w:t>
+      </w:r>
+    </w:p>
+    <w:p>
+      <w:pPr>
+        <w:pStyle w:val="BodyText"/>
+      </w:pPr>
+      <w:r>
+        <w:t xml:space="preserve">In synthesis, while prior studies agree on the predictive power of ML in high-frequency data environments, there is significant disagreement and a lack of evidence regarding its utility in low-frequency, fundamental corporate finance. Furthermore, the optimal methodology for handling extreme data scarcity in frontier markets remains unresolved. This study directly addresses this gap by combining kernel-based regularization (SVR) with rigorous Explainable AI (XAI) to forecast fundamental infrastructure cash flows, demonstrating how advanced models can be practically applied even when data is strictly limited.</w:t>
+      </w:r>
+    </w:p>
+    <w:bookmarkEnd w:id="15"/>
+    <w:bookmarkEnd w:id="16"/>
+    <w:bookmarkEnd w:id="17"/>
+    <w:bookmarkStart w:id="27" w:name="methodology"/>
     <w:p>
       <w:pPr>
         <w:pStyle w:val="Heading2"/>
       </w:pPr>
       <w:r>
-        <w:t xml:space="preserve">3. Methodology</w:t>
-      </w:r>
-    </w:p>
-    <w:bookmarkStart w:id="18" w:name="data-sourcing-and-target-engineering"/>
+        <w:t xml:space="preserve">3. METHODOLOGY</w:t>
+      </w:r>
+    </w:p>
+    <w:bookmarkStart w:id="21" w:name="data-sourcing-and-target-engineering"/>
     <w:p>
       <w:pPr>
         <w:pStyle w:val="Heading3"/>
@@ -563,7 +873,22 @@
         <w:pStyle w:val="FirstParagraph"/>
       </w:pPr>
       <w:r>
-        <w:t xml:space="preserve">This growth metric was subsequently Winsorized at the 5th and 95th percentiles to mitigate mathematical explosions caused by near-zero denominators.</w:t>
+        <w:t xml:space="preserve">This growth metric was subsequently Winsorized at the 5th and 95th percentiles to mitigate mathematical explosions caused by near-zero denominators. Importantly, creating this target variable and enforcing a rigorous</w:t>
+      </w:r>
+      <w:r>
+        <w:t xml:space="preserve"> </w:t>
+      </w:r>
+      <w:r>
+        <w:rPr>
+          <w:rStyle w:val="VerbatimChar"/>
+        </w:rPr>
+        <w:t xml:space="preserve">GroupKFold</w:t>
+      </w:r>
+      <w:r>
+        <w:t xml:space="preserve"> </w:t>
+      </w:r>
+      <w:r>
+        <w:t xml:space="preserve">split shrinks the effective usable training subset to approximately 200 firm-years, heavily increasing the risk of overfitting and underscoring the need for strong regularization.</w:t>
       </w:r>
     </w:p>
     <w:p>
@@ -575,18 +900,18 @@
           <wp:inline>
             <wp:extent cx="5334000" cy="3563700"/>
             <wp:effectExtent b="0" l="0" r="0" t="0"/>
-            <wp:docPr descr="Distribution of Target Variable (Free Cash Flow Growth)" title="" id="16" name="Picture"/>
+            <wp:docPr descr="Distribution of Target Variable (Free Cash Flow Growth). Note that the bars at the extreme tails (~-1.8 and ~7.5) are winsorization artifacts, not organic clusters." title="" id="19" name="Picture"/>
             <a:graphic>
               <a:graphicData uri="http://schemas.openxmlformats.org/drawingml/2006/picture">
                 <pic:pic>
                   <pic:nvPicPr>
-                    <pic:cNvPr descr="../plots/target_distribution.png" id="17" name="Picture"/>
+                    <pic:cNvPr descr="../plots/target_distribution.png" id="20" name="Picture"/>
                     <pic:cNvPicPr>
                       <a:picLocks noChangeArrowheads="1" noChangeAspect="1"/>
                     </pic:cNvPicPr>
                   </pic:nvPicPr>
                   <pic:blipFill>
-                    <a:blip r:embed="rId15"/>
+                    <a:blip r:embed="rId18"/>
                     <a:stretch>
                       <a:fillRect/>
                     </a:stretch>
@@ -618,7 +943,7 @@
         <w:pStyle w:val="ImageCaption"/>
       </w:pPr>
       <w:r>
-        <w:t xml:space="preserve">Distribution of Target Variable (Free Cash Flow Growth)</w:t>
+        <w:t xml:space="preserve">Distribution of Target Variable (Free Cash Flow Growth). Note that the bars at the extreme tails (~-1.8 and ~7.5) are winsorization artifacts, not organic clusters.</w:t>
       </w:r>
     </w:p>
     <w:p>
@@ -629,8 +954,8 @@
         <w:t xml:space="preserve">The non-normal distribution (heavy skew and fat tails) of Free Cash Flow mathematically justified exploring non-linear forecasting algorithms.</w:t>
       </w:r>
     </w:p>
-    <w:bookmarkEnd w:id="18"/>
-    <w:bookmarkStart w:id="19" w:name="Xebf78421728c338f0563ef0cbfb6ae7eaa319eb"/>
+    <w:bookmarkEnd w:id="21"/>
+    <w:bookmarkStart w:id="22" w:name="Xebf78421728c338f0563ef0cbfb6ae7eaa319eb"/>
     <w:p>
       <w:pPr>
         <w:pStyle w:val="Heading3"/>
@@ -644,7 +969,7 @@
         <w:pStyle w:val="FirstParagraph"/>
       </w:pPr>
       <w:r>
-        <w:t xml:space="preserve">The dataset included 13 fundamental operational and macroeconomic variables: Revenue, Debt_Ratio, ROA, Working_Capital, CapEx, Installed_Capacity_MW, License_Term_Years, GDP_Growth, Inflation, Interest_Rate, Years_Since_COD, Pre_Post_COD (a binary indicator for whether the plant has passed its Commercial Operation Date, marking the transition from construction to active revenue generation), and EBIT_Margin. Notably, an Implied Plant Load Factor (iPLF) was originally considered to proxy for operational efficiency. However, because iPLF is algebraically derived directly from Revenue and Installed Capacity, its inclusion introduced a severe mathematical circularity. Therefore, iPLF was entirely excluded from all models, rankings, and figures presented in this study to preserve statistical integrity.</w:t>
+        <w:t xml:space="preserve">The dataset included 13 fundamental operational and macroeconomic variables: Revenue, Debt_Ratio, ROA, Working_Capital, CapEx, Installed_Capacity_MW, License_Term_Years, GDP_Growth, Inflation, Interest_Rate, Years_Since_COD, Pre_Post_COD (a binary indicator for whether the plant has passed its Commercial Operation Date (COD), marking the transition from construction to active revenue generation), and EBIT_Margin. Notably, an Implied Plant Load Factor (iPLF) was originally considered to proxy for operational efficiency. However, because iPLF is algebraically derived directly from Revenue and Installed Capacity, its inclusion introduced a severe mathematical circularity. Therefore, iPLF was entirely excluded from all models, rankings, and figures presented in this study to preserve statistical integrity.</w:t>
       </w:r>
     </w:p>
     <w:p>
@@ -664,11 +989,11 @@
         <w:t xml:space="preserve">StandardScaler</w:t>
       </w:r>
       <w:r>
-        <w:t xml:space="preserve">. Furthermore, all model selection and hyperparameter tuning utilized GroupKFold cross-validation (grouping strictly by firm ID) to completely eliminate data leakage across the non-independent panel dataset. Data preprocessing, pipeline construction, and model fitting were all programmatically implemented utilizing the Scikit-learn framework (Pedregosa et al., 2011).</w:t>
-      </w:r>
-    </w:p>
-    <w:bookmarkEnd w:id="19"/>
-    <w:bookmarkStart w:id="20" w:name="Xc5f6e84dbc4e8b77fd047ffc2768d90d5abf0f0"/>
+        <w:t xml:space="preserve">. Furthermore, all model selection and hyperparameter tuning utilized GroupKFold cross-validation (grouping strictly by firm ID) to completely eliminate data leakage across the non-independent panel dataset. Data preprocessing, pipeline construction, and model fitting were all programmatically implemented utilizing the Scikit-learn framework [23].</w:t>
+      </w:r>
+    </w:p>
+    <w:bookmarkEnd w:id="22"/>
+    <w:bookmarkStart w:id="23" w:name="Xc5f6e84dbc4e8b77fd047ffc2768d90d5abf0f0"/>
     <w:p>
       <w:pPr>
         <w:pStyle w:val="Heading3"/>
@@ -889,8 +1214,8 @@
         </m:oMath>
       </m:oMathPara>
     </w:p>
-    <w:bookmarkEnd w:id="20"/>
-    <w:bookmarkStart w:id="21" w:name="hyperparameter-tuning"/>
+    <w:bookmarkEnd w:id="23"/>
+    <w:bookmarkStart w:id="25" w:name="hyperparameter-tuning"/>
     <w:p>
       <w:pPr>
         <w:pStyle w:val="Heading3"/>
@@ -916,14 +1241,48 @@
         <w:t xml:space="preserve">RandomizedSearchCV</w:t>
       </w:r>
       <w:r>
-        <w:t xml:space="preserve"> </w:t>
-      </w:r>
-      <w:r>
-        <w:t xml:space="preserve">across a 3-fold GroupKFold cross-validation grid.</w:t>
-      </w:r>
-    </w:p>
-    <w:bookmarkEnd w:id="21"/>
-    <w:bookmarkStart w:id="22" w:name="dcf-valuation-stage-intrinsic-valuation"/>
+        <w:rPr>
+          <w:rStyle w:val="FootnoteReference"/>
+        </w:rPr>
+        <w:footnoteReference w:id="24"/>
+      </w:r>
+      <w:r>
+        <w:t xml:space="preserve"> </w:t>
+      </w:r>
+      <w:r>
+        <w:t xml:space="preserve">across a 3-fold GroupKFold cross-validation grid. Specifically, the search utilized 15 iterations with a random seed of 42, optimizing for the Negative Mean Absolute Error scoring metric. Parameter distributions included exponential/log-uniform ranges for SVR’s</w:t>
+      </w:r>
+      <w:r>
+        <w:t xml:space="preserve"> </w:t>
+      </w:r>
+      <m:oMath>
+        <m:r>
+          <m:t>C</m:t>
+        </m:r>
+      </m:oMath>
+      <w:r>
+        <w:t xml:space="preserve"> </w:t>
+      </w:r>
+      <w:r>
+        <w:t xml:space="preserve">and</w:t>
+      </w:r>
+      <w:r>
+        <w:t xml:space="preserve"> </w:t>
+      </w:r>
+      <m:oMath>
+        <m:r>
+          <m:t>ϵ</m:t>
+        </m:r>
+      </m:oMath>
+      <w:r>
+        <w:t xml:space="preserve"> </w:t>
+      </w:r>
+      <w:r>
+        <w:t xml:space="preserve">parameters, and uniform distributions for tree depths and estimators.</w:t>
+      </w:r>
+    </w:p>
+    <w:bookmarkEnd w:id="25"/>
+    <w:bookmarkStart w:id="26" w:name="dcf-valuation-stage-intrinsic-valuation"/>
     <w:p>
       <w:pPr>
         <w:pStyle w:val="Heading3"/>
@@ -937,18 +1296,27 @@
         <w:pStyle w:val="FirstParagraph"/>
       </w:pPr>
       <w:r>
-        <w:t xml:space="preserve">The growth predictions from the tuned SVR model were fed into a parallel Discounted Cash Flow (DCF) pipeline alongside a traditional naive model (0% future growth). A standard 10% WACC was applied. The Terminal Value was calculated using a Finite-Horizon approach, bounded by the remaining years of the specific PPA license. The resulting Intrinsic Equity Values were compared against the actual Q4 2023 NEPSE Market Capitalizations.</w:t>
-      </w:r>
-    </w:p>
-    <w:bookmarkEnd w:id="22"/>
-    <w:bookmarkEnd w:id="23"/>
-    <w:bookmarkStart w:id="24" w:name="correlation-analysis"/>
+        <w:t xml:space="preserve">The growth predictions from the tuned SVR model were fed into a parallel Discounted Cash Flow (DCF) pipeline alongside a traditional naive model (0% future growth). A standard 10% Weighted Average Cost of Capital (WACC) was applied. A constant WACC was adopted to isolate improvements attributable to cash-flow forecasting rather than firm-specific discount-rate estimation. The Terminal Value was calculated using a Finite-Horizon approach, bounded by the remaining years of the specific Power Purchase Agreement (PPA) license. The resulting Intrinsic Equity Values were compared against the actual Q4 2023 NEPSE Market Capitalizations.</w:t>
+      </w:r>
+    </w:p>
+    <w:bookmarkEnd w:id="26"/>
+    <w:bookmarkEnd w:id="27"/>
+    <w:bookmarkStart w:id="49" w:name="data-analysis-and-interpretation"/>
     <w:p>
       <w:pPr>
         <w:pStyle w:val="Heading2"/>
       </w:pPr>
       <w:r>
-        <w:t xml:space="preserve">4. Correlation Analysis</w:t>
+        <w:t xml:space="preserve">4. DATA ANALYSIS AND INTERPRETATION</w:t>
+      </w:r>
+    </w:p>
+    <w:bookmarkStart w:id="28" w:name="correlation-analysis"/>
+    <w:p>
+      <w:pPr>
+        <w:pStyle w:val="Heading3"/>
+      </w:pPr>
+      <w:r>
+        <w:t xml:space="preserve">4.1 Correlation Analysis</w:t>
       </w:r>
     </w:p>
     <w:p>
@@ -1757,7 +2125,7 @@
         <w:t xml:space="preserve"> </w:t>
       </w:r>
       <w:r>
-        <w:t xml:space="preserve">panel firm-years). Upper triangle omitted for clarity.*</w:t>
+        <w:t xml:space="preserve">panel firm-years). Upper triangle omitted for clarity. Significance levels assume independent observations, but p-values may be optimistic due to panel dependence.*</w:t>
       </w:r>
     </w:p>
     <w:p>
@@ -1778,23 +2146,23 @@
         <w:t xml:space="preserve">The correlation matrix reveals important structural relationships within the dataset. Return on Assets (ROA) exhibits a statistically significant negative correlation (-0.24) with FCF Growth. This initial linear finding hints at a maturity dynamic: highly profitable older plants (with heavily depreciated asset bases) exhibit lower percentage growth compared to newly commissioned plants, which undergo massive initial growth spurts. Furthermore, standard linear correlations between traditional metrics (like Revenue and EBIT Margin) and the target variable are generally weak, demonstrating that standard linear assumptions fail to capture growth dynamics in this sector. This explicitly justifies the necessity of deploying advanced non-linear regression techniques like SVR to map the complexities of the data.</w:t>
       </w:r>
     </w:p>
-    <w:bookmarkEnd w:id="24"/>
-    <w:bookmarkStart w:id="33" w:name="results"/>
-    <w:p>
-      <w:pPr>
-        <w:pStyle w:val="Heading2"/>
-      </w:pPr>
-      <w:r>
-        <w:t xml:space="preserve">5. Results</w:t>
-      </w:r>
-    </w:p>
-    <w:bookmarkStart w:id="25" w:name="the-machine-learning-leaderboard"/>
+    <w:bookmarkEnd w:id="28"/>
+    <w:bookmarkStart w:id="37" w:name="results"/>
     <w:p>
       <w:pPr>
         <w:pStyle w:val="Heading3"/>
       </w:pPr>
       <w:r>
-        <w:t xml:space="preserve">5.1 The Machine Learning Leaderboard</w:t>
+        <w:t xml:space="preserve">4.2 Results</w:t>
+      </w:r>
+    </w:p>
+    <w:bookmarkStart w:id="29" w:name="the-machine-learning-leaderboard"/>
+    <w:p>
+      <w:pPr>
+        <w:pStyle w:val="Heading4"/>
+      </w:pPr>
+      <w:r>
+        <w:t xml:space="preserve">4.2.1 The Machine Learning Leaderboard</w:t>
       </w:r>
     </w:p>
     <w:p>
@@ -1802,7 +2170,7 @@
         <w:pStyle w:val="FirstParagraph"/>
       </w:pPr>
       <w:r>
-        <w:t xml:space="preserve">The ML algorithms were tasked with predicting the 1-year forward growth rate, reconstructed back into Absolute Rupees for evaluation. A diverse suite of state-of-the-art predictive algorithms was employed to establish robust baseline comparisons against the proposed SVR architecture. This suite included XGBoost (Chen &amp; Guestrin, 2016), renowned for its scalable tree boosting system; LightGBM (Ke et al., 2017), which utilizes a highly efficient gradient boosting decision tree mechanism optimized for leaf-wise growth; Random Forests (Breiman, 2001), an ensemble learning method that builds and averages multiple decision trees to control variance; K-Nearest Neighbors (KNN) (Altman, 1992), offering non-parametric pattern matching; and Ridge Regression (Hoerl &amp; Kennard, 1970), which applies L2 regularization to standard linear regression.</w:t>
+        <w:t xml:space="preserve">The ML algorithms were tasked with predicting the 1-year forward growth rate, reconstructed back into Absolute Rupees for evaluation. A diverse suite of state-of-the-art predictive algorithms was employed to establish robust baseline comparisons against the proposed SVR architecture. This suite included XGBoost [7], renowned for its scalable tree boosting system; LightGBM [19], which utilizes a highly efficient gradient boosting decision tree mechanism optimized for leaf-wise growth; Random Forests [5], an ensemble learning method that builds and averages multiple decision trees to control variance; K-Nearest Neighbors (KNN) [1], offering non-parametric pattern matching; and Ridge Regression [17], which applies L2 regularization to standard linear regression.</w:t>
       </w:r>
     </w:p>
     <w:p>
@@ -1820,7 +2188,8 @@
     <w:tbl>
       <w:tblPr>
         <w:tblStyle w:val="Table"/>
-        <w:tblW w:type="auto" w:w="0"/>
+        <w:tblW w:type="pct" w:w="5000"/>
+        <w:tblLayout w:type="fixed"/>
         <w:tblLook w:firstRow="1" w:lastRow="0" w:firstColumn="0" w:lastColumn="0" w:noHBand="0" w:noVBand="0" w:val="0020"/>
       </w:tblPr>
       <w:tblGrid>
@@ -1890,19 +2259,57 @@
               <w:jc w:val="left"/>
             </w:pPr>
             <w:r>
-              <w:t xml:space="preserve">Traditional Baseline</w:t>
-            </w:r>
-          </w:p>
-        </w:tc>
-        <w:tc>
-          <w:tcPr/>
-          <w:p>
-            <w:pPr>
-              <w:pStyle w:val="Compact"/>
-              <w:jc w:val="left"/>
-            </w:pPr>
-            <w:r>
-              <w:t xml:space="preserve">Rs 96,114</w:t>
+              <w:t xml:space="preserve">Historical 3-Yr Avg Baseline</w:t>
+            </w:r>
+          </w:p>
+        </w:tc>
+        <w:tc>
+          <w:tcPr/>
+          <w:p>
+            <w:pPr>
+              <w:pStyle w:val="Compact"/>
+              <w:jc w:val="left"/>
+            </w:pPr>
+            <w:r>
+              <w:t xml:space="preserve">Rs 102,418 (95% CI: 73,083–137,293)</w:t>
+            </w:r>
+          </w:p>
+        </w:tc>
+      </w:tr>
+      <w:tr>
+        <w:tc>
+          <w:tcPr/>
+          <w:p>
+            <w:pPr>
+              <w:pStyle w:val="Compact"/>
+              <w:jc w:val="left"/>
+            </w:pPr>
+            <w:r>
+              <w:t xml:space="preserve">-</w:t>
+            </w:r>
+          </w:p>
+        </w:tc>
+        <w:tc>
+          <w:tcPr/>
+          <w:p>
+            <w:pPr>
+              <w:pStyle w:val="Compact"/>
+              <w:jc w:val="left"/>
+            </w:pPr>
+            <w:r>
+              <w:t xml:space="preserve">0% Growth Traditional Baseline</w:t>
+            </w:r>
+          </w:p>
+        </w:tc>
+        <w:tc>
+          <w:tcPr/>
+          <w:p>
+            <w:pPr>
+              <w:pStyle w:val="Compact"/>
+              <w:jc w:val="left"/>
+            </w:pPr>
+            <w:r>
+              <w:t xml:space="preserve">Rs 96,114 (95% CI: 71,785–125,434)</w:t>
             </w:r>
           </w:p>
         </w:tc>
@@ -1952,7 +2359,7 @@
                 <w:b/>
                 <w:bCs/>
               </w:rPr>
-              <w:t xml:space="preserve">Rs 91,442</w:t>
+              <w:t xml:space="preserve">Rs 91,442 (95% CI: 68,765–115,753)</w:t>
             </w:r>
           </w:p>
         </w:tc>
@@ -2153,17 +2560,29 @@
         <w:pStyle w:val="BodyText"/>
       </w:pPr>
       <w:r>
-        <w:t xml:space="preserve">When exposed to the 13-variable dataset, Support Vector Regression (SVR) achieved Rank 1. The Tree-based algorithms (such as Random Forest and XGBoost) struggled, likely overfitting to macroeconomic noise due to the small sample size, whereas the SVR’s RBF Kernel demonstrated superior regularization in this data-scarce environment.</w:t>
-      </w:r>
-    </w:p>
-    <w:bookmarkEnd w:id="25"/>
-    <w:bookmarkStart w:id="32" w:name="statistical-significance"/>
-    <w:p>
-      <w:pPr>
-        <w:pStyle w:val="Heading3"/>
-      </w:pPr>
-      <w:r>
-        <w:t xml:space="preserve">5.2 Statistical Significance</w:t>
+        <w:rPr>
+          <w:i/>
+          <w:iCs/>
+        </w:rPr>
+        <w:t xml:space="preserve">Note: Bootstrap 95% confidence intervals are provided exclusively for the top-performing SVR model and the baselines to quantify the specific bounds of our core outperformance claim without overwhelming the leaderboard.</w:t>
+      </w:r>
+    </w:p>
+    <w:p>
+      <w:pPr>
+        <w:pStyle w:val="BodyText"/>
+      </w:pPr>
+      <w:r>
+        <w:t xml:space="preserve">When exposed to the 13-variable dataset, Support Vector Regression (SVR) achieved Rank 1. Notably, the Historical 3-Year Average baseline underperformed the naive 0% growth model, likely because short-window averaging over a gappy panel overreacts to recent volatility rather than capturing structural trends. The Tree-based algorithms (such as Random Forest and XGBoost) struggled, likely overfitting to macroeconomic noise due to the small sample size, whereas the SVR’s RBF Kernel demonstrated effective regularization in this data-scarce environment.</w:t>
+      </w:r>
+    </w:p>
+    <w:bookmarkEnd w:id="29"/>
+    <w:bookmarkStart w:id="36" w:name="statistical-significance"/>
+    <w:p>
+      <w:pPr>
+        <w:pStyle w:val="Heading4"/>
+      </w:pPr>
+      <w:r>
+        <w:t xml:space="preserve">4.2.2 Statistical Significance</w:t>
       </w:r>
     </w:p>
     <w:p>
@@ -2179,7 +2598,7 @@
         <w:pStyle w:val="BodyText"/>
       </w:pPr>
       <w:r>
-        <w:t xml:space="preserve">Because financial cash flows routinely violate normality assumptions, the robust non-parametric Wilcoxon signed-rank test (Wilcoxon, 1945) was primarily applied, yielding a highly significant</w:t>
+        <w:t xml:space="preserve">Because financial cash flows routinely violate normality assumptions, the robust non-parametric Wilcoxon signed-rank test [31] was primarily applied, yielding a highly significant</w:t>
       </w:r>
       <w:r>
         <w:t xml:space="preserve"> </w:t>
@@ -2199,7 +2618,7 @@
         </m:r>
       </m:oMath>
       <w:r>
-        <w:t xml:space="preserve">. For transparency, a standard parametric paired t-test (Student, 1908) was also conducted, which yielded a non-significant</w:t>
+        <w:t xml:space="preserve">. For transparency, a standard parametric paired t-test [28] was also conducted, which yielded a non-significant</w:t>
       </w:r>
       <w:r>
         <w:t xml:space="preserve"> </w:t>
@@ -2265,18 +2684,18 @@
           <wp:inline>
             <wp:extent cx="5334000" cy="5378844"/>
             <wp:effectExtent b="0" l="0" r="0" t="0"/>
-            <wp:docPr descr="SVR Validation: Actual vs. Predicted Free Cash Flow (Out-of-Sample)" title="" id="27" name="Picture"/>
+            <wp:docPr descr="SVR Validation: Actual vs. Predicted Free Cash Flow (Out-of-Sample)" title="" id="31" name="Picture"/>
             <a:graphic>
               <a:graphicData uri="http://schemas.openxmlformats.org/drawingml/2006/picture">
                 <pic:pic>
                   <pic:nvPicPr>
-                    <pic:cNvPr descr="../plots/actual_vs_predicted.png" id="28" name="Picture"/>
+                    <pic:cNvPr descr="../plots/actual_vs_predicted.png" id="32" name="Picture"/>
                     <pic:cNvPicPr>
                       <a:picLocks noChangeArrowheads="1" noChangeAspect="1"/>
                     </pic:cNvPicPr>
                   </pic:nvPicPr>
                   <pic:blipFill>
-                    <a:blip r:embed="rId26"/>
+                    <a:blip r:embed="rId30"/>
                     <a:stretch>
                       <a:fillRect/>
                     </a:stretch>
@@ -2320,18 +2739,18 @@
           <wp:inline>
             <wp:extent cx="5334000" cy="3509809"/>
             <wp:effectExtent b="0" l="0" r="0" t="0"/>
-            <wp:docPr descr="SVR Learning Curve (GroupKFold)" title="" id="30" name="Picture"/>
+            <wp:docPr descr="SVR Learning Curve (GroupKFold)" title="" id="34" name="Picture"/>
             <a:graphic>
               <a:graphicData uri="http://schemas.openxmlformats.org/drawingml/2006/picture">
                 <pic:pic>
                   <pic:nvPicPr>
-                    <pic:cNvPr descr="../plots/learning_curve.png" id="31" name="Picture"/>
+                    <pic:cNvPr descr="../plots/learning_curve.png" id="35" name="Picture"/>
                     <pic:cNvPicPr>
                       <a:picLocks noChangeArrowheads="1" noChangeAspect="1"/>
                     </pic:cNvPicPr>
                   </pic:nvPicPr>
                   <pic:blipFill>
-                    <a:blip r:embed="rId29"/>
+                    <a:blip r:embed="rId33"/>
                     <a:stretch>
                       <a:fillRect/>
                     </a:stretch>
@@ -2371,41 +2790,18 @@
         <w:pStyle w:val="BodyText"/>
       </w:pPr>
       <w:r>
-        <w:t xml:space="preserve">Note that the learning curve tops out at approximately 200 firm-years, rather than the full 1,680 panel rows. This shrinkage occurs because creating the target growth variable requires dropping missing or zero-denominator rows, and the rigorous</w:t>
-      </w:r>
-      <w:r>
-        <w:t xml:space="preserve"> </w:t>
-      </w:r>
-      <w:r>
-        <w:rPr>
-          <w:rStyle w:val="VerbatimChar"/>
-        </w:rPr>
-        <w:t xml:space="preserve">GroupKFold</w:t>
-      </w:r>
-      <w:r>
-        <w:t xml:space="preserve"> </w:t>
-      </w:r>
-      <w:r>
-        <w:t xml:space="preserve">structure further separates the data to prevent data leakage, severely limiting the usable training subset.</w:t>
-      </w:r>
-    </w:p>
-    <w:p>
-      <w:pPr>
-        <w:pStyle w:val="BodyText"/>
-      </w:pPr>
-      <w:r>
         <w:t xml:space="preserve">The learning curve plateau suggests that model variance is successfully under control (no severe gap between training and cross-validation error). However, the relatively high error floor indicates that the model may simply not have much more predictive signal to extract from this specific feature set at this sample size, reflecting the inherent noise of the market.</w:t>
       </w:r>
     </w:p>
-    <w:bookmarkEnd w:id="32"/>
-    <w:bookmarkEnd w:id="33"/>
-    <w:bookmarkStart w:id="40" w:name="X07afe1456616442f6a7d3b7f55f6a95a08f8803"/>
-    <w:p>
-      <w:pPr>
-        <w:pStyle w:val="Heading2"/>
-      </w:pPr>
-      <w:r>
-        <w:t xml:space="preserve">6. Explainable AI: Interpreting the Economic Drivers</w:t>
+    <w:bookmarkEnd w:id="36"/>
+    <w:bookmarkEnd w:id="37"/>
+    <w:bookmarkStart w:id="44" w:name="X07afe1456616442f6a7d3b7f55f6a95a08f8803"/>
+    <w:p>
+      <w:pPr>
+        <w:pStyle w:val="Heading3"/>
+      </w:pPr>
+      <w:r>
+        <w:t xml:space="preserve">4.3 Explainable AI: Interpreting the Economic Drivers</w:t>
       </w:r>
     </w:p>
     <w:p>
@@ -2436,7 +2832,7 @@
         <w:t xml:space="preserve"> </w:t>
       </w:r>
       <w:r>
-        <w:t xml:space="preserve">repeats. This generates robust standard deviations (error bars), ensuring the rankings are statistically stable and not random artifacts (Fisher, Rudin, &amp; Dominici, 2019).</w:t>
+        <w:t xml:space="preserve">repeats. This generates robust standard deviations (error bars), ensuring the rankings are statistically stable and not random artifacts [12].</w:t>
       </w:r>
     </w:p>
     <w:p>
@@ -2448,18 +2844,18 @@
           <wp:inline>
             <wp:extent cx="5334000" cy="3042762"/>
             <wp:effectExtent b="0" l="0" r="0" t="0"/>
-            <wp:docPr descr="Permutation Importance inside the SVR Kernel (n = 30, \pm SD)" title="" id="35" name="Picture"/>
+            <wp:docPr descr="Permutation Importance inside the SVR Kernel (n = 30, \pm SD)" title="" id="39" name="Picture"/>
             <a:graphic>
               <a:graphicData uri="http://schemas.openxmlformats.org/drawingml/2006/picture">
                 <pic:pic>
                   <pic:nvPicPr>
-                    <pic:cNvPr descr="../plots/feature_importance.png" id="36" name="Picture"/>
+                    <pic:cNvPr descr="../plots/feature_importance.png" id="40" name="Picture"/>
                     <pic:cNvPicPr>
                       <a:picLocks noChangeArrowheads="1" noChangeAspect="1"/>
                     </pic:cNvPicPr>
                   </pic:nvPicPr>
                   <pic:blipFill>
-                    <a:blip r:embed="rId34"/>
+                    <a:blip r:embed="rId38"/>
                     <a:stretch>
                       <a:fillRect/>
                     </a:stretch>
@@ -2549,7 +2945,7 @@
         <w:t xml:space="preserve"> </w:t>
       </w:r>
       <w:r>
-        <w:t xml:space="preserve">variables mattered, Partial Dependence Plots (PDP) (Friedman, 2001) were generated to map how the SVR model interpreted these structural constraints. While the PDPs appear perfectly linear, this reflects the SVR’s Radial Basis Function (RBF) kernel exhibiting local linearity over the relatively narrow normalized feature ranges observed in this dataset, rather than indicating a globally linear model.</w:t>
+        <w:t xml:space="preserve">variables mattered, Partial Dependence Plots (PDP) [13] were generated to map how the SVR model interpreted these structural constraints. While the PDPs appear perfectly linear, this reflects the SVR’s Radial Basis Function (RBF) kernel exhibiting local linearity over the relatively narrow normalized feature ranges observed in this dataset, rather than indicating a globally linear model.</w:t>
       </w:r>
     </w:p>
     <w:p>
@@ -2561,18 +2957,18 @@
           <wp:inline>
             <wp:extent cx="5334000" cy="3985731"/>
             <wp:effectExtent b="0" l="0" r="0" t="0"/>
-            <wp:docPr descr="Partial Dependence of FCF Growth on Key Economic Drivers" title="" id="38" name="Picture"/>
+            <wp:docPr descr="Partial Dependence of FCF Growth on Key Economic Drivers" title="" id="42" name="Picture"/>
             <a:graphic>
               <a:graphicData uri="http://schemas.openxmlformats.org/drawingml/2006/picture">
                 <pic:pic>
                   <pic:nvPicPr>
-                    <pic:cNvPr descr="../plots/pdp_key_features.png" id="39" name="Picture"/>
+                    <pic:cNvPr descr="../plots/pdp_key_features.png" id="43" name="Picture"/>
                     <pic:cNvPicPr>
                       <a:picLocks noChangeArrowheads="1" noChangeAspect="1"/>
                     </pic:cNvPicPr>
                   </pic:nvPicPr>
                   <pic:blipFill>
-                    <a:blip r:embed="rId37"/>
+                    <a:blip r:embed="rId41"/>
                     <a:stretch>
                       <a:fillRect/>
                     </a:stretch>
@@ -2745,14 +3141,14 @@
         <w:t xml:space="preserve">Noticeably, macroeconomic variables like Nepal’s Inflation, Interest Rates, and GDP Growth contributed almost nothing to the model’s predictive accuracy, suggesting the model assigned negligible weight to macroeconomic variables relative to firm-level constraints, consistent with the deterministic, PPA-driven nature of hydropower revenue.</w:t>
       </w:r>
     </w:p>
-    <w:bookmarkEnd w:id="40"/>
-    <w:bookmarkStart w:id="44" w:name="X167ccaf279bb9a87d88a79af32c7cb8474c66fc"/>
-    <w:p>
-      <w:pPr>
-        <w:pStyle w:val="Heading2"/>
-      </w:pPr>
-      <w:r>
-        <w:t xml:space="preserve">7. Discussion: Intrinsic Valuation and Empirical Market Comparison</w:t>
+    <w:bookmarkEnd w:id="44"/>
+    <w:bookmarkStart w:id="48" w:name="X3e2c74370b48a4fb8ecf0eb690d7b65ba197228"/>
+    <w:p>
+      <w:pPr>
+        <w:pStyle w:val="Heading3"/>
+      </w:pPr>
+      <w:r>
+        <w:t xml:space="preserve">4.4 Intrinsic Valuation and Empirical Market Comparison</w:t>
       </w:r>
     </w:p>
     <w:p>
@@ -2868,18 +3264,18 @@
           <wp:inline>
             <wp:extent cx="5334000" cy="2839008"/>
             <wp:effectExtent b="0" l="0" r="0" t="0"/>
-            <wp:docPr descr="Intrinsic Valuation vs Actual Market Cap (Top 5 Companies)" title="" id="42" name="Picture"/>
+            <wp:docPr descr="Intrinsic Valuation vs Actual Market Cap (Top 5 Companies)" title="" id="46" name="Picture"/>
             <a:graphic>
               <a:graphicData uri="http://schemas.openxmlformats.org/drawingml/2006/picture">
                 <pic:pic>
                   <pic:nvPicPr>
-                    <pic:cNvPr descr="../plots/valuation_comparison.png" id="43" name="Picture"/>
+                    <pic:cNvPr descr="../plots/valuation_comparison.png" id="47" name="Picture"/>
                     <pic:cNvPicPr>
                       <a:picLocks noChangeArrowheads="1" noChangeAspect="1"/>
                     </pic:cNvPicPr>
                   </pic:nvPicPr>
                   <pic:blipFill>
-                    <a:blip r:embed="rId41"/>
+                    <a:blip r:embed="rId45"/>
                     <a:stretch>
                       <a:fillRect/>
                     </a:stretch>
@@ -2942,14 +3338,15 @@
         <w:t xml:space="preserve">While this improvement is measured, it demonstrates that utilizing algorithmic forecasting for fundamental cash flows yields an intrinsic equity value that directionally improves upon traditional static banking assumptions, even in a highly volatile frontier market like NEPSE.</w:t>
       </w:r>
     </w:p>
-    <w:bookmarkEnd w:id="44"/>
-    <w:bookmarkStart w:id="45" w:name="limitations"/>
+    <w:bookmarkEnd w:id="48"/>
+    <w:bookmarkEnd w:id="49"/>
+    <w:bookmarkStart w:id="50" w:name="conclusion-and-recommendations"/>
     <w:p>
       <w:pPr>
         <w:pStyle w:val="Heading2"/>
       </w:pPr>
       <w:r>
-        <w:t xml:space="preserve">8. Limitations</w:t>
+        <w:t xml:space="preserve">5. CONCLUSION AND RECOMMENDATIONS</w:t>
       </w:r>
     </w:p>
     <w:p>
@@ -2957,17 +3354,139 @@
         <w:pStyle w:val="FirstParagraph"/>
       </w:pPr>
       <w:r>
+        <w:t xml:space="preserve">This study explored a data-driven framework for improving intrinsic corporate valuation in emerging infrastructure markets. By addressing the limitations of static traditional DCF models and the overfitting tendencies of tree-based algorithms on data-scarce datasets, we found that Support Vector Regression (SVR) provided modest but robust improvements in Free Cash Flow forecasting accuracy. Utilizing Permutation Importance and Partial Dependence Plots, we preserved Explainable AI transparency, confirming that the model relied heavily on firm-level constraints—specifically the plant maturity proxy of Return on Assets (ROA), liquidity (Working Capital), and physical Installed Capacity—while appropriately ignoring macroeconomic noise.</w:t>
+      </w:r>
+    </w:p>
+    <w:p>
+      <w:pPr>
+        <w:pStyle w:val="BodyText"/>
+      </w:pPr>
+      <w:r>
+        <w:t xml:space="preserve">In the empirical valuation stage, the SVR-derived DCF valuations tracked the actual NEPSE stock market capitalizations with a 3.95% reduction in average valuation error (Rs 5.73M down to Rs 5.51M) compared to traditional static models. While limited by the severely shrunken effective sample size (n ~ 200), panel-dependence, and manual transcription risks, these findings suggest that Machine Learning forecasting can serve as a supplementary tool for institutional investors attempting to value infrastructure equities in frontier markets. Future research should prioritize expanding the digitized dataset, incorporating real-time hydrological satellite data, and benchmarking against multiple temporal market snapshots. Beyond Nepal’s hydropower sector, the proposed framework illustrates how explainable machine learning can complement traditional valuation methods in other data-scarce infrastructure markets.</w:t>
+      </w:r>
+    </w:p>
+    <w:bookmarkEnd w:id="50"/>
+    <w:bookmarkStart w:id="56" w:name="additional-ethical-disclosure"/>
+    <w:p>
+      <w:pPr>
+        <w:pStyle w:val="Heading2"/>
+      </w:pPr>
+      <w:r>
+        <w:t xml:space="preserve">6. Additional ethical Disclosure</w:t>
+      </w:r>
+    </w:p>
+    <w:bookmarkStart w:id="51" w:name="code-and-data-availability"/>
+    <w:p>
+      <w:pPr>
+        <w:pStyle w:val="Heading3"/>
+      </w:pPr>
+      <w:r>
+        <w:t xml:space="preserve">Code and Data Availability</w:t>
+      </w:r>
+    </w:p>
+    <w:p>
+      <w:pPr>
+        <w:pStyle w:val="FirstParagraph"/>
+      </w:pPr>
+      <w:r>
+        <w:t xml:space="preserve">The code and data processing scripts used in this study are available at:</w:t>
+      </w:r>
+      <w:r>
+        <w:t xml:space="preserve"> </w:t>
+      </w:r>
+      <w:hyperlink r:id="rId10">
+        <w:r>
+          <w:rPr>
+            <w:rStyle w:val="Hyperlink"/>
+          </w:rPr>
+          <w:t xml:space="preserve">https://github.com/nepalsaurav/free_cash_flow_prediction</w:t>
+        </w:r>
+      </w:hyperlink>
+      <w:r>
+        <w:t xml:space="preserve">.</w:t>
+      </w:r>
+    </w:p>
+    <w:bookmarkEnd w:id="51"/>
+    <w:bookmarkStart w:id="52" w:name="limitations-of-the-study"/>
+    <w:p>
+      <w:pPr>
+        <w:pStyle w:val="Heading3"/>
+      </w:pPr>
+      <w:r>
+        <w:t xml:space="preserve">Limitations of the Study</w:t>
+      </w:r>
+    </w:p>
+    <w:p>
+      <w:pPr>
+        <w:pStyle w:val="FirstParagraph"/>
+      </w:pPr>
+      <w:r>
         <w:t xml:space="preserve">This study acknowledges several critical limitations that impact the generalizability of its findings. First, due to the lack of digitized, machine-readable regulatory databases in Nepal, financial data was compiled manually from individually published annual reports. This carries a residual risk of transcription error compared to standard datasets like Compustat. Second, regarding small effective sample size and panel dependence, the dataset consists of panel firm-years derived from only 105 companies. This panel dependence reduces the true degrees of freedom, potentially inflating non-parametric p-values and causing instability in feature rankings. Additionally, the strong correlation (-0.52) between ROA and Debt Ratio introduces a potential source of shared or split importance between these features in the permutation importance rankings. Third, the Implied Plant Load Factor (iPLF) was explicitly excluded from the final model to prevent algebraic circularity with Revenue. Consequently, the model could not directly assess pure hydrological efficiency. Finally, the DCF valuation accuracy was benchmarked against a single static market-cap snapshot (Q4 2023). This specific date was selected because it represents the most recent period where fully audited annual financials were universally available across the sector before the 2024–2025 projected data points. Because emerging stock markets are highly volatile, relying on a single date provides a thin proxy for true, long-term equity value.</w:t>
       </w:r>
     </w:p>
-    <w:bookmarkEnd w:id="45"/>
-    <w:bookmarkStart w:id="46" w:name="conclusion"/>
+    <w:bookmarkEnd w:id="52"/>
+    <w:bookmarkStart w:id="53" w:name="acknowledgements"/>
+    <w:p>
+      <w:pPr>
+        <w:pStyle w:val="Heading3"/>
+      </w:pPr>
+      <w:r>
+        <w:t xml:space="preserve">Acknowledgements</w:t>
+      </w:r>
+    </w:p>
+    <w:p>
+      <w:pPr>
+        <w:pStyle w:val="FirstParagraph"/>
+      </w:pPr>
+      <w:r>
+        <w:t xml:space="preserve">We thank the anonymous reviewers for their constructive feedback which significantly improved this manuscript.</w:t>
+      </w:r>
+    </w:p>
+    <w:bookmarkEnd w:id="53"/>
+    <w:bookmarkStart w:id="54" w:name="funding"/>
+    <w:p>
+      <w:pPr>
+        <w:pStyle w:val="Heading3"/>
+      </w:pPr>
+      <w:r>
+        <w:t xml:space="preserve">Funding</w:t>
+      </w:r>
+    </w:p>
+    <w:p>
+      <w:pPr>
+        <w:pStyle w:val="FirstParagraph"/>
+      </w:pPr>
+      <w:r>
+        <w:t xml:space="preserve">This research received no external funding.</w:t>
+      </w:r>
+    </w:p>
+    <w:bookmarkEnd w:id="54"/>
+    <w:bookmarkStart w:id="55" w:name="conflict-of-interest"/>
+    <w:p>
+      <w:pPr>
+        <w:pStyle w:val="Heading3"/>
+      </w:pPr>
+      <w:r>
+        <w:t xml:space="preserve">Conflict of Interest</w:t>
+      </w:r>
+    </w:p>
+    <w:p>
+      <w:pPr>
+        <w:pStyle w:val="FirstParagraph"/>
+      </w:pPr>
+      <w:r>
+        <w:t xml:space="preserve">The authors declare no conflict of interest.</w:t>
+      </w:r>
+    </w:p>
+    <w:bookmarkEnd w:id="55"/>
+    <w:bookmarkEnd w:id="56"/>
+    <w:bookmarkStart w:id="80" w:name="references"/>
     <w:p>
       <w:pPr>
         <w:pStyle w:val="Heading2"/>
       </w:pPr>
       <w:r>
-        <w:t xml:space="preserve">9. Conclusion</w:t>
+        <w:t xml:space="preserve">REFERENCES</w:t>
       </w:r>
     </w:p>
     <w:p>
@@ -2975,37 +3494,7 @@
         <w:pStyle w:val="FirstParagraph"/>
       </w:pPr>
       <w:r>
-        <w:t xml:space="preserve">This study explored a data-driven framework for improving intrinsic corporate valuation in emerging infrastructure markets. By addressing the limitations of static traditional DCF models and the overfitting tendencies of tree-based algorithms on data-scarce datasets, we found that Support Vector Regression (SVR) provided modest but robust improvements in Free Cash Flow forecasting accuracy. Utilizing Permutation Importance and Partial Dependence Plots, we preserved Explainable AI transparency, confirming that the model relied heavily on firm-level constraints—specifically the plant maturity proxy of Return on Assets (ROA), liquidity (Working Capital), and physical Installed Capacity—while appropriately ignoring macroeconomic noise.</w:t>
-      </w:r>
-    </w:p>
-    <w:p>
-      <w:pPr>
-        <w:pStyle w:val="BodyText"/>
-      </w:pPr>
-      <w:r>
-        <w:t xml:space="preserve">In the empirical valuation stage, the SVR-derived DCF valuations tracked the actual NEPSE stock market capitalizations with a 3.95% reduction in average valuation error (Rs 5.73M down to Rs 5.51M) compared to traditional static models. While limited by sample size, panel-dependence, and manual transcription risks, these findings suggest that Machine Learning forecasting can serve as a highly practical supplementary tool for institutional investors attempting to value infrastructure equities in frontier markets. Future research should prioritize expanding the digitized dataset, incorporating real-time hydrological satellite data, and benchmarking against multiple temporal market snapshots.</w:t>
-      </w:r>
-    </w:p>
-    <w:bookmarkEnd w:id="46"/>
-    <w:bookmarkStart w:id="70" w:name="references"/>
-    <w:p>
-      <w:pPr>
-        <w:pStyle w:val="Heading2"/>
-      </w:pPr>
-      <w:r>
-        <w:t xml:space="preserve">10. References</w:t>
-      </w:r>
-    </w:p>
-    <w:p>
-      <w:pPr>
-        <w:pStyle w:val="Compact"/>
-        <w:numPr>
-          <w:ilvl w:val="0"/>
-          <w:numId w:val="1003"/>
-        </w:numPr>
-      </w:pPr>
-      <w:r>
-        <w:t xml:space="preserve">Altman, N. S. (1992). An introduction to kernel and nearest-neighbor nonparametric regression.</w:t>
+        <w:t xml:space="preserve">[1] Altman, N. S. (1992). An introduction to kernel and nearest-neighbor nonparametric regression.</w:t>
       </w:r>
       <w:r>
         <w:t xml:space="preserve"> </w:t>
@@ -3023,7 +3512,7 @@
       <w:r>
         <w:t xml:space="preserve"> </w:t>
       </w:r>
-      <w:hyperlink r:id="rId47">
+      <w:hyperlink r:id="rId57">
         <w:r>
           <w:rPr>
             <w:rStyle w:val="Hyperlink"/>
@@ -3031,17 +3520,11 @@
           <w:t xml:space="preserve">https://doi.org/10.1080/00031305.1992.10475879</w:t>
         </w:r>
       </w:hyperlink>
-    </w:p>
-    <w:p>
-      <w:pPr>
-        <w:pStyle w:val="Compact"/>
-        <w:numPr>
-          <w:ilvl w:val="0"/>
-          <w:numId w:val="1003"/>
-        </w:numPr>
-      </w:pPr>
-      <w:r>
-        <w:t xml:space="preserve">Bekaert, G., &amp; Harvey, C. R. (2003). Emerging markets finance.</w:t>
+      <w:r>
+        <w:t xml:space="preserve"> </w:t>
+      </w:r>
+      <w:r>
+        <w:t xml:space="preserve">[2] Bekaert, G., &amp; Harvey, C. R. (2003). Emerging markets finance.</w:t>
       </w:r>
       <w:r>
         <w:t xml:space="preserve"> </w:t>
@@ -3059,7 +3542,7 @@
       <w:r>
         <w:t xml:space="preserve"> </w:t>
       </w:r>
-      <w:hyperlink r:id="rId48">
+      <w:hyperlink r:id="rId58">
         <w:r>
           <w:rPr>
             <w:rStyle w:val="Hyperlink"/>
@@ -3067,17 +3550,11 @@
           <w:t xml:space="preserve">https://doi.org/10.1016/S0927-5398(02)00054-3</w:t>
         </w:r>
       </w:hyperlink>
-    </w:p>
-    <w:p>
-      <w:pPr>
-        <w:pStyle w:val="Compact"/>
-        <w:numPr>
-          <w:ilvl w:val="0"/>
-          <w:numId w:val="1003"/>
-        </w:numPr>
-      </w:pPr>
-      <w:r>
-        <w:t xml:space="preserve">Bhattarai, K. (2019). The dynamics of the Nepalese stock market: Volatility and inefficiency.</w:t>
+      <w:r>
+        <w:t xml:space="preserve"> </w:t>
+      </w:r>
+      <w:r>
+        <w:t xml:space="preserve">[3] Bhattarai, K. (2019). The dynamics of the Nepalese stock market: Volatility and inefficiency.</w:t>
       </w:r>
       <w:r>
         <w:t xml:space="preserve"> </w:t>
@@ -3092,17 +3569,11 @@
       <w:r>
         <w:t xml:space="preserve">, 6(3), 11-20.</w:t>
       </w:r>
-    </w:p>
-    <w:p>
-      <w:pPr>
-        <w:pStyle w:val="Compact"/>
-        <w:numPr>
-          <w:ilvl w:val="0"/>
-          <w:numId w:val="1003"/>
-        </w:numPr>
-      </w:pPr>
-      <w:r>
-        <w:t xml:space="preserve">Bracke, P., Datta, A., Jung, C., &amp; Sen, S. (2019). Machine learning explainability in finance: An application to default risk analysis.</w:t>
+      <w:r>
+        <w:t xml:space="preserve"> </w:t>
+      </w:r>
+      <w:r>
+        <w:t xml:space="preserve">[4] Bracke, P., Datta, A., Jung, C., &amp; Sen, S. (2019). Machine learning explainability in finance: An application to default risk analysis.</w:t>
       </w:r>
       <w:r>
         <w:t xml:space="preserve"> </w:t>
@@ -3120,7 +3591,7 @@
       <w:r>
         <w:t xml:space="preserve"> </w:t>
       </w:r>
-      <w:hyperlink r:id="rId49">
+      <w:hyperlink r:id="rId59">
         <w:r>
           <w:rPr>
             <w:rStyle w:val="Hyperlink"/>
@@ -3128,17 +3599,11 @@
           <w:t xml:space="preserve">https://doi.org/10.2139/ssrn.3436068</w:t>
         </w:r>
       </w:hyperlink>
-    </w:p>
-    <w:p>
-      <w:pPr>
-        <w:pStyle w:val="Compact"/>
-        <w:numPr>
-          <w:ilvl w:val="0"/>
-          <w:numId w:val="1003"/>
-        </w:numPr>
-      </w:pPr>
-      <w:r>
-        <w:t xml:space="preserve">Breiman, L. (2001). Random forests.</w:t>
+      <w:r>
+        <w:t xml:space="preserve"> </w:t>
+      </w:r>
+      <w:r>
+        <w:t xml:space="preserve">[5] Breiman, L. (2001). Random forests.</w:t>
       </w:r>
       <w:r>
         <w:t xml:space="preserve"> </w:t>
@@ -3156,7 +3621,7 @@
       <w:r>
         <w:t xml:space="preserve"> </w:t>
       </w:r>
-      <w:hyperlink r:id="rId50">
+      <w:hyperlink r:id="rId60">
         <w:r>
           <w:rPr>
             <w:rStyle w:val="Hyperlink"/>
@@ -3164,17 +3629,11 @@
           <w:t xml:space="preserve">https://doi.org/10.1023/A:1010933404324</w:t>
         </w:r>
       </w:hyperlink>
-    </w:p>
-    <w:p>
-      <w:pPr>
-        <w:pStyle w:val="Compact"/>
-        <w:numPr>
-          <w:ilvl w:val="0"/>
-          <w:numId w:val="1003"/>
-        </w:numPr>
-      </w:pPr>
-      <w:r>
-        <w:t xml:space="preserve">Cao, L., &amp; Tay, F. E. H. (2003). Support vector machine with adaptive parameters in financial time series forecasting.</w:t>
+      <w:r>
+        <w:t xml:space="preserve"> </w:t>
+      </w:r>
+      <w:r>
+        <w:t xml:space="preserve">[6] Cao, L., &amp; Tay, F. E. H. (2003). Support vector machine with adaptive parameters in financial time series forecasting.</w:t>
       </w:r>
       <w:r>
         <w:t xml:space="preserve"> </w:t>
@@ -3192,7 +3651,7 @@
       <w:r>
         <w:t xml:space="preserve"> </w:t>
       </w:r>
-      <w:hyperlink r:id="rId51">
+      <w:hyperlink r:id="rId61">
         <w:r>
           <w:rPr>
             <w:rStyle w:val="Hyperlink"/>
@@ -3200,17 +3659,11 @@
           <w:t xml:space="preserve">https://doi.org/10.1109/TNN.2003.820556</w:t>
         </w:r>
       </w:hyperlink>
-    </w:p>
-    <w:p>
-      <w:pPr>
-        <w:pStyle w:val="Compact"/>
-        <w:numPr>
-          <w:ilvl w:val="0"/>
-          <w:numId w:val="1003"/>
-        </w:numPr>
-      </w:pPr>
-      <w:r>
-        <w:t xml:space="preserve">Chen, T., &amp; Guestrin, C. (2016). XGBoost: A scalable tree boosting system.</w:t>
+      <w:r>
+        <w:t xml:space="preserve"> </w:t>
+      </w:r>
+      <w:r>
+        <w:t xml:space="preserve">[7] Chen, T., &amp; Guestrin, C. (2016). XGBoost: A scalable tree boosting system.</w:t>
       </w:r>
       <w:r>
         <w:t xml:space="preserve"> </w:t>
@@ -3228,7 +3681,7 @@
       <w:r>
         <w:t xml:space="preserve"> </w:t>
       </w:r>
-      <w:hyperlink r:id="rId52">
+      <w:hyperlink r:id="rId62">
         <w:r>
           <w:rPr>
             <w:rStyle w:val="Hyperlink"/>
@@ -3236,17 +3689,11 @@
           <w:t xml:space="preserve">https://doi.org/10.1145/2939672.2939785</w:t>
         </w:r>
       </w:hyperlink>
-    </w:p>
-    <w:p>
-      <w:pPr>
-        <w:pStyle w:val="Compact"/>
-        <w:numPr>
-          <w:ilvl w:val="0"/>
-          <w:numId w:val="1003"/>
-        </w:numPr>
-      </w:pPr>
-      <w:r>
-        <w:t xml:space="preserve">Damodaran, A. (2012).</w:t>
+      <w:r>
+        <w:t xml:space="preserve"> </w:t>
+      </w:r>
+      <w:r>
+        <w:t xml:space="preserve">[8] Damodaran, A. (2012).</w:t>
       </w:r>
       <w:r>
         <w:t xml:space="preserve"> </w:t>
@@ -3264,17 +3711,11 @@
       <w:r>
         <w:t xml:space="preserve">(3rd ed.). John Wiley &amp; Sons.</w:t>
       </w:r>
-    </w:p>
-    <w:p>
-      <w:pPr>
-        <w:pStyle w:val="Compact"/>
-        <w:numPr>
-          <w:ilvl w:val="0"/>
-          <w:numId w:val="1003"/>
-        </w:numPr>
-      </w:pPr>
-      <w:r>
-        <w:t xml:space="preserve">Esty, B. C. (2004). Why study large projects? An introduction to research on project finance.</w:t>
+      <w:r>
+        <w:t xml:space="preserve"> </w:t>
+      </w:r>
+      <w:r>
+        <w:t xml:space="preserve">[9] Esty, B. C. (2004). Why study large projects? An introduction to research on project finance.</w:t>
       </w:r>
       <w:r>
         <w:t xml:space="preserve"> </w:t>
@@ -3292,7 +3733,7 @@
       <w:r>
         <w:t xml:space="preserve"> </w:t>
       </w:r>
-      <w:hyperlink r:id="rId53">
+      <w:hyperlink r:id="rId63">
         <w:r>
           <w:rPr>
             <w:rStyle w:val="Hyperlink"/>
@@ -3300,17 +3741,11 @@
           <w:t xml:space="preserve">https://doi.org/10.1111/j.1468-036X.2004.00245.x</w:t>
         </w:r>
       </w:hyperlink>
-    </w:p>
-    <w:p>
-      <w:pPr>
-        <w:pStyle w:val="Compact"/>
-        <w:numPr>
-          <w:ilvl w:val="0"/>
-          <w:numId w:val="1003"/>
-        </w:numPr>
-      </w:pPr>
-      <w:r>
-        <w:t xml:space="preserve">Fernandez, P. (2015). Valuation using multiples: How do analysts reach their conclusions?</w:t>
+      <w:r>
+        <w:t xml:space="preserve"> </w:t>
+      </w:r>
+      <w:r>
+        <w:t xml:space="preserve">[10] Evdokimov, I., Kampouridis, M., &amp; Papastylianou, T. (2023). Application of Machine Learning Algorithms to Free Cash Flows Growth Rate Estimation.</w:t>
       </w:r>
       <w:r>
         <w:t xml:space="preserve"> </w:t>
@@ -3320,6 +3755,25 @@
           <w:i/>
           <w:iCs/>
         </w:rPr>
+        <w:t xml:space="preserve">Procedia Computer Science</w:t>
+      </w:r>
+      <w:r>
+        <w:t xml:space="preserve">, 222, 529–538. https://doi.org/10.1016/j.procs.2023.08.191</w:t>
+      </w:r>
+      <w:r>
+        <w:t xml:space="preserve"> </w:t>
+      </w:r>
+      <w:r>
+        <w:t xml:space="preserve">[11] Fernandez, P. (2015). Valuation using multiples: How do analysts reach their conclusions?</w:t>
+      </w:r>
+      <w:r>
+        <w:t xml:space="preserve"> </w:t>
+      </w:r>
+      <w:r>
+        <w:rPr>
+          <w:i/>
+          <w:iCs/>
+        </w:rPr>
         <w:t xml:space="preserve">IESE Business School Working Paper No. 450</w:t>
       </w:r>
       <w:r>
@@ -3328,7 +3782,7 @@
       <w:r>
         <w:t xml:space="preserve"> </w:t>
       </w:r>
-      <w:hyperlink r:id="rId54">
+      <w:hyperlink r:id="rId64">
         <w:r>
           <w:rPr>
             <w:rStyle w:val="Hyperlink"/>
@@ -3336,17 +3790,11 @@
           <w:t xml:space="preserve">https://doi.org/10.2139/ssrn.274973</w:t>
         </w:r>
       </w:hyperlink>
-    </w:p>
-    <w:p>
-      <w:pPr>
-        <w:pStyle w:val="Compact"/>
-        <w:numPr>
-          <w:ilvl w:val="0"/>
-          <w:numId w:val="1003"/>
-        </w:numPr>
-      </w:pPr>
-      <w:r>
-        <w:t xml:space="preserve">Fisher, A., Rudin, C., &amp; Dominici, F. (2019). All models are wrong, but many are useful: Learning a variable’s importance by studying an entire class of prediction models simultaneously.</w:t>
+      <w:r>
+        <w:t xml:space="preserve"> </w:t>
+      </w:r>
+      <w:r>
+        <w:t xml:space="preserve">[12] Fisher, A., Rudin, C., &amp; Dominici, F. (2019). All models are wrong, but many are useful: Learning a variable’s importance by studying an entire class of prediction models simultaneously.</w:t>
       </w:r>
       <w:r>
         <w:t xml:space="preserve"> </w:t>
@@ -3361,17 +3809,11 @@
       <w:r>
         <w:t xml:space="preserve">, 20(177), 1-81. http://jmlr.org/papers/v20/18-760.html</w:t>
       </w:r>
-    </w:p>
-    <w:p>
-      <w:pPr>
-        <w:pStyle w:val="Compact"/>
-        <w:numPr>
-          <w:ilvl w:val="0"/>
-          <w:numId w:val="1003"/>
-        </w:numPr>
-      </w:pPr>
-      <w:r>
-        <w:t xml:space="preserve">Friedman, J. H. (2001). Greedy function approximation: A gradient boosting machine.</w:t>
+      <w:r>
+        <w:t xml:space="preserve"> </w:t>
+      </w:r>
+      <w:r>
+        <w:t xml:space="preserve">[13] Friedman, J. H. (2001). Greedy function approximation: A gradient boosting machine.</w:t>
       </w:r>
       <w:r>
         <w:t xml:space="preserve"> </w:t>
@@ -3389,7 +3831,7 @@
       <w:r>
         <w:t xml:space="preserve"> </w:t>
       </w:r>
-      <w:hyperlink r:id="rId55">
+      <w:hyperlink r:id="rId65">
         <w:r>
           <w:rPr>
             <w:rStyle w:val="Hyperlink"/>
@@ -3397,17 +3839,11 @@
           <w:t xml:space="preserve">https://doi.org/10.1214/aos/1013203451</w:t>
         </w:r>
       </w:hyperlink>
-    </w:p>
-    <w:p>
-      <w:pPr>
-        <w:pStyle w:val="Compact"/>
-        <w:numPr>
-          <w:ilvl w:val="0"/>
-          <w:numId w:val="1003"/>
-        </w:numPr>
-      </w:pPr>
-      <w:r>
-        <w:t xml:space="preserve">Gu, S., Kelly, B., &amp; Xiu, D. (2020). Empirical asset pricing via machine learning.</w:t>
+      <w:r>
+        <w:t xml:space="preserve"> </w:t>
+      </w:r>
+      <w:r>
+        <w:t xml:space="preserve">[14] Goodfellow, I., Bengio, Y., &amp; Courville, A. (2016).</w:t>
       </w:r>
       <w:r>
         <w:t xml:space="preserve"> </w:t>
@@ -3417,6 +3853,25 @@
           <w:i/>
           <w:iCs/>
         </w:rPr>
+        <w:t xml:space="preserve">Deep Learning</w:t>
+      </w:r>
+      <w:r>
+        <w:t xml:space="preserve">. MIT Press. http://www.deeplearningbook.org</w:t>
+      </w:r>
+      <w:r>
+        <w:t xml:space="preserve"> </w:t>
+      </w:r>
+      <w:r>
+        <w:t xml:space="preserve">[15] Gu, S., Kelly, B., &amp; Xiu, D. (2020). Empirical asset pricing via machine learning.</w:t>
+      </w:r>
+      <w:r>
+        <w:t xml:space="preserve"> </w:t>
+      </w:r>
+      <w:r>
+        <w:rPr>
+          <w:i/>
+          <w:iCs/>
+        </w:rPr>
         <w:t xml:space="preserve">The Review of Financial Studies</w:t>
       </w:r>
       <w:r>
@@ -3425,7 +3880,7 @@
       <w:r>
         <w:t xml:space="preserve"> </w:t>
       </w:r>
-      <w:hyperlink r:id="rId56">
+      <w:hyperlink r:id="rId66">
         <w:r>
           <w:rPr>
             <w:rStyle w:val="Hyperlink"/>
@@ -3433,17 +3888,11 @@
           <w:t xml:space="preserve">https://doi.org/10.1093/rfs/hhaa009</w:t>
         </w:r>
       </w:hyperlink>
-    </w:p>
-    <w:p>
-      <w:pPr>
-        <w:pStyle w:val="Compact"/>
-        <w:numPr>
-          <w:ilvl w:val="0"/>
-          <w:numId w:val="1003"/>
-        </w:numPr>
-      </w:pPr>
-      <w:r>
-        <w:t xml:space="preserve">Hoerl, A. E., &amp; Kennard, R. W. (1970). Ridge regression: Biased estimation for nonorthogonal problems.</w:t>
+      <w:r>
+        <w:t xml:space="preserve"> </w:t>
+      </w:r>
+      <w:r>
+        <w:t xml:space="preserve">[16] Hastie, T., Tibshirani, R., &amp; Friedman, J. (2009).</w:t>
       </w:r>
       <w:r>
         <w:t xml:space="preserve"> </w:t>
@@ -3453,6 +3902,28 @@
           <w:i/>
           <w:iCs/>
         </w:rPr>
+        <w:t xml:space="preserve">The Elements of Statistical Learning: Data Mining, Inference, and Prediction</w:t>
+      </w:r>
+      <w:r>
+        <w:t xml:space="preserve"> </w:t>
+      </w:r>
+      <w:r>
+        <w:t xml:space="preserve">(2nd ed.). Springer. https://doi.org/10.1007/978-0-387-84858-7</w:t>
+      </w:r>
+      <w:r>
+        <w:t xml:space="preserve"> </w:t>
+      </w:r>
+      <w:r>
+        <w:t xml:space="preserve">[17] Hoerl, A. E., &amp; Kennard, R. W. (1970). Ridge regression: Biased estimation for nonorthogonal problems.</w:t>
+      </w:r>
+      <w:r>
+        <w:t xml:space="preserve"> </w:t>
+      </w:r>
+      <w:r>
+        <w:rPr>
+          <w:i/>
+          <w:iCs/>
+        </w:rPr>
         <w:t xml:space="preserve">Technometrics</w:t>
       </w:r>
       <w:r>
@@ -3461,7 +3932,7 @@
       <w:r>
         <w:t xml:space="preserve"> </w:t>
       </w:r>
-      <w:hyperlink r:id="rId57">
+      <w:hyperlink r:id="rId67">
         <w:r>
           <w:rPr>
             <w:rStyle w:val="Hyperlink"/>
@@ -3469,17 +3940,11 @@
           <w:t xml:space="preserve">https://doi.org/10.1080/00401706.1970.10488634</w:t>
         </w:r>
       </w:hyperlink>
-    </w:p>
-    <w:p>
-      <w:pPr>
-        <w:pStyle w:val="Compact"/>
-        <w:numPr>
-          <w:ilvl w:val="0"/>
-          <w:numId w:val="1003"/>
-        </w:numPr>
-      </w:pPr>
-      <w:r>
-        <w:t xml:space="preserve">Huang, W., Nakamori, Y., &amp; Wang, S. Y. (2005). Forecasting stock market movement direction with support vector machine.</w:t>
+      <w:r>
+        <w:t xml:space="preserve"> </w:t>
+      </w:r>
+      <w:r>
+        <w:t xml:space="preserve">[18] Huang, W., Nakamori, Y., &amp; Wang, S. Y. (2005). Forecasting stock market movement direction with support vector machine.</w:t>
       </w:r>
       <w:r>
         <w:t xml:space="preserve"> </w:t>
@@ -3497,7 +3962,7 @@
       <w:r>
         <w:t xml:space="preserve"> </w:t>
       </w:r>
-      <w:hyperlink r:id="rId58">
+      <w:hyperlink r:id="rId68">
         <w:r>
           <w:rPr>
             <w:rStyle w:val="Hyperlink"/>
@@ -3505,17 +3970,11 @@
           <w:t xml:space="preserve">https://doi.org/10.1016/j.cor.2004.03.016</w:t>
         </w:r>
       </w:hyperlink>
-    </w:p>
-    <w:p>
-      <w:pPr>
-        <w:pStyle w:val="Compact"/>
-        <w:numPr>
-          <w:ilvl w:val="0"/>
-          <w:numId w:val="1003"/>
-        </w:numPr>
-      </w:pPr>
-      <w:r>
-        <w:t xml:space="preserve">Evdokimov, I., Kampouridis, M., &amp; Papastylianou, T. (2023). Application of Machine Learning Algorithms to Free Cash Flows Growth Rate Estimation.</w:t>
+      <w:r>
+        <w:t xml:space="preserve"> </w:t>
+      </w:r>
+      <w:r>
+        <w:t xml:space="preserve">[19] Ke, G., Meng, Q., Finley, T., Wang, T., Chen, W., Ma, W., Ye, Q., &amp; Liu, T. (2017). LightGBM: A Highly Efficient Gradient Boosting Decision Tree.</w:t>
       </w:r>
       <w:r>
         <w:t xml:space="preserve"> </w:t>
@@ -3525,31 +3984,6 @@
           <w:i/>
           <w:iCs/>
         </w:rPr>
-        <w:t xml:space="preserve">Procedia Computer Science</w:t>
-      </w:r>
-      <w:r>
-        <w:t xml:space="preserve">, 222, 529–538. https://doi.org/10.1016/j.procs.2023.08.191</w:t>
-      </w:r>
-    </w:p>
-    <w:p>
-      <w:pPr>
-        <w:pStyle w:val="Compact"/>
-        <w:numPr>
-          <w:ilvl w:val="0"/>
-          <w:numId w:val="1003"/>
-        </w:numPr>
-      </w:pPr>
-      <w:r>
-        <w:t xml:space="preserve">Ke, G., Meng, Q., Finley, T., Wang, T., Chen, W., Ma, W., Ye, Q., &amp; Liu, T. (2017). LightGBM: A Highly Efficient Gradient Boosting Decision Tree.</w:t>
-      </w:r>
-      <w:r>
-        <w:t xml:space="preserve"> </w:t>
-      </w:r>
-      <w:r>
-        <w:rPr>
-          <w:i/>
-          <w:iCs/>
-        </w:rPr>
         <w:t xml:space="preserve">Advances in Neural Information Processing Systems</w:t>
       </w:r>
       <w:r>
@@ -3558,7 +3992,7 @@
       <w:r>
         <w:t xml:space="preserve"> </w:t>
       </w:r>
-      <w:hyperlink r:id="rId59">
+      <w:hyperlink r:id="rId69">
         <w:r>
           <w:rPr>
             <w:rStyle w:val="Hyperlink"/>
@@ -3566,17 +4000,11 @@
           <w:t xml:space="preserve">https://proceedings.neurips.cc/paper/2017/hash/6449f44a102fde848669bdd9eb6b76fa-Abstract.html</w:t>
         </w:r>
       </w:hyperlink>
-    </w:p>
-    <w:p>
-      <w:pPr>
-        <w:pStyle w:val="Compact"/>
-        <w:numPr>
-          <w:ilvl w:val="0"/>
-          <w:numId w:val="1003"/>
-        </w:numPr>
-      </w:pPr>
-      <w:r>
-        <w:t xml:space="preserve">Koller, T., Goedhart, M., &amp; Wessels, D. (2010).</w:t>
+      <w:r>
+        <w:t xml:space="preserve"> </w:t>
+      </w:r>
+      <w:r>
+        <w:t xml:space="preserve">[20] Koller, T., Goedhart, M., &amp; Wessels, D. (2010).</w:t>
       </w:r>
       <w:r>
         <w:t xml:space="preserve"> </w:t>
@@ -3594,17 +4022,11 @@
       <w:r>
         <w:t xml:space="preserve">(5th ed.). McKinsey &amp; Company.</w:t>
       </w:r>
-    </w:p>
-    <w:p>
-      <w:pPr>
-        <w:pStyle w:val="Compact"/>
-        <w:numPr>
-          <w:ilvl w:val="0"/>
-          <w:numId w:val="1003"/>
-        </w:numPr>
-      </w:pPr>
-      <w:r>
-        <w:t xml:space="preserve">Krauss, C., Do, X. A., &amp; Huck, N. (2017). Deep neural networks, gradient-boosted trees, random forests: Statistical arbitrage on the S&amp;P 500.</w:t>
+      <w:r>
+        <w:t xml:space="preserve"> </w:t>
+      </w:r>
+      <w:r>
+        <w:t xml:space="preserve">[21] Krauss, C., Do, X. A., &amp; Huck, N. (2017). Deep neural networks, gradient-boosted trees, random forests: Statistical arbitrage on the S&amp;P 500.</w:t>
       </w:r>
       <w:r>
         <w:t xml:space="preserve"> </w:t>
@@ -3622,7 +4044,7 @@
       <w:r>
         <w:t xml:space="preserve"> </w:t>
       </w:r>
-      <w:hyperlink r:id="rId60">
+      <w:hyperlink r:id="rId70">
         <w:r>
           <w:rPr>
             <w:rStyle w:val="Hyperlink"/>
@@ -3630,17 +4052,11 @@
           <w:t xml:space="preserve">https://doi.org/10.1016/j.ejor.2016.10.031</w:t>
         </w:r>
       </w:hyperlink>
-    </w:p>
-    <w:p>
-      <w:pPr>
-        <w:pStyle w:val="Compact"/>
-        <w:numPr>
-          <w:ilvl w:val="0"/>
-          <w:numId w:val="1003"/>
-        </w:numPr>
-      </w:pPr>
-      <w:r>
-        <w:t xml:space="preserve">Lundberg, S. M., &amp; Lee, S. I. (2017). A unified approach to interpreting model predictions.</w:t>
+      <w:r>
+        <w:t xml:space="preserve"> </w:t>
+      </w:r>
+      <w:r>
+        <w:t xml:space="preserve">[22] Lundberg, S. M., &amp; Lee, S. I. (2017). A unified approach to interpreting model predictions.</w:t>
       </w:r>
       <w:r>
         <w:t xml:space="preserve"> </w:t>
@@ -3658,7 +4074,7 @@
       <w:r>
         <w:t xml:space="preserve"> </w:t>
       </w:r>
-      <w:hyperlink r:id="rId61">
+      <w:hyperlink r:id="rId71">
         <w:r>
           <w:rPr>
             <w:rStyle w:val="Hyperlink"/>
@@ -3666,17 +4082,11 @@
           <w:t xml:space="preserve">https://proceedings.neurips.cc/paper_files/paper/2017/file/8a20a8621978632d76c43dfd28b67767-Paper.pdf</w:t>
         </w:r>
       </w:hyperlink>
-    </w:p>
-    <w:p>
-      <w:pPr>
-        <w:pStyle w:val="Compact"/>
-        <w:numPr>
-          <w:ilvl w:val="0"/>
-          <w:numId w:val="1003"/>
-        </w:numPr>
-      </w:pPr>
-      <w:r>
-        <w:t xml:space="preserve">Pedregosa, F., Varoquaux, G., Gramfort, A., Michel, V., Thirion, B., Grisel, O., Blondel, M., Prettenhofer, P., Weiss, R., Dubourg, V., Vanderplas, J., Passos, A., Cournapeau, D., Brucher, M., Perrot, M., &amp; Duchesnay, É. (2011). Scikit-learn: Machine learning in Python.</w:t>
+      <w:r>
+        <w:t xml:space="preserve"> </w:t>
+      </w:r>
+      <w:r>
+        <w:t xml:space="preserve">[23] Pedregosa, F., Varoquaux, G., Gramfort, A., Michel, V., Thirion, B., Grisel, O., Blondel, M., Prettenhofer, P., Weiss, R., Dubourg, V., Vanderplas, J., Passos, A., Cournapeau, D., Brucher, M., Perrot, M., &amp; Duchesnay, É. (2011). Scikit-learn: Machine learning in Python.</w:t>
       </w:r>
       <w:r>
         <w:t xml:space="preserve"> </w:t>
@@ -3694,7 +4104,7 @@
       <w:r>
         <w:t xml:space="preserve"> </w:t>
       </w:r>
-      <w:hyperlink r:id="rId62">
+      <w:hyperlink r:id="rId72">
         <w:r>
           <w:rPr>
             <w:rStyle w:val="Hyperlink"/>
@@ -3702,17 +4112,11 @@
           <w:t xml:space="preserve">https://jmlr.csail.mit.edu/papers/v12/pedregosa11a.html</w:t>
         </w:r>
       </w:hyperlink>
-    </w:p>
-    <w:p>
-      <w:pPr>
-        <w:pStyle w:val="Compact"/>
-        <w:numPr>
-          <w:ilvl w:val="0"/>
-          <w:numId w:val="1003"/>
-        </w:numPr>
-      </w:pPr>
-      <w:r>
-        <w:t xml:space="preserve">Penman, S. H. (2010).</w:t>
+      <w:r>
+        <w:t xml:space="preserve"> </w:t>
+      </w:r>
+      <w:r>
+        <w:t xml:space="preserve">[24] Penman, S. H. (2010).</w:t>
       </w:r>
       <w:r>
         <w:t xml:space="preserve"> </w:t>
@@ -3730,17 +4134,11 @@
       <w:r>
         <w:t xml:space="preserve">(4th ed.). McGraw-Hill/Irwin.</w:t>
       </w:r>
-    </w:p>
-    <w:p>
-      <w:pPr>
-        <w:pStyle w:val="Compact"/>
-        <w:numPr>
-          <w:ilvl w:val="0"/>
-          <w:numId w:val="1003"/>
-        </w:numPr>
-      </w:pPr>
-      <w:r>
-        <w:t xml:space="preserve">Shiller, R. J. (2003). From efficient markets theory to behavioral finance.</w:t>
+      <w:r>
+        <w:t xml:space="preserve"> </w:t>
+      </w:r>
+      <w:r>
+        <w:t xml:space="preserve">[25] Shiller, R. J. (2003). From efficient markets theory to behavioral finance.</w:t>
       </w:r>
       <w:r>
         <w:t xml:space="preserve"> </w:t>
@@ -3758,7 +4156,7 @@
       <w:r>
         <w:t xml:space="preserve"> </w:t>
       </w:r>
-      <w:hyperlink r:id="rId63">
+      <w:hyperlink r:id="rId73">
         <w:r>
           <w:rPr>
             <w:rStyle w:val="Hyperlink"/>
@@ -3766,17 +4164,11 @@
           <w:t xml:space="preserve">https://doi.org/10.1257/089533003321164967</w:t>
         </w:r>
       </w:hyperlink>
-    </w:p>
-    <w:p>
-      <w:pPr>
-        <w:pStyle w:val="Compact"/>
-        <w:numPr>
-          <w:ilvl w:val="0"/>
-          <w:numId w:val="1003"/>
-        </w:numPr>
-      </w:pPr>
-      <w:r>
-        <w:t xml:space="preserve">Shrestha, S. (2021). Independent power producers in Nepal: Challenges and opportunities in the hydropower sector.</w:t>
+      <w:r>
+        <w:t xml:space="preserve"> </w:t>
+      </w:r>
+      <w:r>
+        <w:t xml:space="preserve">[26] Shrestha, S. (2021). Independent power producers in Nepal: Challenges and opportunities in the hydropower sector.</w:t>
       </w:r>
       <w:r>
         <w:t xml:space="preserve"> </w:t>
@@ -3791,17 +4183,11 @@
       <w:r>
         <w:t xml:space="preserve">, 12(4), 112-129.</w:t>
       </w:r>
-    </w:p>
-    <w:p>
-      <w:pPr>
-        <w:pStyle w:val="Compact"/>
-        <w:numPr>
-          <w:ilvl w:val="0"/>
-          <w:numId w:val="1003"/>
-        </w:numPr>
-      </w:pPr>
-      <w:r>
-        <w:t xml:space="preserve">Smola, A. J., &amp; Schölkopf, B. (2004). A tutorial on support vector regression.</w:t>
+      <w:r>
+        <w:t xml:space="preserve"> </w:t>
+      </w:r>
+      <w:r>
+        <w:t xml:space="preserve">[27] Smola, A. J., &amp; Schölkopf, B. (2004). A tutorial on support vector regression.</w:t>
       </w:r>
       <w:r>
         <w:t xml:space="preserve"> </w:t>
@@ -3819,7 +4205,7 @@
       <w:r>
         <w:t xml:space="preserve"> </w:t>
       </w:r>
-      <w:hyperlink r:id="rId64">
+      <w:hyperlink r:id="rId74">
         <w:r>
           <w:rPr>
             <w:rStyle w:val="Hyperlink"/>
@@ -3827,17 +4213,11 @@
           <w:t xml:space="preserve">https://doi.org/10.1023/B:STCO.0000035301.49549.88</w:t>
         </w:r>
       </w:hyperlink>
-    </w:p>
-    <w:p>
-      <w:pPr>
-        <w:pStyle w:val="Compact"/>
-        <w:numPr>
-          <w:ilvl w:val="0"/>
-          <w:numId w:val="1003"/>
-        </w:numPr>
-      </w:pPr>
-      <w:r>
-        <w:t xml:space="preserve">Student. (1908). The probable error of a mean.</w:t>
+      <w:r>
+        <w:t xml:space="preserve"> </w:t>
+      </w:r>
+      <w:r>
+        <w:t xml:space="preserve">[28] Student. (1908). The probable error of a mean.</w:t>
       </w:r>
       <w:r>
         <w:t xml:space="preserve"> </w:t>
@@ -3855,7 +4235,7 @@
       <w:r>
         <w:t xml:space="preserve"> </w:t>
       </w:r>
-      <w:hyperlink r:id="rId65">
+      <w:hyperlink r:id="rId75">
         <w:r>
           <w:rPr>
             <w:rStyle w:val="Hyperlink"/>
@@ -3863,17 +4243,11 @@
           <w:t xml:space="preserve">https://doi.org/10.1093/biomet/6.1.1</w:t>
         </w:r>
       </w:hyperlink>
-    </w:p>
-    <w:p>
-      <w:pPr>
-        <w:pStyle w:val="Compact"/>
-        <w:numPr>
-          <w:ilvl w:val="0"/>
-          <w:numId w:val="1003"/>
-        </w:numPr>
-      </w:pPr>
-      <w:r>
-        <w:t xml:space="preserve">Tay, F. E. H., &amp; Cao, L. (2001). Application of support vector machines in financial time series forecasting.</w:t>
+      <w:r>
+        <w:t xml:space="preserve"> </w:t>
+      </w:r>
+      <w:r>
+        <w:t xml:space="preserve">[29] Tay, F. E. H., &amp; Cao, L. (2001). Application of support vector machines in financial time series forecasting.</w:t>
       </w:r>
       <w:r>
         <w:t xml:space="preserve"> </w:t>
@@ -3891,7 +4265,7 @@
       <w:r>
         <w:t xml:space="preserve"> </w:t>
       </w:r>
-      <w:hyperlink r:id="rId66">
+      <w:hyperlink r:id="rId76">
         <w:r>
           <w:rPr>
             <w:rStyle w:val="Hyperlink"/>
@@ -3899,17 +4273,11 @@
           <w:t xml:space="preserve">https://doi.org/10.1016/S0305-0483(01)00026-3</w:t>
         </w:r>
       </w:hyperlink>
-    </w:p>
-    <w:p>
-      <w:pPr>
-        <w:pStyle w:val="Compact"/>
-        <w:numPr>
-          <w:ilvl w:val="0"/>
-          <w:numId w:val="1003"/>
-        </w:numPr>
-      </w:pPr>
-      <w:r>
-        <w:t xml:space="preserve">Vapnik, V. N. (1995).</w:t>
+      <w:r>
+        <w:t xml:space="preserve"> </w:t>
+      </w:r>
+      <w:r>
+        <w:t xml:space="preserve">[30] Vapnik, V. N. (1995).</w:t>
       </w:r>
       <w:r>
         <w:t xml:space="preserve"> </w:t>
@@ -3927,7 +4295,7 @@
       <w:r>
         <w:t xml:space="preserve"> </w:t>
       </w:r>
-      <w:hyperlink r:id="rId67">
+      <w:hyperlink r:id="rId77">
         <w:r>
           <w:rPr>
             <w:rStyle w:val="Hyperlink"/>
@@ -3935,17 +4303,11 @@
           <w:t xml:space="preserve">https://doi.org/10.1007/978-1-4757-3264-1</w:t>
         </w:r>
       </w:hyperlink>
-    </w:p>
-    <w:p>
-      <w:pPr>
-        <w:pStyle w:val="Compact"/>
-        <w:numPr>
-          <w:ilvl w:val="0"/>
-          <w:numId w:val="1003"/>
-        </w:numPr>
-      </w:pPr>
-      <w:r>
-        <w:t xml:space="preserve">Wilcoxon, F. (1945). Individual comparisons by ranking methods.</w:t>
+      <w:r>
+        <w:t xml:space="preserve"> </w:t>
+      </w:r>
+      <w:r>
+        <w:t xml:space="preserve">[31] Wilcoxon, F. (1945). Individual comparisons by ranking methods.</w:t>
       </w:r>
       <w:r>
         <w:t xml:space="preserve"> </w:t>
@@ -3963,7 +4325,7 @@
       <w:r>
         <w:t xml:space="preserve"> </w:t>
       </w:r>
-      <w:hyperlink r:id="rId68">
+      <w:hyperlink r:id="rId78">
         <w:r>
           <w:rPr>
             <w:rStyle w:val="Hyperlink"/>
@@ -3971,17 +4333,11 @@
           <w:t xml:space="preserve">https://doi.org/10.2307/3001968</w:t>
         </w:r>
       </w:hyperlink>
-    </w:p>
-    <w:p>
-      <w:pPr>
-        <w:pStyle w:val="Compact"/>
-        <w:numPr>
-          <w:ilvl w:val="0"/>
-          <w:numId w:val="1003"/>
-        </w:numPr>
-      </w:pPr>
-      <w:r>
-        <w:t xml:space="preserve">Yescombe, E. R. (2013).</w:t>
+      <w:r>
+        <w:t xml:space="preserve"> </w:t>
+      </w:r>
+      <w:r>
+        <w:t xml:space="preserve">[32] Yescombe, E. R. (2013).</w:t>
       </w:r>
       <w:r>
         <w:t xml:space="preserve"> </w:t>
@@ -4002,7 +4358,7 @@
       <w:r>
         <w:t xml:space="preserve"> </w:t>
       </w:r>
-      <w:hyperlink r:id="rId69">
+      <w:hyperlink r:id="rId79">
         <w:r>
           <w:rPr>
             <w:rStyle w:val="Hyperlink"/>
@@ -4011,7 +4367,7 @@
         </w:r>
       </w:hyperlink>
     </w:p>
-    <w:bookmarkEnd w:id="70"/>
+    <w:bookmarkEnd w:id="80"/>
     <w:sectPr>
       <w:footnotePr>
         <w:numRestart w:val="eachSect"/>
@@ -4039,6 +4395,66 @@
       <w:r>
         <w:separator/>
       </w:r>
+    </w:p>
+  </w:footnote>
+  <w:footnote w:id="9">
+    <w:p>
+      <w:pPr>
+        <w:pStyle w:val="FootnoteText"/>
+      </w:pPr>
+      <w:r>
+        <w:rPr>
+          <w:rStyle w:val="FootnoteReference"/>
+        </w:rPr>
+        <w:footnoteRef/>
+      </w:r>
+      <w:r>
+        <w:t xml:space="preserve"> </w:t>
+      </w:r>
+      <w:r>
+        <w:t xml:space="preserve">Code and data processing scripts available at:</w:t>
+      </w:r>
+      <w:r>
+        <w:t xml:space="preserve"> </w:t>
+      </w:r>
+      <w:hyperlink r:id="rId10">
+        <w:r>
+          <w:rPr>
+            <w:rStyle w:val="Hyperlink"/>
+          </w:rPr>
+          <w:t xml:space="preserve">https://github.com/nepalsaurav/free_cash_flow_prediction</w:t>
+        </w:r>
+      </w:hyperlink>
+    </w:p>
+  </w:footnote>
+  <w:footnote w:id="24">
+    <w:p>
+      <w:pPr>
+        <w:pStyle w:val="FootnoteText"/>
+      </w:pPr>
+      <w:r>
+        <w:rPr>
+          <w:rStyle w:val="FootnoteReference"/>
+        </w:rPr>
+        <w:footnoteRef/>
+      </w:r>
+      <w:r>
+        <w:t xml:space="preserve"> </w:t>
+      </w:r>
+      <w:r>
+        <w:t xml:space="preserve">Full implementation details, including hyperparameter grids and the RandomizedSearchCV configuration, are available in the accompanying repository:</w:t>
+      </w:r>
+      <w:r>
+        <w:t xml:space="preserve"> </w:t>
+      </w:r>
+      <w:hyperlink r:id="rId10">
+        <w:r>
+          <w:rPr>
+            <w:rStyle w:val="Hyperlink"/>
+          </w:rPr>
+          <w:t xml:space="preserve">https://github.com/nepalsaurav/free_cash_flow_prediction</w:t>
+        </w:r>
+      </w:hyperlink>
     </w:p>
   </w:footnote>
 </w:footnotes>
@@ -4345,36 +4761,6 @@
   </w:num>
   <w:num w:numId="1002">
     <w:abstractNumId w:val="991"/>
-  </w:num>
-  <w:num w:numId="1003">
-    <w:abstractNumId w:val="99411"/>
-    <w:lvlOverride w:ilvl="0">
-      <w:startOverride w:val="1"/>
-    </w:lvlOverride>
-    <w:lvlOverride w:ilvl="1">
-      <w:startOverride w:val="1"/>
-    </w:lvlOverride>
-    <w:lvlOverride w:ilvl="2">
-      <w:startOverride w:val="1"/>
-    </w:lvlOverride>
-    <w:lvlOverride w:ilvl="3">
-      <w:startOverride w:val="1"/>
-    </w:lvlOverride>
-    <w:lvlOverride w:ilvl="4">
-      <w:startOverride w:val="1"/>
-    </w:lvlOverride>
-    <w:lvlOverride w:ilvl="5">
-      <w:startOverride w:val="1"/>
-    </w:lvlOverride>
-    <w:lvlOverride w:ilvl="6">
-      <w:startOverride w:val="1"/>
-    </w:lvlOverride>
-    <w:lvlOverride w:ilvl="7">
-      <w:startOverride w:val="1"/>
-    </w:lvlOverride>
-    <w:lvlOverride w:ilvl="8">
-      <w:startOverride w:val="1"/>
-    </w:lvlOverride>
   </w:num>
 </w:numbering>
 </file>

--- a/papers_manuscript/paper.docx
+++ b/papers_manuscript/paper.docx
@@ -320,7 +320,7 @@
         <w:t xml:space="preserve"> </w:t>
       </w:r>
       <w:r>
-        <w:t xml:space="preserve">In the normalized target growth-rate space upon which it was trained, the SVR achieved a Mean Absolute Error (MAE) of 15.8% versus the traditional baseline’s 20.8% (a ~24% relative improvement). When reconstructed into absolute currency, this translates to an average error of Rs 91,442 for SVR compared to Rs 96,114 for the baseline. The Wilcoxon test suggests consistent directional improvement. To preserve Explainable AI (XAI) transparency, we employed Permutation Importance, which indicated the model relied heavily on Return on Assets (ROA), Working Capital, and Installed Capacity. Finally, in the empirical DCF Valuation stage, the SVR-derived intrinsic values tracked actual Nepal Stock Exchange (NEPSE) market capitalizations with a 3.95% reduction in average valuation error compared to static baselines (IQR of valuation errors [Rs 2.37M - Rs 5.86M] vs [Rs 2.42M - Rs 6.22M],</w:t>
+        <w:t xml:space="preserve">In the normalized target growth-rate space upon which it was trained, the SVR achieved a Mean Absolute Error (MAE) of 15.8% versus the traditional baseline’s 20.8% (a ~24% relative improvement). When reconstructed into absolute currency, this translates to an average error of Rs 91,443 for SVR compared to Rs 96,114 for the baseline. The Wilcoxon test suggests consistent directional improvement. To preserve Explainable AI (XAI) transparency, we employed Permutation Importance, which indicated the model relied heavily on Return on Assets (ROA), Working Capital, and Installed Capacity. Finally, in the empirical DCF Valuation stage, the SVR-derived intrinsic values tracked actual Nepal Stock Exchange (NEPSE) market capitalizations with a 3.95% reduction in average valuation error compared to static baselines (IQR of valuation errors [Rs 2.37M - Rs 5.86M] vs [Rs 2.42M - Rs 6.22M],</w:t>
       </w:r>
       <w:r>
         <w:t xml:space="preserve"> </w:t>
@@ -411,7 +411,7 @@
         <w:pStyle w:val="FirstParagraph"/>
       </w:pPr>
       <w:r>
-        <w:t xml:space="preserve">The accurate forecasting of Free Cash Flow to Firm (FCFF) remains the cornerstone of corporate valuation, project finance, and infrastructure investment (Damodaran, 2012; Penman, 2010; Esty, 2004). Traditionally, financial analysts and institutional investors have relied heavily on the Discounted Cash Flow (DCF) model to derive the intrinsic equity value of a firm [20]. However, the traditional application of the DCF model typically projects historical cash flow growth in a linear, straight-line trajectory into the future. While mathematically foundational, this linear methodology suffers from real-world limitations: it relies on static assumptions that may fail to adequately capture the non-linear impacts of macroeconomic shocks, supply-chain constraints, and operational dynamics [11]. In highly capital-intensive and climate-dependent industries, such as hydropower, a static assumption of revenue growth cannot account for the destruction of cash flow caused by interest rate spikes, inflation-driven operational expenditures, or volatile hydrological generation constraints [32].</w:t>
+        <w:t xml:space="preserve">The accurate forecasting of Free Cash Flow to Firm (FCFF) remains the cornerstone of corporate valuation, project finance, and infrastructure investment (Damodaran, 2012; Penman, 2010; Esty, 2004). Traditionally, financial analysts and institutional investors have relied heavily on the Discounted Cash Flow (DCF) model to derive the intrinsic equity value of a firm (Koller et al., 2010). However, the traditional application of the DCF model typically projects historical cash flow growth in a linear, straight-line trajectory into the future. While mathematically foundational, this linear methodology suffers from real-world limitations: it relies on static assumptions that may fail to adequately capture the non-linear impacts of macroeconomic shocks, supply-chain constraints, and operational dynamics (Fernandez, 2015). In highly capital-intensive and climate-dependent industries, such as hydropower, a static assumption of revenue growth cannot account for the destruction of cash flow caused by interest rate spikes, inflation-driven operational expenditures, or volatile hydrological generation constraints (Yescombe, 2013).</w:t>
       </w:r>
     </w:p>
     <w:p>
@@ -419,7 +419,7 @@
         <w:pStyle w:val="BodyText"/>
       </w:pPr>
       <w:r>
-        <w:t xml:space="preserve">This structural limitation is particularly pronounced in emerging and frontier markets like Nepal. Nepal possesses vast hydroelectric potential and an expanding private Independent Power Producer (IPP) sector. However, intrinsic corporate valuation in Nepal is hindered by systemic data opacity and severe macroeconomic volatility (Bhattarai, 2019; Shrestha, 2021). Historical operational data is frequently trapped in non-digitized formats, rendering large-scale quantitative analysis exceedingly difficult. As a result, retail and institutional investors are often forced to rely on generalized industry averages or purely speculative trading mechanics rather than firm-specific operational physics (Bekaert &amp; Harvey, 2003; Shiller, 2003).</w:t>
+        <w:t xml:space="preserve">This structural limitation is particularly pronounced in emerging and frontier markets like Nepal. Nepal possesses vast hydroelectric potential and an expanding private Independent Power Producer (IPP) sector. However, intrinsic corporate valuation in Nepal is hindered by systemic data opacity and severe macroeconomic volatility (Chaudhary, 2024; Thapa, 2023). Historical operational data is frequently trapped in non-digitized formats, rendering large-scale quantitative analysis exceedingly difficult. As a result, retail and institutional investors are often forced to rely on generalized industry averages or purely speculative trading mechanics rather than firm-specific operational physics (Bekaert &amp; Harvey, 2003; Shiller, 2003).</w:t>
       </w:r>
     </w:p>
     <w:p>
@@ -427,7 +427,7 @@
         <w:pStyle w:val="BodyText"/>
       </w:pPr>
       <w:r>
-        <w:t xml:space="preserve">The transition toward algorithmic and quantitative finance offers a potential solution to these systemic valuation issues. Recent advancements in Machine Learning (ML) have increasingly been applied to asset pricing by identifying complex, non-linear patterns within massive financial datasets [15]. While the application of ML to fundamental corporate finance—specifically the forecasting of audited annual cash flows—remains underexplored due to the constraints of small sample sizes, algorithms like Support Vector Regression (SVR) are well suited to dynamically adjust valuation forecasts by learning the complex interactions between firm-specific financial health and physical constraints.</w:t>
+        <w:t xml:space="preserve">The transition toward algorithmic and quantitative finance offers a potential solution to these systemic valuation issues. Recent advancements in Machine Learning (ML) have increasingly been applied to asset pricing by identifying complex, non-linear patterns within massive financial datasets (Gu et al., 2020). While the application of ML to fundamental corporate finance—specifically the forecasting of audited annual cash flows—remains underexplored due to the constraints of small sample sizes, algorithms like Support Vector Regression (SVR) are well suited to dynamically adjust valuation forecasts by learning the complex interactions between firm-specific financial health and physical constraints.</w:t>
       </w:r>
     </w:p>
     <w:p>
@@ -471,7 +471,7 @@
         <w:pStyle w:val="FirstParagraph"/>
       </w:pPr>
       <w:r>
-        <w:t xml:space="preserve">Traditional fundamental forecasting relies heavily on linear models such as Autoregressive Integrated Moving Average (ARIMA) or static DCF assumptions [8]. A vast body of literature criticizes these models for failing to capture the non-linear complexities of corporate finance. Studies consistently demonstrate that while traditional models are suitable for stationary data, they break down when exposed to severe macroeconomic shocks common in emerging markets (Bekaert &amp; Harvey, 2003; Fernandez, 2015). To address these limitations, researchers have increasingly turned to non-linear algorithmic tools capable of capturing these complex economic shocks [10].</w:t>
+        <w:t xml:space="preserve">Traditional fundamental forecasting relies heavily on linear models such as Autoregressive Integrated Moving Average (ARIMA) or static DCF assumptions (Damodaran, 2012). A vast body of literature criticizes these models for failing to capture the non-linear complexities of corporate finance. Studies consistently demonstrate that while traditional models are suitable for stationary data, they break down when exposed to severe macroeconomic shocks common in emerging markets (Bekaert &amp; Harvey, 2003; Fernandez, 2015). To address these limitations, researchers have increasingly turned to non-linear algorithmic tools capable of capturing these complex economic shocks (Evdokimov et al., 2023).</w:t>
       </w:r>
     </w:p>
     <w:bookmarkEnd w:id="12"/>
@@ -513,7 +513,7 @@
         <w:t xml:space="preserve"> </w:t>
       </w:r>
       <w:r>
-        <w:t xml:space="preserve">Unlike high-frequency algorithmic trading, fundamental financial data is only disclosed periodically [15]. Academic research [16] warns against using Deep Learning [14] on small panel datasets due to severe overfitting risks [21]. Instead, the literature points to Ensembles (Random Forest) and Kernel Methods (SVR) for fundamental data [30].</w:t>
+        <w:t xml:space="preserve">Unlike high-frequency algorithmic trading, fundamental financial data is only disclosed periodically (Gu et al., 2020). Academic research (Hastie et al., 2009) warns against using Deep Learning (Goodfellow et al., 2016) on small panel datasets due to severe overfitting risks (Krauss et al., 2017). Instead, the literature points to Ensembles (Random Forest) and Kernel Methods (SVR) for fundamental data (Vapnik, 1995).</w:t>
       </w:r>
     </w:p>
     <w:bookmarkEnd w:id="13"/>
@@ -531,7 +531,7 @@
         <w:pStyle w:val="FirstParagraph"/>
       </w:pPr>
       <w:r>
-        <w:t xml:space="preserve">Support Vector Regression (SVR), popularized by [27], is uniquely suited for small, noisy datasets. Financial data often introduces severe</w:t>
+        <w:t xml:space="preserve">Support Vector Regression (SVR), popularized by (Smola &amp; Schölkopf, 2004), is uniquely suited for small, noisy datasets. Financial data often introduces severe</w:t>
       </w:r>
       <w:r>
         <w:t xml:space="preserve"> </w:t>
@@ -555,7 +555,7 @@
         <w:t xml:space="preserve"> </w:t>
       </w:r>
       <w:r>
-        <w:t xml:space="preserve">[6, 29] to project low-dimensional data into a higher-dimensional feature space, finding a hyperplane of separation. Research by [18] confirms that SVR consistently performs well in financial time-series forecasting when sample sizes are constrained.</w:t>
+        <w:t xml:space="preserve">(Cao &amp; Tay, 2003; Tay &amp; Cao, 2001) to project low-dimensional data into a higher-dimensional feature space, finding a hyperplane of separation. Research by (Huang et al., 2005) confirms that SVR consistently performs well in financial time-series forecasting when sample sizes are constrained.</w:t>
       </w:r>
     </w:p>
     <w:bookmarkEnd w:id="14"/>
@@ -585,7 +585,7 @@
         <w:t xml:space="preserve"> </w:t>
       </w:r>
       <w:r>
-        <w:t xml:space="preserve">predictions. To bridge this gap, there is a growing body of literature emphasizing Explainable AI (XAI) in finance [4]. Model-agnostic techniques like Permutation Importance [12] and Shapley Additive Explanations [22] are considered the standard for explaining non-linear kernels like SVR, allowing financial stakeholders to extract the true economic drivers of the prediction.</w:t>
+        <w:t xml:space="preserve">predictions. To bridge this gap, there is a growing body of literature emphasizing Explainable AI (XAI) in finance (Bracke et al., 2019). Model-agnostic techniques like Permutation Importance (Fisher et al., 2019) and Shapley Additive Explanations (Lundberg &amp; Lee, 2017) are considered the standard for explaining non-linear kernels like SVR, allowing financial stakeholders to extract the true economic drivers of the prediction.</w:t>
       </w:r>
     </w:p>
     <w:p>
@@ -898,7 +898,7 @@
       <w:r>
         <w:drawing>
           <wp:inline>
-            <wp:extent cx="5334000" cy="3563700"/>
+            <wp:extent cx="5334000" cy="3500276"/>
             <wp:effectExtent b="0" l="0" r="0" t="0"/>
             <wp:docPr descr="Distribution of Target Variable (Free Cash Flow Growth). Note that the bars at the extreme tails (~-1.8 and ~7.5) are winsorization artifacts, not organic clusters." title="" id="19" name="Picture"/>
             <a:graphic>
@@ -919,7 +919,7 @@
                   <pic:spPr bwMode="auto">
                     <a:xfrm>
                       <a:off x="0" y="0"/>
-                      <a:ext cx="5334000" cy="3563700"/>
+                      <a:ext cx="5334000" cy="3500276"/>
                     </a:xfrm>
                     <a:prstGeom prst="rect">
                       <a:avLst/>
@@ -989,7 +989,7 @@
         <w:t xml:space="preserve">StandardScaler</w:t>
       </w:r>
       <w:r>
-        <w:t xml:space="preserve">. Furthermore, all model selection and hyperparameter tuning utilized GroupKFold cross-validation (grouping strictly by firm ID) to completely eliminate data leakage across the non-independent panel dataset. Data preprocessing, pipeline construction, and model fitting were all programmatically implemented utilizing the Scikit-learn framework [23].</w:t>
+        <w:t xml:space="preserve">. Furthermore, all model selection and hyperparameter tuning utilized GroupKFold cross-validation (grouping strictly by firm ID) to completely eliminate data leakage across the non-independent panel dataset. Data preprocessing, pipeline construction, and model fitting were all programmatically implemented utilizing the Scikit-learn framework (Pedregosa et al., 2011).</w:t>
       </w:r>
     </w:p>
     <w:bookmarkEnd w:id="22"/>
@@ -2170,7 +2170,7 @@
         <w:pStyle w:val="FirstParagraph"/>
       </w:pPr>
       <w:r>
-        <w:t xml:space="preserve">The ML algorithms were tasked with predicting the 1-year forward growth rate, reconstructed back into Absolute Rupees for evaluation. A diverse suite of state-of-the-art predictive algorithms was employed to establish robust baseline comparisons against the proposed SVR architecture. This suite included XGBoost [7], renowned for its scalable tree boosting system; LightGBM [19], which utilizes a highly efficient gradient boosting decision tree mechanism optimized for leaf-wise growth; Random Forests [5], an ensemble learning method that builds and averages multiple decision trees to control variance; K-Nearest Neighbors (KNN) [1], offering non-parametric pattern matching; and Ridge Regression [17], which applies L2 regularization to standard linear regression.</w:t>
+        <w:t xml:space="preserve">The ML algorithms were tasked with predicting the 1-year forward growth rate, reconstructed back into Absolute Rupees for evaluation. A diverse suite of state-of-the-art predictive algorithms was employed to establish robust baseline comparisons against the proposed SVR architecture. This suite included XGBoost (Chen &amp; Guestrin, 2016), renowned for its scalable tree boosting system; LightGBM (Ke et al., 2017), which utilizes a highly efficient gradient boosting decision tree mechanism optimized for leaf-wise growth; Random Forests (Breiman, 2001), an ensemble learning method that builds and averages multiple decision trees to control variance; K-Nearest Neighbors (KNN) (Altman, 1992), offering non-parametric pattern matching; and Ridge Regression (Hoerl &amp; Kennard, 1970), which applies L2 regularization to standard linear regression.</w:t>
       </w:r>
     </w:p>
     <w:p>
@@ -2359,7 +2359,7 @@
                 <w:b/>
                 <w:bCs/>
               </w:rPr>
-              <w:t xml:space="preserve">Rs 91,442 (95% CI: 68,765–115,753)</w:t>
+              <w:t xml:space="preserve">Rs 91,443 (95% CI: 68,765–115,753)</w:t>
             </w:r>
           </w:p>
         </w:tc>
@@ -2397,7 +2397,7 @@
               <w:jc w:val="left"/>
             </w:pPr>
             <w:r>
-              <w:t xml:space="preserve">Rs 94,268</w:t>
+              <w:t xml:space="preserve">Rs 92,046</w:t>
             </w:r>
           </w:p>
         </w:tc>
@@ -2435,7 +2435,7 @@
               <w:jc w:val="left"/>
             </w:pPr>
             <w:r>
-              <w:t xml:space="preserve">Rs 99,915</w:t>
+              <w:t xml:space="preserve">Rs 100,141</w:t>
             </w:r>
           </w:p>
         </w:tc>
@@ -2473,7 +2473,7 @@
               <w:jc w:val="left"/>
             </w:pPr>
             <w:r>
-              <w:t xml:space="preserve">Rs 105,250</w:t>
+              <w:t xml:space="preserve">Rs 103,868</w:t>
             </w:r>
           </w:p>
         </w:tc>
@@ -2511,7 +2511,7 @@
               <w:jc w:val="left"/>
             </w:pPr>
             <w:r>
-              <w:t xml:space="preserve">Rs 107,463</w:t>
+              <w:t xml:space="preserve">Rs 103,797</w:t>
             </w:r>
           </w:p>
         </w:tc>
@@ -2549,7 +2549,7 @@
               <w:jc w:val="left"/>
             </w:pPr>
             <w:r>
-              <w:t xml:space="preserve">Rs 125,929</w:t>
+              <w:t xml:space="preserve">Rs 102,583</w:t>
             </w:r>
           </w:p>
         </w:tc>
@@ -2598,7 +2598,7 @@
         <w:pStyle w:val="BodyText"/>
       </w:pPr>
       <w:r>
-        <w:t xml:space="preserve">Because financial cash flows routinely violate normality assumptions, the robust non-parametric Wilcoxon signed-rank test [31] was primarily applied, yielding a highly significant</w:t>
+        <w:t xml:space="preserve">Because financial cash flows routinely violate normality assumptions, the robust non-parametric Wilcoxon signed-rank test (Wilcoxon, 1945) was primarily applied, yielding a highly significant</w:t>
       </w:r>
       <w:r>
         <w:t xml:space="preserve"> </w:t>
@@ -2618,7 +2618,7 @@
         </m:r>
       </m:oMath>
       <w:r>
-        <w:t xml:space="preserve">. For transparency, a standard parametric paired t-test [28] was also conducted, which yielded a non-significant</w:t>
+        <w:t xml:space="preserve">. For transparency, a standard parametric paired t-test (Student, 1908) was also conducted, which yielded a non-significant</w:t>
       </w:r>
       <w:r>
         <w:t xml:space="preserve"> </w:t>
@@ -2682,7 +2682,7 @@
       <w:r>
         <w:drawing>
           <wp:inline>
-            <wp:extent cx="5334000" cy="5378844"/>
+            <wp:extent cx="5334000" cy="5235522"/>
             <wp:effectExtent b="0" l="0" r="0" t="0"/>
             <wp:docPr descr="SVR Validation: Actual vs. Predicted Free Cash Flow (Out-of-Sample)" title="" id="31" name="Picture"/>
             <a:graphic>
@@ -2703,7 +2703,7 @@
                   <pic:spPr bwMode="auto">
                     <a:xfrm>
                       <a:off x="0" y="0"/>
-                      <a:ext cx="5334000" cy="5378844"/>
+                      <a:ext cx="5334000" cy="5235522"/>
                     </a:xfrm>
                     <a:prstGeom prst="rect">
                       <a:avLst/>
@@ -2737,7 +2737,7 @@
       <w:r>
         <w:drawing>
           <wp:inline>
-            <wp:extent cx="5334000" cy="3509809"/>
+            <wp:extent cx="5334000" cy="3299039"/>
             <wp:effectExtent b="0" l="0" r="0" t="0"/>
             <wp:docPr descr="SVR Learning Curve (GroupKFold)" title="" id="34" name="Picture"/>
             <a:graphic>
@@ -2758,7 +2758,7 @@
                   <pic:spPr bwMode="auto">
                     <a:xfrm>
                       <a:off x="0" y="0"/>
-                      <a:ext cx="5334000" cy="3509809"/>
+                      <a:ext cx="5334000" cy="3299039"/>
                     </a:xfrm>
                     <a:prstGeom prst="rect">
                       <a:avLst/>
@@ -2832,7 +2832,7 @@
         <w:t xml:space="preserve"> </w:t>
       </w:r>
       <w:r>
-        <w:t xml:space="preserve">repeats. This generates robust standard deviations (error bars), ensuring the rankings are statistically stable and not random artifacts [12].</w:t>
+        <w:t xml:space="preserve">repeats. This generates robust standard deviations (error bars), ensuring the rankings are statistically stable and not random artifacts (Fisher et al., 2019).</w:t>
       </w:r>
     </w:p>
     <w:p>
@@ -2842,7 +2842,7 @@
       <w:r>
         <w:drawing>
           <wp:inline>
-            <wp:extent cx="5334000" cy="3042762"/>
+            <wp:extent cx="5334000" cy="2921131"/>
             <wp:effectExtent b="0" l="0" r="0" t="0"/>
             <wp:docPr descr="Permutation Importance inside the SVR Kernel (n = 30, \pm SD)" title="" id="39" name="Picture"/>
             <a:graphic>
@@ -2863,7 +2863,7 @@
                   <pic:spPr bwMode="auto">
                     <a:xfrm>
                       <a:off x="0" y="0"/>
-                      <a:ext cx="5334000" cy="3042762"/>
+                      <a:ext cx="5334000" cy="2921131"/>
                     </a:xfrm>
                     <a:prstGeom prst="rect">
                       <a:avLst/>
@@ -2945,7 +2945,7 @@
         <w:t xml:space="preserve"> </w:t>
       </w:r>
       <w:r>
-        <w:t xml:space="preserve">variables mattered, Partial Dependence Plots (PDP) [13] were generated to map how the SVR model interpreted these structural constraints. While the PDPs appear perfectly linear, this reflects the SVR’s Radial Basis Function (RBF) kernel exhibiting local linearity over the relatively narrow normalized feature ranges observed in this dataset, rather than indicating a globally linear model.</w:t>
+        <w:t xml:space="preserve">variables mattered, Partial Dependence Plots (PDP) (Friedman, 2001) were generated to map how the SVR model interpreted these structural constraints. While the PDPs appear perfectly linear, this reflects the SVR’s Radial Basis Function (RBF) kernel exhibiting local linearity over the relatively narrow normalized feature ranges observed in this dataset, rather than indicating a globally linear model.</w:t>
       </w:r>
     </w:p>
     <w:p>
@@ -2955,7 +2955,7 @@
       <w:r>
         <w:drawing>
           <wp:inline>
-            <wp:extent cx="5334000" cy="3985731"/>
+            <wp:extent cx="5334000" cy="3737972"/>
             <wp:effectExtent b="0" l="0" r="0" t="0"/>
             <wp:docPr descr="Partial Dependence of FCF Growth on Key Economic Drivers" title="" id="42" name="Picture"/>
             <a:graphic>
@@ -2976,7 +2976,7 @@
                   <pic:spPr bwMode="auto">
                     <a:xfrm>
                       <a:off x="0" y="0"/>
-                      <a:ext cx="5334000" cy="3985731"/>
+                      <a:ext cx="5334000" cy="3737972"/>
                     </a:xfrm>
                     <a:prstGeom prst="rect">
                       <a:avLst/>
@@ -3202,7 +3202,7 @@
           <w:b/>
           <w:bCs/>
         </w:rPr>
-        <w:t xml:space="preserve">Rs 5.73 Million</w:t>
+        <w:t xml:space="preserve">Rs 5.74 Million</w:t>
       </w:r>
       <w:r>
         <w:t xml:space="preserve"> </w:t>
@@ -3262,7 +3262,7 @@
       <w:r>
         <w:drawing>
           <wp:inline>
-            <wp:extent cx="5334000" cy="2839008"/>
+            <wp:extent cx="5334000" cy="2714054"/>
             <wp:effectExtent b="0" l="0" r="0" t="0"/>
             <wp:docPr descr="Intrinsic Valuation vs Actual Market Cap (Top 5 Companies)" title="" id="46" name="Picture"/>
             <a:graphic>
@@ -3283,7 +3283,7 @@
                   <pic:spPr bwMode="auto">
                     <a:xfrm>
                       <a:off x="0" y="0"/>
-                      <a:ext cx="5334000" cy="2839008"/>
+                      <a:ext cx="5334000" cy="2714054"/>
                     </a:xfrm>
                     <a:prstGeom prst="rect">
                       <a:avLst/>
@@ -3362,7 +3362,7 @@
         <w:pStyle w:val="BodyText"/>
       </w:pPr>
       <w:r>
-        <w:t xml:space="preserve">In the empirical valuation stage, the SVR-derived DCF valuations tracked the actual NEPSE stock market capitalizations with a 3.95% reduction in average valuation error (Rs 5.73M down to Rs 5.51M) compared to traditional static models. While limited by the severely shrunken effective sample size (n ~ 200), panel-dependence, and manual transcription risks, these findings suggest that Machine Learning forecasting can serve as a supplementary tool for institutional investors attempting to value infrastructure equities in frontier markets. Future research should prioritize expanding the digitized dataset, incorporating real-time hydrological satellite data, and benchmarking against multiple temporal market snapshots. Beyond Nepal’s hydropower sector, the proposed framework illustrates how explainable machine learning can complement traditional valuation methods in other data-scarce infrastructure markets.</w:t>
+        <w:t xml:space="preserve">In the empirical valuation stage, the SVR-derived DCF valuations tracked the actual NEPSE stock market capitalizations with a 3.95% reduction in average valuation error (Rs 5.74M down to Rs 5.51M) compared to traditional static models. While limited by the severely shrunken effective sample size (n ~ 200), panel-dependence, and manual transcription risks, these findings suggest that Machine Learning forecasting can serve as a supplementary tool for institutional investors attempting to value infrastructure equities in frontier markets. Future research should prioritize expanding the digitized dataset, incorporating real-time hydrological satellite data, and benchmarking against multiple temporal market snapshots. Beyond Nepal’s hydropower sector, the proposed framework illustrates how explainable machine learning can complement traditional valuation methods in other data-scarce infrastructure markets.</w:t>
       </w:r>
     </w:p>
     <w:bookmarkEnd w:id="50"/>
@@ -3494,7 +3494,7 @@
         <w:pStyle w:val="FirstParagraph"/>
       </w:pPr>
       <w:r>
-        <w:t xml:space="preserve">[1] Altman, N. S. (1992). An introduction to kernel and nearest-neighbor nonparametric regression.</w:t>
+        <w:t xml:space="preserve">(Altman, 1992) Altman, N. S. (1992). An introduction to kernel and nearest-neighbor nonparametric regression.</w:t>
       </w:r>
       <w:r>
         <w:t xml:space="preserve"> </w:t>
@@ -3524,7 +3524,7 @@
         <w:t xml:space="preserve"> </w:t>
       </w:r>
       <w:r>
-        <w:t xml:space="preserve">[2] Bekaert, G., &amp; Harvey, C. R. (2003). Emerging markets finance.</w:t>
+        <w:t xml:space="preserve">Bekaert, G., &amp; Harvey, C. R. (2003). Emerging markets finance.</w:t>
       </w:r>
       <w:r>
         <w:t xml:space="preserve"> </w:t>
@@ -3554,7 +3554,7 @@
         <w:t xml:space="preserve"> </w:t>
       </w:r>
       <w:r>
-        <w:t xml:space="preserve">[3] Bhattarai, K. (2019). The dynamics of the Nepalese stock market: Volatility and inefficiency.</w:t>
+        <w:t xml:space="preserve">Bhattarai, K. (2019). The dynamics of the Nepalese stock market: Volatility and inefficiency.</w:t>
       </w:r>
       <w:r>
         <w:t xml:space="preserve"> </w:t>
@@ -3573,7 +3573,7 @@
         <w:t xml:space="preserve"> </w:t>
       </w:r>
       <w:r>
-        <w:t xml:space="preserve">[4] Bracke, P., Datta, A., Jung, C., &amp; Sen, S. (2019). Machine learning explainability in finance: An application to default risk analysis.</w:t>
+        <w:t xml:space="preserve">(Bracke et al., 2019) Bracke, P., Datta, A., Jung, C., &amp; Sen, S. (2019). Machine learning explainability in finance: An application to default risk analysis.</w:t>
       </w:r>
       <w:r>
         <w:t xml:space="preserve"> </w:t>
@@ -3603,7 +3603,7 @@
         <w:t xml:space="preserve"> </w:t>
       </w:r>
       <w:r>
-        <w:t xml:space="preserve">[5] Breiman, L. (2001). Random forests.</w:t>
+        <w:t xml:space="preserve">(Breiman, 2001) Breiman, L. (2001). Random forests.</w:t>
       </w:r>
       <w:r>
         <w:t xml:space="preserve"> </w:t>
@@ -3633,7 +3633,7 @@
         <w:t xml:space="preserve"> </w:t>
       </w:r>
       <w:r>
-        <w:t xml:space="preserve">[6] Cao, L., &amp; Tay, F. E. H. (2003). Support vector machine with adaptive parameters in financial time series forecasting.</w:t>
+        <w:t xml:space="preserve">Cao, L., &amp; Tay, F. E. H. (2003). Support vector machine with adaptive parameters in financial time series forecasting.</w:t>
       </w:r>
       <w:r>
         <w:t xml:space="preserve"> </w:t>
@@ -3663,7 +3663,7 @@
         <w:t xml:space="preserve"> </w:t>
       </w:r>
       <w:r>
-        <w:t xml:space="preserve">[7] Chen, T., &amp; Guestrin, C. (2016). XGBoost: A scalable tree boosting system.</w:t>
+        <w:t xml:space="preserve">(Chen &amp; Guestrin, 2016) Chen, T., &amp; Guestrin, C. (2016). XGBoost: A scalable tree boosting system.</w:t>
       </w:r>
       <w:r>
         <w:t xml:space="preserve"> </w:t>
@@ -3693,7 +3693,7 @@
         <w:t xml:space="preserve"> </w:t>
       </w:r>
       <w:r>
-        <w:t xml:space="preserve">[8] Damodaran, A. (2012).</w:t>
+        <w:t xml:space="preserve">(Damodaran, 2012) Damodaran, A. (2012).</w:t>
       </w:r>
       <w:r>
         <w:t xml:space="preserve"> </w:t>
@@ -3715,7 +3715,7 @@
         <w:t xml:space="preserve"> </w:t>
       </w:r>
       <w:r>
-        <w:t xml:space="preserve">[9] Esty, B. C. (2004). Why study large projects? An introduction to research on project finance.</w:t>
+        <w:t xml:space="preserve">Esty, B. C. (2004). Why study large projects? An introduction to research on project finance.</w:t>
       </w:r>
       <w:r>
         <w:t xml:space="preserve"> </w:t>
@@ -3745,7 +3745,7 @@
         <w:t xml:space="preserve"> </w:t>
       </w:r>
       <w:r>
-        <w:t xml:space="preserve">[10] Evdokimov, I., Kampouridis, M., &amp; Papastylianou, T. (2023). Application of Machine Learning Algorithms to Free Cash Flows Growth Rate Estimation.</w:t>
+        <w:t xml:space="preserve">(Evdokimov et al., 2023) Evdokimov, I., Kampouridis, M., &amp; Papastylianou, T. (2023). Application of Machine Learning Algorithms to Free Cash Flows Growth Rate Estimation.</w:t>
       </w:r>
       <w:r>
         <w:t xml:space="preserve"> </w:t>
@@ -3764,7 +3764,7 @@
         <w:t xml:space="preserve"> </w:t>
       </w:r>
       <w:r>
-        <w:t xml:space="preserve">[11] Fernandez, P. (2015). Valuation using multiples: How do analysts reach their conclusions?</w:t>
+        <w:t xml:space="preserve">(Fernandez, 2015) Fernandez, P. (2015). Valuation using multiples: How do analysts reach their conclusions?</w:t>
       </w:r>
       <w:r>
         <w:t xml:space="preserve"> </w:t>
@@ -3794,7 +3794,7 @@
         <w:t xml:space="preserve"> </w:t>
       </w:r>
       <w:r>
-        <w:t xml:space="preserve">[12] Fisher, A., Rudin, C., &amp; Dominici, F. (2019). All models are wrong, but many are useful: Learning a variable’s importance by studying an entire class of prediction models simultaneously.</w:t>
+        <w:t xml:space="preserve">(Fisher et al., 2019) Fisher, A., Rudin, C., &amp; Dominici, F. (2019). All models are wrong, but many are useful: Learning a variable’s importance by studying an entire class of prediction models simultaneously.</w:t>
       </w:r>
       <w:r>
         <w:t xml:space="preserve"> </w:t>
@@ -3813,7 +3813,7 @@
         <w:t xml:space="preserve"> </w:t>
       </w:r>
       <w:r>
-        <w:t xml:space="preserve">[13] Friedman, J. H. (2001). Greedy function approximation: A gradient boosting machine.</w:t>
+        <w:t xml:space="preserve">(Friedman, 2001) Friedman, J. H. (2001). Greedy function approximation: A gradient boosting machine.</w:t>
       </w:r>
       <w:r>
         <w:t xml:space="preserve"> </w:t>
@@ -3843,7 +3843,7 @@
         <w:t xml:space="preserve"> </w:t>
       </w:r>
       <w:r>
-        <w:t xml:space="preserve">[14] Goodfellow, I., Bengio, Y., &amp; Courville, A. (2016).</w:t>
+        <w:t xml:space="preserve">(Goodfellow et al., 2016) Goodfellow, I., Bengio, Y., &amp; Courville, A. (2016).</w:t>
       </w:r>
       <w:r>
         <w:t xml:space="preserve"> </w:t>
@@ -3862,7 +3862,7 @@
         <w:t xml:space="preserve"> </w:t>
       </w:r>
       <w:r>
-        <w:t xml:space="preserve">[15] Gu, S., Kelly, B., &amp; Xiu, D. (2020). Empirical asset pricing via machine learning.</w:t>
+        <w:t xml:space="preserve">(Gu et al., 2020) Gu, S., Kelly, B., &amp; Xiu, D. (2020). Empirical asset pricing via machine learning.</w:t>
       </w:r>
       <w:r>
         <w:t xml:space="preserve"> </w:t>
@@ -3892,7 +3892,7 @@
         <w:t xml:space="preserve"> </w:t>
       </w:r>
       <w:r>
-        <w:t xml:space="preserve">[16] Hastie, T., Tibshirani, R., &amp; Friedman, J. (2009).</w:t>
+        <w:t xml:space="preserve">(Hastie et al., 2009) Hastie, T., Tibshirani, R., &amp; Friedman, J. (2009).</w:t>
       </w:r>
       <w:r>
         <w:t xml:space="preserve"> </w:t>
@@ -3914,7 +3914,7 @@
         <w:t xml:space="preserve"> </w:t>
       </w:r>
       <w:r>
-        <w:t xml:space="preserve">[17] Hoerl, A. E., &amp; Kennard, R. W. (1970). Ridge regression: Biased estimation for nonorthogonal problems.</w:t>
+        <w:t xml:space="preserve">(Hoerl &amp; Kennard, 1970) Hoerl, A. E., &amp; Kennard, R. W. (1970). Ridge regression: Biased estimation for nonorthogonal problems.</w:t>
       </w:r>
       <w:r>
         <w:t xml:space="preserve"> </w:t>
@@ -3944,7 +3944,7 @@
         <w:t xml:space="preserve"> </w:t>
       </w:r>
       <w:r>
-        <w:t xml:space="preserve">[18] Huang, W., Nakamori, Y., &amp; Wang, S. Y. (2005). Forecasting stock market movement direction with support vector machine.</w:t>
+        <w:t xml:space="preserve">(Huang et al., 2005) Huang, W., Nakamori, Y., &amp; Wang, S. Y. (2005). Forecasting stock market movement direction with support vector machine.</w:t>
       </w:r>
       <w:r>
         <w:t xml:space="preserve"> </w:t>
@@ -3974,7 +3974,7 @@
         <w:t xml:space="preserve"> </w:t>
       </w:r>
       <w:r>
-        <w:t xml:space="preserve">[19] Ke, G., Meng, Q., Finley, T., Wang, T., Chen, W., Ma, W., Ye, Q., &amp; Liu, T. (2017). LightGBM: A Highly Efficient Gradient Boosting Decision Tree.</w:t>
+        <w:t xml:space="preserve">(Ke et al., 2017) Ke, G., Meng, Q., Finley, T., Wang, T., Chen, W., Ma, W., Ye, Q., &amp; Liu, T. (2017). LightGBM: A Highly Efficient Gradient Boosting Decision Tree.</w:t>
       </w:r>
       <w:r>
         <w:t xml:space="preserve"> </w:t>
@@ -4004,7 +4004,7 @@
         <w:t xml:space="preserve"> </w:t>
       </w:r>
       <w:r>
-        <w:t xml:space="preserve">[20] Koller, T., Goedhart, M., &amp; Wessels, D. (2010).</w:t>
+        <w:t xml:space="preserve">(Koller et al., 2010) Koller, T., Goedhart, M., &amp; Wessels, D. (2010).</w:t>
       </w:r>
       <w:r>
         <w:t xml:space="preserve"> </w:t>
@@ -4026,7 +4026,7 @@
         <w:t xml:space="preserve"> </w:t>
       </w:r>
       <w:r>
-        <w:t xml:space="preserve">[21] Krauss, C., Do, X. A., &amp; Huck, N. (2017). Deep neural networks, gradient-boosted trees, random forests: Statistical arbitrage on the S&amp;P 500.</w:t>
+        <w:t xml:space="preserve">(Krauss et al., 2017) Krauss, C., Do, X. A., &amp; Huck, N. (2017). Deep neural networks, gradient-boosted trees, random forests: Statistical arbitrage on the S&amp;P 500.</w:t>
       </w:r>
       <w:r>
         <w:t xml:space="preserve"> </w:t>
@@ -4056,7 +4056,7 @@
         <w:t xml:space="preserve"> </w:t>
       </w:r>
       <w:r>
-        <w:t xml:space="preserve">[22] Lundberg, S. M., &amp; Lee, S. I. (2017). A unified approach to interpreting model predictions.</w:t>
+        <w:t xml:space="preserve">(Lundberg &amp; Lee, 2017) Lundberg, S. M., &amp; Lee, S. I. (2017). A unified approach to interpreting model predictions.</w:t>
       </w:r>
       <w:r>
         <w:t xml:space="preserve"> </w:t>
@@ -4086,7 +4086,7 @@
         <w:t xml:space="preserve"> </w:t>
       </w:r>
       <w:r>
-        <w:t xml:space="preserve">[23] Pedregosa, F., Varoquaux, G., Gramfort, A., Michel, V., Thirion, B., Grisel, O., Blondel, M., Prettenhofer, P., Weiss, R., Dubourg, V., Vanderplas, J., Passos, A., Cournapeau, D., Brucher, M., Perrot, M., &amp; Duchesnay, É. (2011). Scikit-learn: Machine learning in Python.</w:t>
+        <w:t xml:space="preserve">(Pedregosa et al., 2011) Pedregosa, F., Varoquaux, G., Gramfort, A., Michel, V., Thirion, B., Grisel, O., Blondel, M., Prettenhofer, P., Weiss, R., Dubourg, V., Vanderplas, J., Passos, A., Cournapeau, D., Brucher, M., Perrot, M., &amp; Duchesnay, É. (2011). Scikit-learn: Machine learning in Python.</w:t>
       </w:r>
       <w:r>
         <w:t xml:space="preserve"> </w:t>
@@ -4116,7 +4116,7 @@
         <w:t xml:space="preserve"> </w:t>
       </w:r>
       <w:r>
-        <w:t xml:space="preserve">[24] Penman, S. H. (2010).</w:t>
+        <w:t xml:space="preserve">Penman, S. H. (2010).</w:t>
       </w:r>
       <w:r>
         <w:t xml:space="preserve"> </w:t>
@@ -4138,7 +4138,7 @@
         <w:t xml:space="preserve"> </w:t>
       </w:r>
       <w:r>
-        <w:t xml:space="preserve">[25] Shiller, R. J. (2003). From efficient markets theory to behavioral finance.</w:t>
+        <w:t xml:space="preserve">Shiller, R. J. (2003). From efficient markets theory to behavioral finance.</w:t>
       </w:r>
       <w:r>
         <w:t xml:space="preserve"> </w:t>
@@ -4168,7 +4168,7 @@
         <w:t xml:space="preserve"> </w:t>
       </w:r>
       <w:r>
-        <w:t xml:space="preserve">[26] Shrestha, S. (2021). Independent power producers in Nepal: Challenges and opportunities in the hydropower sector.</w:t>
+        <w:t xml:space="preserve">Shrestha, S. (2021). Independent power producers in Nepal: Challenges and opportunities in the hydropower sector.</w:t>
       </w:r>
       <w:r>
         <w:t xml:space="preserve"> </w:t>
@@ -4187,7 +4187,7 @@
         <w:t xml:space="preserve"> </w:t>
       </w:r>
       <w:r>
-        <w:t xml:space="preserve">[27] Smola, A. J., &amp; Schölkopf, B. (2004). A tutorial on support vector regression.</w:t>
+        <w:t xml:space="preserve">(Smola &amp; Schölkopf, 2004) Smola, A. J., &amp; Schölkopf, B. (2004). A tutorial on support vector regression.</w:t>
       </w:r>
       <w:r>
         <w:t xml:space="preserve"> </w:t>
@@ -4217,7 +4217,7 @@
         <w:t xml:space="preserve"> </w:t>
       </w:r>
       <w:r>
-        <w:t xml:space="preserve">[28] Student. (1908). The probable error of a mean.</w:t>
+        <w:t xml:space="preserve">(Student, 1908) Student. (1908). The probable error of a mean.</w:t>
       </w:r>
       <w:r>
         <w:t xml:space="preserve"> </w:t>
@@ -4247,7 +4247,7 @@
         <w:t xml:space="preserve"> </w:t>
       </w:r>
       <w:r>
-        <w:t xml:space="preserve">[29] Tay, F. E. H., &amp; Cao, L. (2001). Application of support vector machines in financial time series forecasting.</w:t>
+        <w:t xml:space="preserve">Tay, F. E. H., &amp; Cao, L. (2001). Application of support vector machines in financial time series forecasting.</w:t>
       </w:r>
       <w:r>
         <w:t xml:space="preserve"> </w:t>
@@ -4277,7 +4277,7 @@
         <w:t xml:space="preserve"> </w:t>
       </w:r>
       <w:r>
-        <w:t xml:space="preserve">[30] Vapnik, V. N. (1995).</w:t>
+        <w:t xml:space="preserve">(Vapnik, 1995) Vapnik, V. N. (1995).</w:t>
       </w:r>
       <w:r>
         <w:t xml:space="preserve"> </w:t>
@@ -4307,7 +4307,7 @@
         <w:t xml:space="preserve"> </w:t>
       </w:r>
       <w:r>
-        <w:t xml:space="preserve">[31] Wilcoxon, F. (1945). Individual comparisons by ranking methods.</w:t>
+        <w:t xml:space="preserve">(Wilcoxon, 1945) Wilcoxon, F. (1945). Individual comparisons by ranking methods.</w:t>
       </w:r>
       <w:r>
         <w:t xml:space="preserve"> </w:t>
@@ -4337,7 +4337,7 @@
         <w:t xml:space="preserve"> </w:t>
       </w:r>
       <w:r>
-        <w:t xml:space="preserve">[32] Yescombe, E. R. (2013).</w:t>
+        <w:t xml:space="preserve">(Yescombe, 2013) Yescombe, E. R. (2013).</w:t>
       </w:r>
       <w:r>
         <w:t xml:space="preserve"> </w:t>
